--- a/fuentes/CF2_935507_DU.docx
+++ b/fuentes/CF2_935507_DU.docx
@@ -205,7 +205,7 @@
               </wp:anchor>
             </w:drawing>
           </mc:Choice>
-          <mc:Fallback xmlns:w16sdtdh="http://schemas.microsoft.com/office/word/2020/wordml/sdtdatahash" xmlns:w16="http://schemas.microsoft.com/office/word/2018/wordml" xmlns:w16cex="http://schemas.microsoft.com/office/word/2018/wordml/cex" xmlns:oel="http://schemas.microsoft.com/office/2019/extlst">
+          <mc:Fallback xmlns:oel="http://schemas.microsoft.com/office/2019/extlst" xmlns:w16cex="http://schemas.microsoft.com/office/word/2018/wordml/cex" xmlns:w16="http://schemas.microsoft.com/office/word/2018/wordml" xmlns:w16sdtdh="http://schemas.microsoft.com/office/word/2020/wordml/sdtdatahash">
             <w:pict>
               <v:rect w14:anchorId="4C256C62" id="Rectángulo 3" o:spid="_x0000_s1026" alt="&quot;&quot;" style="position:absolute;margin-left:-55.95pt;margin-top:26.4pt;width:613.85pt;height:164.25pt;z-index:-251655168;visibility:visible;mso-wrap-style:square;mso-height-percent:0;mso-wrap-distance-left:9pt;mso-wrap-distance-top:0;mso-wrap-distance-right:9pt;mso-wrap-distance-bottom:0;mso-position-horizontal:absolute;mso-position-horizontal-relative:text;mso-position-vertical:absolute;mso-position-vertical-relative:text;mso-height-percent:0;mso-height-relative:margin;v-text-anchor:middle" o:gfxdata="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" fillcolor="#00314d" stroked="f" strokeweight="1pt"/>
             </w:pict>
@@ -516,6 +516,7 @@
         <w:p>
           <w:pPr>
             <w:pStyle w:val="TtuloTDC"/>
+            <w:spacing w:line="360" w:lineRule="auto"/>
           </w:pPr>
           <w:r>
             <w:t>Tabla de c</w:t>
@@ -548,7 +549,7 @@
           <w:r>
             <w:fldChar w:fldCharType="separate"/>
           </w:r>
-          <w:hyperlink w:anchor="_Toc232079748" w:history="1">
+          <w:hyperlink w:anchor="_Toc233281194" w:history="1">
             <w:r>
               <w:rPr>
                 <w:rStyle w:val="Hipervnculo"/>
@@ -575,7 +576,7 @@
                 <w:noProof/>
                 <w:webHidden/>
               </w:rPr>
-              <w:instrText xml:space="preserve"> PAGEREF _Toc232079748 \h </w:instrText>
+              <w:instrText xml:space="preserve"> PAGEREF _Toc233281194 \h </w:instrText>
             </w:r>
             <w:r>
               <w:rPr>
@@ -621,7 +622,7 @@
               <w14:ligatures w14:val="none"/>
             </w:rPr>
           </w:pPr>
-          <w:hyperlink w:anchor="_Toc232079749" w:history="1">
+          <w:hyperlink w:anchor="_Toc233281195" w:history="1">
             <w:r>
               <w:rPr>
                 <w:rStyle w:val="Hipervnculo"/>
@@ -648,7 +649,7 @@
                 <w:noProof/>
                 <w:webHidden/>
               </w:rPr>
-              <w:instrText xml:space="preserve"> PAGEREF _Toc232079749 \h </w:instrText>
+              <w:instrText xml:space="preserve"> PAGEREF _Toc233281195 \h </w:instrText>
             </w:r>
             <w:r>
               <w:rPr>
@@ -668,7 +669,7 @@
                 <w:noProof/>
                 <w:webHidden/>
               </w:rPr>
-              <w:t>4</w:t>
+              <w:t>5</w:t>
             </w:r>
             <w:r>
               <w:rPr>
@@ -694,7 +695,7 @@
               <w14:ligatures w14:val="none"/>
             </w:rPr>
           </w:pPr>
-          <w:hyperlink w:anchor="_Toc232079750" w:history="1">
+          <w:hyperlink w:anchor="_Toc233281196" w:history="1">
             <w:r>
               <w:rPr>
                 <w:rStyle w:val="Hipervnculo"/>
@@ -721,7 +722,7 @@
                 <w:noProof/>
                 <w:webHidden/>
               </w:rPr>
-              <w:instrText xml:space="preserve"> PAGEREF _Toc232079750 \h </w:instrText>
+              <w:instrText xml:space="preserve"> PAGEREF _Toc233281196 \h </w:instrText>
             </w:r>
             <w:r>
               <w:rPr>
@@ -741,7 +742,7 @@
                 <w:noProof/>
                 <w:webHidden/>
               </w:rPr>
-              <w:t>4</w:t>
+              <w:t>5</w:t>
             </w:r>
             <w:r>
               <w:rPr>
@@ -767,7 +768,7 @@
               <w14:ligatures w14:val="none"/>
             </w:rPr>
           </w:pPr>
-          <w:hyperlink w:anchor="_Toc232079751" w:history="1">
+          <w:hyperlink w:anchor="_Toc233281197" w:history="1">
             <w:r>
               <w:rPr>
                 <w:rStyle w:val="Hipervnculo"/>
@@ -794,7 +795,7 @@
                 <w:noProof/>
                 <w:webHidden/>
               </w:rPr>
-              <w:instrText xml:space="preserve"> PAGEREF _Toc232079751 \h </w:instrText>
+              <w:instrText xml:space="preserve"> PAGEREF _Toc233281197 \h </w:instrText>
             </w:r>
             <w:r>
               <w:rPr>
@@ -814,7 +815,7 @@
                 <w:noProof/>
                 <w:webHidden/>
               </w:rPr>
-              <w:t>13</w:t>
+              <w:t>15</w:t>
             </w:r>
             <w:r>
               <w:rPr>
@@ -840,7 +841,7 @@
               <w14:ligatures w14:val="none"/>
             </w:rPr>
           </w:pPr>
-          <w:hyperlink w:anchor="_Toc232079752" w:history="1">
+          <w:hyperlink w:anchor="_Toc233281198" w:history="1">
             <w:r>
               <w:rPr>
                 <w:rStyle w:val="Hipervnculo"/>
@@ -867,7 +868,7 @@
                 <w:noProof/>
                 <w:webHidden/>
               </w:rPr>
-              <w:instrText xml:space="preserve"> PAGEREF _Toc232079752 \h </w:instrText>
+              <w:instrText xml:space="preserve"> PAGEREF _Toc233281198 \h </w:instrText>
             </w:r>
             <w:r>
               <w:rPr>
@@ -887,7 +888,7 @@
                 <w:noProof/>
                 <w:webHidden/>
               </w:rPr>
-              <w:t>17</w:t>
+              <w:t>19</w:t>
             </w:r>
             <w:r>
               <w:rPr>
@@ -913,7 +914,7 @@
               <w14:ligatures w14:val="none"/>
             </w:rPr>
           </w:pPr>
-          <w:hyperlink w:anchor="_Toc232079753" w:history="1">
+          <w:hyperlink w:anchor="_Toc233281199" w:history="1">
             <w:r>
               <w:rPr>
                 <w:rStyle w:val="Hipervnculo"/>
@@ -940,7 +941,7 @@
                 <w:noProof/>
                 <w:webHidden/>
               </w:rPr>
-              <w:instrText xml:space="preserve"> PAGEREF _Toc232079753 \h </w:instrText>
+              <w:instrText xml:space="preserve"> PAGEREF _Toc233281199 \h </w:instrText>
             </w:r>
             <w:r>
               <w:rPr>
@@ -960,7 +961,7 @@
                 <w:noProof/>
                 <w:webHidden/>
               </w:rPr>
-              <w:t>18</w:t>
+              <w:t>20</w:t>
             </w:r>
             <w:r>
               <w:rPr>
@@ -986,7 +987,7 @@
               <w14:ligatures w14:val="none"/>
             </w:rPr>
           </w:pPr>
-          <w:hyperlink w:anchor="_Toc232079754" w:history="1">
+          <w:hyperlink w:anchor="_Toc233281200" w:history="1">
             <w:r>
               <w:rPr>
                 <w:rStyle w:val="Hipervnculo"/>
@@ -1013,7 +1014,7 @@
                 <w:noProof/>
                 <w:webHidden/>
               </w:rPr>
-              <w:instrText xml:space="preserve"> PAGEREF _Toc232079754 \h </w:instrText>
+              <w:instrText xml:space="preserve"> PAGEREF _Toc233281200 \h </w:instrText>
             </w:r>
             <w:r>
               <w:rPr>
@@ -1033,7 +1034,7 @@
                 <w:noProof/>
                 <w:webHidden/>
               </w:rPr>
-              <w:t>20</w:t>
+              <w:t>22</w:t>
             </w:r>
             <w:r>
               <w:rPr>
@@ -1059,7 +1060,7 @@
               <w14:ligatures w14:val="none"/>
             </w:rPr>
           </w:pPr>
-          <w:hyperlink w:anchor="_Toc232079755" w:history="1">
+          <w:hyperlink w:anchor="_Toc233281201" w:history="1">
             <w:r>
               <w:rPr>
                 <w:rStyle w:val="Hipervnculo"/>
@@ -1086,7 +1087,7 @@
                 <w:noProof/>
                 <w:webHidden/>
               </w:rPr>
-              <w:instrText xml:space="preserve"> PAGEREF _Toc232079755 \h </w:instrText>
+              <w:instrText xml:space="preserve"> PAGEREF _Toc233281201 \h </w:instrText>
             </w:r>
             <w:r>
               <w:rPr>
@@ -1106,7 +1107,7 @@
                 <w:noProof/>
                 <w:webHidden/>
               </w:rPr>
-              <w:t>22</w:t>
+              <w:t>24</w:t>
             </w:r>
             <w:r>
               <w:rPr>
@@ -1132,7 +1133,7 @@
               <w14:ligatures w14:val="none"/>
             </w:rPr>
           </w:pPr>
-          <w:hyperlink w:anchor="_Toc232079756" w:history="1">
+          <w:hyperlink w:anchor="_Toc233281202" w:history="1">
             <w:r>
               <w:rPr>
                 <w:rStyle w:val="Hipervnculo"/>
@@ -1159,7 +1160,7 @@
                 <w:noProof/>
                 <w:webHidden/>
               </w:rPr>
-              <w:instrText xml:space="preserve"> PAGEREF _Toc232079756 \h </w:instrText>
+              <w:instrText xml:space="preserve"> PAGEREF _Toc233281202 \h </w:instrText>
             </w:r>
             <w:r>
               <w:rPr>
@@ -1179,7 +1180,7 @@
                 <w:noProof/>
                 <w:webHidden/>
               </w:rPr>
-              <w:t>22</w:t>
+              <w:t>24</w:t>
             </w:r>
             <w:r>
               <w:rPr>
@@ -1205,7 +1206,7 @@
               <w14:ligatures w14:val="none"/>
             </w:rPr>
           </w:pPr>
-          <w:hyperlink w:anchor="_Toc232079757" w:history="1">
+          <w:hyperlink w:anchor="_Toc233281203" w:history="1">
             <w:r>
               <w:rPr>
                 <w:rStyle w:val="Hipervnculo"/>
@@ -1232,7 +1233,7 @@
                 <w:noProof/>
                 <w:webHidden/>
               </w:rPr>
-              <w:instrText xml:space="preserve"> PAGEREF _Toc232079757 \h </w:instrText>
+              <w:instrText xml:space="preserve"> PAGEREF _Toc233281203 \h </w:instrText>
             </w:r>
             <w:r>
               <w:rPr>
@@ -1252,7 +1253,7 @@
                 <w:noProof/>
                 <w:webHidden/>
               </w:rPr>
-              <w:t>26</w:t>
+              <w:t>29</w:t>
             </w:r>
             <w:r>
               <w:rPr>
@@ -1278,7 +1279,7 @@
               <w14:ligatures w14:val="none"/>
             </w:rPr>
           </w:pPr>
-          <w:hyperlink w:anchor="_Toc232079758" w:history="1">
+          <w:hyperlink w:anchor="_Toc233281204" w:history="1">
             <w:r>
               <w:rPr>
                 <w:rStyle w:val="Hipervnculo"/>
@@ -1305,7 +1306,7 @@
                 <w:noProof/>
                 <w:webHidden/>
               </w:rPr>
-              <w:instrText xml:space="preserve"> PAGEREF _Toc232079758 \h </w:instrText>
+              <w:instrText xml:space="preserve"> PAGEREF _Toc233281204 \h </w:instrText>
             </w:r>
             <w:r>
               <w:rPr>
@@ -1325,7 +1326,7 @@
                 <w:noProof/>
                 <w:webHidden/>
               </w:rPr>
-              <w:t>32</w:t>
+              <w:t>35</w:t>
             </w:r>
             <w:r>
               <w:rPr>
@@ -1351,7 +1352,7 @@
               <w14:ligatures w14:val="none"/>
             </w:rPr>
           </w:pPr>
-          <w:hyperlink w:anchor="_Toc232079759" w:history="1">
+          <w:hyperlink w:anchor="_Toc233281205" w:history="1">
             <w:r>
               <w:rPr>
                 <w:rStyle w:val="Hipervnculo"/>
@@ -1378,7 +1379,7 @@
                 <w:noProof/>
                 <w:webHidden/>
               </w:rPr>
-              <w:instrText xml:space="preserve"> PAGEREF _Toc232079759 \h </w:instrText>
+              <w:instrText xml:space="preserve"> PAGEREF _Toc233281205 \h </w:instrText>
             </w:r>
             <w:r>
               <w:rPr>
@@ -1398,7 +1399,7 @@
                 <w:noProof/>
                 <w:webHidden/>
               </w:rPr>
-              <w:t>35</w:t>
+              <w:t>39</w:t>
             </w:r>
             <w:r>
               <w:rPr>
@@ -1424,7 +1425,7 @@
               <w14:ligatures w14:val="none"/>
             </w:rPr>
           </w:pPr>
-          <w:hyperlink w:anchor="_Toc232079760" w:history="1">
+          <w:hyperlink w:anchor="_Toc233281206" w:history="1">
             <w:r>
               <w:rPr>
                 <w:rStyle w:val="Hipervnculo"/>
@@ -1451,7 +1452,7 @@
                 <w:noProof/>
                 <w:webHidden/>
               </w:rPr>
-              <w:instrText xml:space="preserve"> PAGEREF _Toc232079760 \h </w:instrText>
+              <w:instrText xml:space="preserve"> PAGEREF _Toc233281206 \h </w:instrText>
             </w:r>
             <w:r>
               <w:rPr>
@@ -1471,7 +1472,7 @@
                 <w:noProof/>
                 <w:webHidden/>
               </w:rPr>
-              <w:t>37</w:t>
+              <w:t>41</w:t>
             </w:r>
             <w:r>
               <w:rPr>
@@ -1497,7 +1498,7 @@
               <w14:ligatures w14:val="none"/>
             </w:rPr>
           </w:pPr>
-          <w:hyperlink w:anchor="_Toc232079761" w:history="1">
+          <w:hyperlink w:anchor="_Toc233281207" w:history="1">
             <w:r>
               <w:rPr>
                 <w:rStyle w:val="Hipervnculo"/>
@@ -1524,7 +1525,7 @@
                 <w:noProof/>
                 <w:webHidden/>
               </w:rPr>
-              <w:instrText xml:space="preserve"> PAGEREF _Toc232079761 \h </w:instrText>
+              <w:instrText xml:space="preserve"> PAGEREF _Toc233281207 \h </w:instrText>
             </w:r>
             <w:r>
               <w:rPr>
@@ -1544,7 +1545,7 @@
                 <w:noProof/>
                 <w:webHidden/>
               </w:rPr>
-              <w:t>38</w:t>
+              <w:t>42</w:t>
             </w:r>
             <w:r>
               <w:rPr>
@@ -1570,7 +1571,7 @@
               <w14:ligatures w14:val="none"/>
             </w:rPr>
           </w:pPr>
-          <w:hyperlink w:anchor="_Toc232079762" w:history="1">
+          <w:hyperlink w:anchor="_Toc233281208" w:history="1">
             <w:r>
               <w:rPr>
                 <w:rStyle w:val="Hipervnculo"/>
@@ -1597,7 +1598,7 @@
                 <w:noProof/>
                 <w:webHidden/>
               </w:rPr>
-              <w:instrText xml:space="preserve"> PAGEREF _Toc232079762 \h </w:instrText>
+              <w:instrText xml:space="preserve"> PAGEREF _Toc233281208 \h </w:instrText>
             </w:r>
             <w:r>
               <w:rPr>
@@ -1617,7 +1618,7 @@
                 <w:noProof/>
                 <w:webHidden/>
               </w:rPr>
-              <w:t>40</w:t>
+              <w:t>43</w:t>
             </w:r>
             <w:r>
               <w:rPr>
@@ -1645,7 +1646,7 @@
       <w:pPr>
         <w:pStyle w:val="Titulosgenerales"/>
       </w:pPr>
-      <w:bookmarkStart w:id="0" w:name="_Toc232079748"/>
+      <w:bookmarkStart w:id="0" w:name="_Toc233281194"/>
       <w:r>
         <w:lastRenderedPageBreak/>
         <w:t>Introducción</w:t>
@@ -1654,22 +1655,28 @@
     </w:p>
     <w:p>
       <w:pPr>
-        <w:spacing w:before="0" w:after="160" w:line="259" w:lineRule="auto"/>
+        <w:spacing w:before="0" w:after="160"/>
         <w:ind w:firstLine="708"/>
       </w:pPr>
       <w:r>
-        <w:t>El programa de control de calidad en confección industrial se presenta como una oportunidad formativa integral diseñada para que el personal operativo y el equipo de supervisión adquieran un dominio técnico absoluto sobre la maquinaria y los equipos utilizados en la manufactura textil. A lo largo de este proceso de aprendizaje continuo, quienes participan logran comprender a profundidad el funcionamiento mecánico y tecnológico de las diversas líneas de producción, abarcando la confección de ropa exterior, la delicada manufactura de la ropa interior, la especialización requerida para la ropa deportiva y la alta exigencia de los procesos en prendas de denim o vaqueras.</w:t>
-      </w:r>
-    </w:p>
-    <w:p>
-      <w:pPr>
-        <w:spacing w:before="0" w:after="160" w:line="259" w:lineRule="auto"/>
+        <w:t>El programa de control en procesos de calidad para la confección industrial</w:t>
+      </w:r>
+      <w:r>
+        <w:t xml:space="preserve"> se</w:t>
+      </w:r>
+      <w:r>
+        <w:t xml:space="preserve"> presenta como una oportunidad formativa integral diseñada para que el personal operativo y el equipo de supervisión adquieran un dominio técnico absoluto sobre la maquinaria y los equipos utilizados en la manufactura textil. A lo largo de este proceso de aprendizaje continuo, quienes participan logran comprender a profundidad el funcionamiento mecánico y tecnológico de las diversas líneas de producción, abarcando la confección de ropa exterior, la delicada manufactura de la ropa interior, la especialización requerida para la ropa deportiva y la alta exigencia de los procesos en prendas de denim o vaqueras.</w:t>
+      </w:r>
+    </w:p>
+    <w:p>
+      <w:pPr>
+        <w:spacing w:before="0" w:after="160"/>
         <w:ind w:firstLine="0"/>
       </w:pPr>
     </w:p>
     <w:p>
       <w:pPr>
-        <w:spacing w:before="0" w:after="160" w:line="259" w:lineRule="auto"/>
+        <w:spacing w:before="0" w:after="160"/>
         <w:ind w:firstLine="708"/>
       </w:pPr>
       <w:r>
@@ -1686,17 +1693,21 @@
     </w:p>
     <w:p>
       <w:pPr>
-        <w:spacing w:before="0" w:after="160" w:line="259" w:lineRule="auto"/>
+        <w:spacing w:before="0" w:after="160"/>
         <w:ind w:firstLine="708"/>
       </w:pPr>
     </w:p>
     <w:p>
       <w:pPr>
-        <w:spacing w:before="0" w:after="160" w:line="259" w:lineRule="auto"/>
+        <w:spacing w:before="0" w:after="160"/>
         <w:ind w:firstLine="708"/>
       </w:pPr>
       <w:r>
-        <w:t>De este modo, se garantiza que el equipo humano involucrado no solo optimice los tiempos de producción y el rendimiento de las herramientas tecnológicas, sino que también aplique rigurosos estándares de inspección para asegurar la máxima calidad y la excelencia en el acabado final de cualquier tipo de prenda a nivel industrial.</w:t>
+        <w:t xml:space="preserve">De este modo, se garantiza que el equipo humano involucrado no solo optimice los tiempos de producción y el rendimiento de las herramientas tecnológicas, sino que </w:t>
+      </w:r>
+      <w:r>
+        <w:lastRenderedPageBreak/>
+        <w:t>también aplique rigurosos estándares de inspección para asegurar la máxima calidad y la excelencia en el acabado final de cualquier tipo de prenda a nivel industrial.</w:t>
       </w:r>
       <w:r>
         <w:br w:type="page"/>
@@ -1705,8 +1716,9 @@
     <w:p>
       <w:pPr>
         <w:pStyle w:val="Ttulo1"/>
-      </w:pPr>
-      <w:bookmarkStart w:id="1" w:name="_Toc232079749"/>
+        <w:spacing w:line="360" w:lineRule="auto"/>
+      </w:pPr>
+      <w:bookmarkStart w:id="1" w:name="_Toc233281195"/>
       <w:r>
         <w:lastRenderedPageBreak/>
         <w:t>Maquinaria y equipos en diferentes líneas de producción</w:t>
@@ -1715,15 +1727,16 @@
     </w:p>
     <w:p>
       <w:r>
-        <w:t>En todo proceso productivo es necesario que tanto operarios como supervisores reconozcan la maquinaria y equipos que ser requieren para el proceso productivo, de forma que se garantice su adecuada utilización de acuerdo con la línea de producción en la cual se involucran. Así mismo, conocer en detalle la maquinaria, equipos y sistemas de medición permiten garantizar la calidad de las prendas confeccionadas.</w:t>
+        <w:t>En todo proceso productivo es necesario que tanto operarios como supervisores reconozcan la maquinaria y equipos que se requieren para el proceso productivo, de forma que se garantice su adecuada utilización de acuerdo con la línea de producción en la cual se involucran. Así mismo, conocer en detalle la maquinaria, equipos y sistemas de medición permiten garantizar la calidad de las prendas confeccionadas.</w:t>
       </w:r>
     </w:p>
     <w:p/>
     <w:p>
       <w:pPr>
         <w:pStyle w:val="Ttulo2"/>
-      </w:pPr>
-      <w:bookmarkStart w:id="2" w:name="_Toc232079750"/>
+        <w:spacing w:line="360" w:lineRule="auto"/>
+      </w:pPr>
+      <w:bookmarkStart w:id="2" w:name="_Toc233281196"/>
       <w:r>
         <w:t>Maquinaria y equipo en ropa exterior</w:t>
       </w:r>
@@ -1866,7 +1879,6 @@
         <w:t xml:space="preserve"> se precisa para cada tipo de máquina sus partes, características y usos en los procesos de confección.</w:t>
       </w:r>
     </w:p>
-    <w:p/>
     <w:p>
       <w:pPr>
         <w:pStyle w:val="Prrafodelista"/>
@@ -1893,7 +1905,16 @@
     </w:p>
     <w:p>
       <w:r>
-        <w:t>En máquinas planas la velocidad máxima normalmente es de 3500 revoluciones por minuto (RPM) en motor de clutch, es decir, en máquinas mecánicas, si la máquina es automática alcanza las 4500 RPM, pero todo depende de la agilidad del operario y la dificultad del proceso de confección.</w:t>
+        <w:t xml:space="preserve">En máquinas planas la velocidad máxima normalmente es de 3500 revoluciones por minuto (RPM) en motor de </w:t>
+      </w:r>
+      <w:r>
+        <w:rPr>
+          <w:rStyle w:val="Extranjerismo"/>
+        </w:rPr>
+        <w:t>clutch</w:t>
+      </w:r>
+      <w:r>
+        <w:t>, es decir, en máquinas mecánicas, si la máquina es automática alcanza las 4500 RPM, pero todo depende de la agilidad del operario y la dificultad del proceso de confección.</w:t>
       </w:r>
     </w:p>
     <w:p>
@@ -1909,6 +1930,7 @@
     <w:p>
       <w:pPr>
         <w:pStyle w:val="Tabla"/>
+        <w:spacing w:line="360" w:lineRule="auto"/>
       </w:pPr>
       <w:r>
         <w:t>Partes del cabezote, máquina plana una aguja</w:t>
@@ -1936,6 +1958,7 @@
           <w:p>
             <w:pPr>
               <w:pStyle w:val="TextoTablas"/>
+              <w:spacing w:line="360" w:lineRule="auto"/>
             </w:pPr>
             <w:r>
               <w:t>Partes del cabezote</w:t>
@@ -1949,6 +1972,7 @@
           <w:p>
             <w:pPr>
               <w:pStyle w:val="TextoTablas"/>
+              <w:spacing w:line="360" w:lineRule="auto"/>
             </w:pPr>
             <w:r>
               <w:t>Función</w:t>
@@ -1967,6 +1991,7 @@
           <w:p>
             <w:pPr>
               <w:pStyle w:val="TextoTablas"/>
+              <w:spacing w:line="360" w:lineRule="auto"/>
             </w:pPr>
             <w:r>
               <w:t>Palanca de retroceso</w:t>
@@ -1980,6 +2005,7 @@
           <w:p>
             <w:pPr>
               <w:pStyle w:val="TextoTablas"/>
+              <w:spacing w:line="360" w:lineRule="auto"/>
             </w:pPr>
             <w:r>
               <w:t>Retrocede la costura; sirve para rematar.</w:t>
@@ -1995,6 +2021,7 @@
           <w:p>
             <w:pPr>
               <w:pStyle w:val="TextoTablas"/>
+              <w:spacing w:line="360" w:lineRule="auto"/>
             </w:pPr>
             <w:r>
               <w:t>Regulador del largo de puntada</w:t>
@@ -2008,6 +2035,7 @@
           <w:p>
             <w:pPr>
               <w:pStyle w:val="TextoTablas"/>
+              <w:spacing w:line="360" w:lineRule="auto"/>
             </w:pPr>
             <w:r>
               <w:t>Cambia el tamaño de la puntada.</w:t>
@@ -2026,6 +2054,7 @@
           <w:p>
             <w:pPr>
               <w:pStyle w:val="TextoTablas"/>
+              <w:spacing w:line="360" w:lineRule="auto"/>
             </w:pPr>
             <w:r>
               <w:t>Medidor de lubricación</w:t>
@@ -2039,6 +2068,7 @@
           <w:p>
             <w:pPr>
               <w:pStyle w:val="TextoTablas"/>
+              <w:spacing w:line="360" w:lineRule="auto"/>
             </w:pPr>
             <w:r>
               <w:t>Indica el nivel de aceite que contiene la máquina.</w:t>
@@ -2054,6 +2084,7 @@
           <w:p>
             <w:pPr>
               <w:pStyle w:val="TextoTablas"/>
+              <w:spacing w:line="360" w:lineRule="auto"/>
             </w:pPr>
             <w:r>
               <w:t>Volante</w:t>
@@ -2067,6 +2098,7 @@
           <w:p>
             <w:pPr>
               <w:pStyle w:val="TextoTablas"/>
+              <w:spacing w:line="360" w:lineRule="auto"/>
             </w:pPr>
             <w:r>
               <w:t>Recibe el movimiento del motor; acciona manualmente la máquina.</w:t>
@@ -2085,6 +2117,7 @@
           <w:p>
             <w:pPr>
               <w:pStyle w:val="TextoTablas"/>
+              <w:spacing w:line="360" w:lineRule="auto"/>
             </w:pPr>
             <w:proofErr w:type="spellStart"/>
             <w:r>
@@ -2100,6 +2133,7 @@
           <w:p>
             <w:pPr>
               <w:pStyle w:val="TextoTablas"/>
+              <w:spacing w:line="360" w:lineRule="auto"/>
             </w:pPr>
             <w:r>
               <w:t>Orienta el hilo desde el cono hasta la aguja.</w:t>
@@ -2115,10 +2149,17 @@
           <w:p>
             <w:pPr>
               <w:pStyle w:val="TextoTablas"/>
-            </w:pPr>
-            <w:r>
-              <w:t>Barra de la presión del prénsatela</w:t>
-            </w:r>
+              <w:spacing w:line="360" w:lineRule="auto"/>
+            </w:pPr>
+            <w:r>
+              <w:lastRenderedPageBreak/>
+              <w:t xml:space="preserve">Barra de la presión del </w:t>
+            </w:r>
+            <w:proofErr w:type="spellStart"/>
+            <w:r>
+              <w:t>prensatela</w:t>
+            </w:r>
+            <w:proofErr w:type="spellEnd"/>
           </w:p>
         </w:tc>
         <w:tc>
@@ -2128,9 +2169,18 @@
           <w:p>
             <w:pPr>
               <w:pStyle w:val="TextoTablas"/>
-            </w:pPr>
-            <w:r>
-              <w:t>Regula la presión del prénsatela.</w:t>
+              <w:spacing w:line="360" w:lineRule="auto"/>
+            </w:pPr>
+            <w:r>
+              <w:t xml:space="preserve">Regula la presión del </w:t>
+            </w:r>
+            <w:proofErr w:type="spellStart"/>
+            <w:r>
+              <w:t>prensatela</w:t>
+            </w:r>
+            <w:proofErr w:type="spellEnd"/>
+            <w:r>
+              <w:t>.</w:t>
             </w:r>
           </w:p>
         </w:tc>
@@ -2146,6 +2196,7 @@
           <w:p>
             <w:pPr>
               <w:pStyle w:val="TextoTablas"/>
+              <w:spacing w:line="360" w:lineRule="auto"/>
             </w:pPr>
             <w:r>
               <w:t xml:space="preserve">Palanca </w:t>
@@ -2164,6 +2215,7 @@
           <w:p>
             <w:pPr>
               <w:pStyle w:val="TextoTablas"/>
+              <w:spacing w:line="360" w:lineRule="auto"/>
             </w:pPr>
             <w:r>
               <w:t>Suministra a la aguja el hilo para formar la puntada.</w:t>
@@ -2179,9 +2231,9 @@
           <w:p>
             <w:pPr>
               <w:pStyle w:val="TextoTablas"/>
-            </w:pPr>
-            <w:r>
-              <w:lastRenderedPageBreak/>
+              <w:spacing w:line="360" w:lineRule="auto"/>
+            </w:pPr>
+            <w:r>
               <w:t>Tensor del hilo de la aguja</w:t>
             </w:r>
           </w:p>
@@ -2193,6 +2245,7 @@
           <w:p>
             <w:pPr>
               <w:pStyle w:val="TextoTablas"/>
+              <w:spacing w:line="360" w:lineRule="auto"/>
             </w:pPr>
             <w:r>
               <w:t>Sistema compuesto por 10 piezas que ajustan los discos tensores para graduar la fuerza al paso del hilo de la aguja.</w:t>
@@ -2211,10 +2264,22 @@
           <w:p>
             <w:pPr>
               <w:pStyle w:val="TextoTablas"/>
-            </w:pPr>
-            <w:r>
-              <w:t>Barra del prénsatela</w:t>
-            </w:r>
+              <w:spacing w:line="360" w:lineRule="auto"/>
+            </w:pPr>
+            <w:r>
+              <w:t xml:space="preserve">Barra del </w:t>
+            </w:r>
+            <w:proofErr w:type="spellStart"/>
+            <w:r>
+              <w:t>pr</w:t>
+            </w:r>
+            <w:r>
+              <w:t>e</w:t>
+            </w:r>
+            <w:r>
+              <w:t>nsatela</w:t>
+            </w:r>
+            <w:proofErr w:type="spellEnd"/>
           </w:p>
         </w:tc>
         <w:tc>
@@ -2224,9 +2289,24 @@
           <w:p>
             <w:pPr>
               <w:pStyle w:val="TextoTablas"/>
-            </w:pPr>
-            <w:r>
-              <w:t>Por medio de un tornillo sostiene el pie prénsatela.</w:t>
+              <w:spacing w:line="360" w:lineRule="auto"/>
+            </w:pPr>
+            <w:r>
+              <w:t xml:space="preserve">Por medio de un tornillo sostiene el pie </w:t>
+            </w:r>
+            <w:proofErr w:type="spellStart"/>
+            <w:r>
+              <w:t>pr</w:t>
+            </w:r>
+            <w:r>
+              <w:t>e</w:t>
+            </w:r>
+            <w:r>
+              <w:t>nsatela</w:t>
+            </w:r>
+            <w:proofErr w:type="spellEnd"/>
+            <w:r>
+              <w:t>.</w:t>
             </w:r>
           </w:p>
         </w:tc>
@@ -2239,10 +2319,22 @@
           <w:p>
             <w:pPr>
               <w:pStyle w:val="TextoTablas"/>
-            </w:pPr>
-            <w:r>
-              <w:t>Pie prénsatela</w:t>
-            </w:r>
+              <w:spacing w:line="360" w:lineRule="auto"/>
+            </w:pPr>
+            <w:r>
+              <w:t xml:space="preserve">Pie </w:t>
+            </w:r>
+            <w:proofErr w:type="spellStart"/>
+            <w:r>
+              <w:t>pr</w:t>
+            </w:r>
+            <w:r>
+              <w:t>e</w:t>
+            </w:r>
+            <w:r>
+              <w:t>nsatela</w:t>
+            </w:r>
+            <w:proofErr w:type="spellEnd"/>
           </w:p>
         </w:tc>
         <w:tc>
@@ -2252,6 +2344,7 @@
           <w:p>
             <w:pPr>
               <w:pStyle w:val="TextoTablas"/>
+              <w:spacing w:line="360" w:lineRule="auto"/>
             </w:pPr>
             <w:r>
               <w:t>Sujeta el material durante el proceso de costura.</w:t>
@@ -2270,6 +2363,7 @@
           <w:p>
             <w:pPr>
               <w:pStyle w:val="TextoTablas"/>
+              <w:spacing w:line="360" w:lineRule="auto"/>
             </w:pPr>
             <w:r>
               <w:t>Barra de aguja</w:t>
@@ -2283,6 +2377,7 @@
           <w:p>
             <w:pPr>
               <w:pStyle w:val="TextoTablas"/>
+              <w:spacing w:line="360" w:lineRule="auto"/>
             </w:pPr>
             <w:r>
               <w:t>Sostiene la aguja y le da movimiento por medio de un tornillo.</w:t>
@@ -2298,6 +2393,7 @@
           <w:p>
             <w:pPr>
               <w:pStyle w:val="TextoTablas"/>
+              <w:spacing w:line="360" w:lineRule="auto"/>
             </w:pPr>
             <w:r>
               <w:t>Planchuela de la aguja</w:t>
@@ -2311,6 +2407,7 @@
           <w:p>
             <w:pPr>
               <w:pStyle w:val="TextoTablas"/>
+              <w:spacing w:line="360" w:lineRule="auto"/>
             </w:pPr>
             <w:r>
               <w:t>Permite el apoyo del material.</w:t>
@@ -2329,6 +2426,7 @@
           <w:p>
             <w:pPr>
               <w:pStyle w:val="TextoTablas"/>
+              <w:spacing w:line="360" w:lineRule="auto"/>
             </w:pPr>
             <w:r>
               <w:t>Dientes de arrastre</w:t>
@@ -2342,6 +2440,7 @@
           <w:p>
             <w:pPr>
               <w:pStyle w:val="TextoTablas"/>
+              <w:spacing w:line="360" w:lineRule="auto"/>
             </w:pPr>
             <w:r>
               <w:t>Transportan el material.</w:t>
@@ -2357,6 +2456,7 @@
           <w:p>
             <w:pPr>
               <w:pStyle w:val="TextoTablas"/>
+              <w:spacing w:line="360" w:lineRule="auto"/>
             </w:pPr>
             <w:r>
               <w:t>Garfio o gancho rotatorio</w:t>
@@ -2370,6 +2470,7 @@
           <w:p>
             <w:pPr>
               <w:pStyle w:val="TextoTablas"/>
+              <w:spacing w:line="360" w:lineRule="auto"/>
             </w:pPr>
             <w:r>
               <w:t>Junto con la aguja forman la puntada.</w:t>
@@ -2388,6 +2489,7 @@
           <w:p>
             <w:pPr>
               <w:pStyle w:val="TextoTablas"/>
+              <w:spacing w:line="360" w:lineRule="auto"/>
             </w:pPr>
             <w:r>
               <w:t>Caja bobina</w:t>
@@ -2401,6 +2503,7 @@
           <w:p>
             <w:pPr>
               <w:pStyle w:val="TextoTablas"/>
+              <w:spacing w:line="360" w:lineRule="auto"/>
             </w:pPr>
             <w:r>
               <w:t>Encierra la bobina para facilitar el desenrollado del hilo.</w:t>
@@ -2416,6 +2519,7 @@
           <w:p>
             <w:pPr>
               <w:pStyle w:val="TextoTablas"/>
+              <w:spacing w:line="360" w:lineRule="auto"/>
             </w:pPr>
             <w:r>
               <w:t>Bobina</w:t>
@@ -2429,6 +2533,7 @@
           <w:p>
             <w:pPr>
               <w:pStyle w:val="TextoTablas"/>
+              <w:spacing w:line="360" w:lineRule="auto"/>
             </w:pPr>
             <w:r>
               <w:t>Carrete sobre el que se envuelve el hilo.</w:t>
@@ -2447,6 +2552,7 @@
           <w:p>
             <w:pPr>
               <w:pStyle w:val="TextoTablas"/>
+              <w:spacing w:line="360" w:lineRule="auto"/>
             </w:pPr>
             <w:r>
               <w:t>Rodillera</w:t>
@@ -2460,20 +2566,40 @@
           <w:p>
             <w:pPr>
               <w:pStyle w:val="TextoTablas"/>
-            </w:pPr>
-            <w:r>
-              <w:t>Acciona el prénsatela con el movimiento de la rodilla.</w:t>
+              <w:spacing w:line="360" w:lineRule="auto"/>
+            </w:pPr>
+            <w:r>
+              <w:t xml:space="preserve">Acciona el </w:t>
+            </w:r>
+            <w:proofErr w:type="spellStart"/>
+            <w:r>
+              <w:t>pr</w:t>
+            </w:r>
+            <w:r>
+              <w:t>e</w:t>
+            </w:r>
+            <w:r>
+              <w:t>nsatela</w:t>
+            </w:r>
+            <w:proofErr w:type="spellEnd"/>
+            <w:r>
+              <w:t xml:space="preserve"> con el movimiento de la rodilla.</w:t>
             </w:r>
           </w:p>
         </w:tc>
       </w:tr>
     </w:tbl>
     <w:p/>
+    <w:p/>
+    <w:p/>
+    <w:p/>
     <w:p>
       <w:pPr>
         <w:pStyle w:val="Tabla"/>
-      </w:pPr>
-      <w:r>
+        <w:spacing w:line="360" w:lineRule="auto"/>
+      </w:pPr>
+      <w:r>
+        <w:lastRenderedPageBreak/>
         <w:t>Partes del mueble, máquina plana una aguja</w:t>
       </w:r>
     </w:p>
@@ -2499,6 +2625,7 @@
           <w:p>
             <w:pPr>
               <w:pStyle w:val="TextoTablas"/>
+              <w:spacing w:line="360" w:lineRule="auto"/>
             </w:pPr>
             <w:r>
               <w:t>Partes del mueble</w:t>
@@ -2512,6 +2639,7 @@
           <w:p>
             <w:pPr>
               <w:pStyle w:val="TextoTablas"/>
+              <w:spacing w:line="360" w:lineRule="auto"/>
             </w:pPr>
             <w:r>
               <w:t>Función</w:t>
@@ -2530,6 +2658,7 @@
           <w:p>
             <w:pPr>
               <w:pStyle w:val="TextoTablas"/>
+              <w:spacing w:line="360" w:lineRule="auto"/>
             </w:pPr>
             <w:r>
               <w:t>Árbol</w:t>
@@ -2543,6 +2672,7 @@
           <w:p>
             <w:pPr>
               <w:pStyle w:val="TextoTablas"/>
+              <w:spacing w:line="360" w:lineRule="auto"/>
             </w:pPr>
             <w:r>
               <w:t xml:space="preserve">Dispositivo que incluye los </w:t>
@@ -2574,6 +2704,7 @@
           <w:p>
             <w:pPr>
               <w:pStyle w:val="TextoTablas"/>
+              <w:spacing w:line="360" w:lineRule="auto"/>
             </w:pPr>
             <w:proofErr w:type="spellStart"/>
             <w:r>
@@ -2589,6 +2720,7 @@
           <w:p>
             <w:pPr>
               <w:pStyle w:val="TextoTablas"/>
+              <w:spacing w:line="360" w:lineRule="auto"/>
             </w:pPr>
             <w:r>
               <w:t>Soporte para ubicar hilos e hilazas.</w:t>
@@ -2607,6 +2739,7 @@
           <w:p>
             <w:pPr>
               <w:pStyle w:val="TextoTablas"/>
+              <w:spacing w:line="360" w:lineRule="auto"/>
             </w:pPr>
             <w:proofErr w:type="spellStart"/>
             <w:r>
@@ -2622,6 +2755,7 @@
           <w:p>
             <w:pPr>
               <w:pStyle w:val="TextoTablas"/>
+              <w:spacing w:line="360" w:lineRule="auto"/>
             </w:pPr>
             <w:r>
               <w:t>Todos los orificios que orientan el hilo desde el cono hasta la aguja.</w:t>
@@ -2637,6 +2771,7 @@
           <w:p>
             <w:pPr>
               <w:pStyle w:val="TextoTablas"/>
+              <w:spacing w:line="360" w:lineRule="auto"/>
             </w:pPr>
             <w:r>
               <w:t>Mesa</w:t>
@@ -2650,6 +2785,7 @@
           <w:p>
             <w:pPr>
               <w:pStyle w:val="TextoTablas"/>
+              <w:spacing w:line="360" w:lineRule="auto"/>
             </w:pPr>
             <w:r>
               <w:t>Facilita el manejo de los materiales.</w:t>
@@ -2668,6 +2804,7 @@
           <w:p>
             <w:pPr>
               <w:pStyle w:val="TextoTablas"/>
+              <w:spacing w:line="360" w:lineRule="auto"/>
             </w:pPr>
             <w:r>
               <w:t>Devanador</w:t>
@@ -2681,6 +2818,7 @@
           <w:p>
             <w:pPr>
               <w:pStyle w:val="TextoTablas"/>
+              <w:spacing w:line="360" w:lineRule="auto"/>
             </w:pPr>
             <w:r>
               <w:t>Sistema que permite el enrollado del hilo en la bobina.</w:t>
@@ -2696,6 +2834,7 @@
           <w:p>
             <w:pPr>
               <w:pStyle w:val="TextoTablas"/>
+              <w:spacing w:line="360" w:lineRule="auto"/>
             </w:pPr>
             <w:r>
               <w:t>Estante</w:t>
@@ -2709,6 +2848,7 @@
           <w:p>
             <w:pPr>
               <w:pStyle w:val="TextoTablas"/>
+              <w:spacing w:line="360" w:lineRule="auto"/>
             </w:pPr>
             <w:r>
               <w:t>Sostiene la mesa y el pedal.</w:t>
@@ -2727,9 +2867,9 @@
           <w:p>
             <w:pPr>
               <w:pStyle w:val="TextoTablas"/>
-            </w:pPr>
-            <w:r>
-              <w:lastRenderedPageBreak/>
+              <w:spacing w:line="360" w:lineRule="auto"/>
+            </w:pPr>
+            <w:r>
               <w:t>Varilla de embrague</w:t>
             </w:r>
           </w:p>
@@ -2741,6 +2881,7 @@
           <w:p>
             <w:pPr>
               <w:pStyle w:val="TextoTablas"/>
+              <w:spacing w:line="360" w:lineRule="auto"/>
             </w:pPr>
             <w:r>
               <w:t>Conecta el pedal con el embrague del motor.</w:t>
@@ -2756,6 +2897,7 @@
           <w:p>
             <w:pPr>
               <w:pStyle w:val="TextoTablas"/>
+              <w:spacing w:line="360" w:lineRule="auto"/>
             </w:pPr>
             <w:r>
               <w:t>Pedal</w:t>
@@ -2769,6 +2911,7 @@
           <w:p>
             <w:pPr>
               <w:pStyle w:val="TextoTablas"/>
+              <w:spacing w:line="360" w:lineRule="auto"/>
             </w:pPr>
             <w:r>
               <w:t>Da movimiento a la máquina y la detiene controlando la velocidad.</w:t>
@@ -2781,6 +2924,7 @@
     <w:p>
       <w:pPr>
         <w:pStyle w:val="Tabla"/>
+        <w:spacing w:line="360" w:lineRule="auto"/>
       </w:pPr>
       <w:r>
         <w:t>Partes del motor, máquina plana una aguja</w:t>
@@ -2808,6 +2952,7 @@
           <w:p>
             <w:pPr>
               <w:pStyle w:val="TextoTablas"/>
+              <w:spacing w:line="360" w:lineRule="auto"/>
             </w:pPr>
             <w:r>
               <w:t>Partes del motor</w:t>
@@ -2821,6 +2966,7 @@
           <w:p>
             <w:pPr>
               <w:pStyle w:val="TextoTablas"/>
+              <w:spacing w:line="360" w:lineRule="auto"/>
             </w:pPr>
             <w:r>
               <w:t>Función</w:t>
@@ -2839,6 +2985,7 @@
           <w:p>
             <w:pPr>
               <w:pStyle w:val="TextoTablas"/>
+              <w:spacing w:line="360" w:lineRule="auto"/>
             </w:pPr>
             <w:r>
               <w:t>Interruptor</w:t>
@@ -2852,6 +2999,7 @@
           <w:p>
             <w:pPr>
               <w:pStyle w:val="TextoTablas"/>
+              <w:spacing w:line="360" w:lineRule="auto"/>
             </w:pPr>
             <w:r>
               <w:t>Dispositivo para prender y apagar la máquina. Utiliza colores como símbolos, rojo para apagar y negro o verde para encender.</w:t>
@@ -2867,6 +3015,7 @@
           <w:p>
             <w:pPr>
               <w:pStyle w:val="TextoTablas"/>
+              <w:spacing w:line="360" w:lineRule="auto"/>
             </w:pPr>
             <w:r>
               <w:t>Correa</w:t>
@@ -2880,6 +3029,7 @@
           <w:p>
             <w:pPr>
               <w:pStyle w:val="TextoTablas"/>
+              <w:spacing w:line="360" w:lineRule="auto"/>
             </w:pPr>
             <w:r>
               <w:t>Pieza que transmite la fuerza del motor a la máquina.</w:t>
@@ -2898,6 +3048,7 @@
           <w:p>
             <w:pPr>
               <w:pStyle w:val="TextoTablas"/>
+              <w:spacing w:line="360" w:lineRule="auto"/>
             </w:pPr>
             <w:r>
               <w:t>Embrague</w:t>
@@ -2911,6 +3062,7 @@
           <w:p>
             <w:pPr>
               <w:pStyle w:val="TextoTablas"/>
+              <w:spacing w:line="360" w:lineRule="auto"/>
             </w:pPr>
             <w:r>
               <w:t>Al accionarse coloca la máquina en movimiento.</w:t>
@@ -2926,8 +3078,10 @@
           <w:p>
             <w:pPr>
               <w:pStyle w:val="TextoTablas"/>
-            </w:pPr>
-            <w:r>
+              <w:spacing w:line="360" w:lineRule="auto"/>
+            </w:pPr>
+            <w:r>
+              <w:lastRenderedPageBreak/>
               <w:t>Polea</w:t>
             </w:r>
           </w:p>
@@ -2939,6 +3093,7 @@
           <w:p>
             <w:pPr>
               <w:pStyle w:val="TextoTablas"/>
+              <w:spacing w:line="360" w:lineRule="auto"/>
             </w:pPr>
             <w:r>
               <w:t>Transmite el movimiento por medio de la correa.</w:t>
@@ -3046,65 +3201,75 @@
     </w:p>
     <w:p>
       <w:r>
+        <w:t xml:space="preserve">La máquina se utiliza para sobrehilar piezas sencillas como falsos, aletilla, </w:t>
+      </w:r>
+      <w:proofErr w:type="spellStart"/>
+      <w:r>
+        <w:t>aletillón</w:t>
+      </w:r>
+      <w:proofErr w:type="spellEnd"/>
+      <w:r>
+        <w:t xml:space="preserve"> o para unir piezas por lados de costado, entrepierna, tiros y hombros. Para generar la puntada de filete la máquina requiere de tomadores de lazada llamados </w:t>
+      </w:r>
+      <w:r>
+        <w:rPr>
+          <w:rStyle w:val="Extranjerismo"/>
+        </w:rPr>
+        <w:t>loopers</w:t>
+      </w:r>
+      <w:r>
+        <w:t>.</w:t>
+      </w:r>
+    </w:p>
+    <w:p>
+      <w:r>
+        <w:t xml:space="preserve">El volante de las máquinas </w:t>
+      </w:r>
+      <w:proofErr w:type="spellStart"/>
+      <w:r>
+        <w:t>fileteadoras</w:t>
+      </w:r>
+      <w:proofErr w:type="spellEnd"/>
+      <w:r>
+        <w:t xml:space="preserve"> es más pequeño lo que hace que se eleven las RPM, por lo tanto, puede alcanzar una velocidad máxima de hasta 5000 RPM en motor de </w:t>
+      </w:r>
+      <w:r>
+        <w:rPr>
+          <w:rStyle w:val="Extranjerismo"/>
+        </w:rPr>
+        <w:t>clutch</w:t>
+      </w:r>
+      <w:r>
+        <w:t xml:space="preserve"> o </w:t>
+      </w:r>
+      <w:proofErr w:type="gramStart"/>
+      <w:r>
+        <w:t>mecánicas</w:t>
+      </w:r>
+      <w:proofErr w:type="gramEnd"/>
+      <w:r>
+        <w:t xml:space="preserve"> pero en máquinas automáticas pueden alcanzar los 6000 RPM.</w:t>
+      </w:r>
+    </w:p>
+    <w:p>
+      <w:r>
+        <w:t>Tiene partes similares de la máquina plana, las cuales se describen a continuación:</w:t>
+      </w:r>
+    </w:p>
+    <w:p>
+      <w:pPr>
+        <w:pStyle w:val="Figura"/>
+      </w:pPr>
+      <w:r>
         <w:lastRenderedPageBreak/>
-        <w:t xml:space="preserve">La máquina se utiliza para sobrehilar piezas sencillas como falsos, aletilla, </w:t>
+        <w:t xml:space="preserve">Partes de la </w:t>
       </w:r>
       <w:proofErr w:type="spellStart"/>
       <w:r>
-        <w:t>aletillón</w:t>
+        <w:t>fileteadora</w:t>
       </w:r>
       <w:proofErr w:type="spellEnd"/>
       <w:r>
-        <w:t xml:space="preserve"> o para unir piezas por lados de costado, entrepierna, tiros y hombros. Para generar la puntada de filete la máquina requiere de tomadores de lazada llamados </w:t>
-      </w:r>
-      <w:proofErr w:type="spellStart"/>
-      <w:r>
-        <w:t>loopers</w:t>
-      </w:r>
-      <w:proofErr w:type="spellEnd"/>
-      <w:r>
-        <w:t>.</w:t>
-      </w:r>
-    </w:p>
-    <w:p>
-      <w:r>
-        <w:t xml:space="preserve">El volante de las máquinas </w:t>
-      </w:r>
-      <w:proofErr w:type="spellStart"/>
-      <w:r>
-        <w:t>fileteadoras</w:t>
-      </w:r>
-      <w:proofErr w:type="spellEnd"/>
-      <w:r>
-        <w:t xml:space="preserve"> es más pequeño lo que hace que se eleven las RPM, por lo tanto, puede alcanzar una velocidad máxima de hasta 5000 RPM en motor de clutch o </w:t>
-      </w:r>
-      <w:proofErr w:type="gramStart"/>
-      <w:r>
-        <w:t>mecánicas</w:t>
-      </w:r>
-      <w:proofErr w:type="gramEnd"/>
-      <w:r>
-        <w:t xml:space="preserve"> pero en máquinas automáticas pueden alcanzar los 6000 RPM.</w:t>
-      </w:r>
-    </w:p>
-    <w:p>
-      <w:r>
-        <w:t>Tiene partes similares de la máquina plana, las cuales se describen a continuación:</w:t>
-      </w:r>
-    </w:p>
-    <w:p>
-      <w:pPr>
-        <w:pStyle w:val="Figura"/>
-      </w:pPr>
-      <w:r>
-        <w:t xml:space="preserve">Partes de la </w:t>
-      </w:r>
-      <w:proofErr w:type="spellStart"/>
-      <w:r>
-        <w:t>fileteadora</w:t>
-      </w:r>
-      <w:proofErr w:type="spellEnd"/>
-      <w:r>
         <w:t xml:space="preserve"> referencia JUKI MO-6704D.</w:t>
       </w:r>
     </w:p>
@@ -3118,10 +3283,10 @@
           <w:noProof/>
         </w:rPr>
         <w:drawing>
-          <wp:inline distT="0" distB="0" distL="0" distR="0" wp14:anchorId="0F185264" wp14:editId="3DB28EAA">
+          <wp:inline distT="0" distB="0" distL="0" distR="0" wp14:anchorId="0F185264" wp14:editId="0D3D2958">
             <wp:extent cx="5783292" cy="2351508"/>
             <wp:effectExtent l="0" t="0" r="8255" b="0"/>
-            <wp:docPr id="1" name="Imagen 1" descr="Figura 1. La imagen analiza  la ubicación y función de los principales componentes de una máquina overlock, destacando los sistemas de alimentación de hilo, formación de puntadas, corte de tela y control mecánico, fundamentales para obtener costuras limpias, resistentes y con acabado profesional."/>
+            <wp:docPr id="1" name="Imagen 1" descr="Figura 1. Infografía técnica que detalla los componentes de una máquina fileteadora JUKI MO-6704D mediante tres esquemas. A la izquierda, se ilustra el mecanismo interno mostrando el guiahílos y los  loopers (superior, inferior y de puntada de seguridad). En el centro, se presenta el recorrido del hilo por la estructura y la ubicación de las cuchillas. A la derecha, se muestra el exterior del equipo, identificando los tensores, las tapas frontal y lateral, y el volante. El diseño visual sirve de guía para quienes operan la maquinaria en procesos de confección."/>
             <wp:cNvGraphicFramePr>
               <a:graphicFrameLocks xmlns:a="http://schemas.openxmlformats.org/drawingml/2006/main" noChangeAspect="1"/>
             </wp:cNvGraphicFramePr>
@@ -3178,13 +3343,12 @@
       </w:r>
     </w:p>
     <w:p/>
-    <w:p/>
     <w:p>
       <w:pPr>
         <w:pStyle w:val="Tabla"/>
-      </w:pPr>
-      <w:r>
-        <w:lastRenderedPageBreak/>
+        <w:spacing w:line="360" w:lineRule="auto"/>
+      </w:pPr>
+      <w:r>
         <w:t xml:space="preserve">Partes del cabezote, máquina </w:t>
       </w:r>
       <w:proofErr w:type="spellStart"/>
@@ -3215,6 +3379,7 @@
           <w:p>
             <w:pPr>
               <w:pStyle w:val="TextoTablas"/>
+              <w:spacing w:line="360" w:lineRule="auto"/>
             </w:pPr>
             <w:r>
               <w:t>Partes del cabezote</w:t>
@@ -3228,6 +3393,7 @@
           <w:p>
             <w:pPr>
               <w:pStyle w:val="TextoTablas"/>
+              <w:spacing w:line="360" w:lineRule="auto"/>
             </w:pPr>
             <w:r>
               <w:t>Función</w:t>
@@ -3246,6 +3412,7 @@
           <w:p>
             <w:pPr>
               <w:pStyle w:val="TextoTablas"/>
+              <w:spacing w:line="360" w:lineRule="auto"/>
             </w:pPr>
             <w:proofErr w:type="spellStart"/>
             <w:r>
@@ -3261,6 +3428,7 @@
           <w:p>
             <w:pPr>
               <w:pStyle w:val="TextoTablas"/>
+              <w:spacing w:line="360" w:lineRule="auto"/>
             </w:pPr>
             <w:r>
               <w:t>Orienta el hilo desde el cono hasta la aguja.</w:t>
@@ -3276,6 +3444,7 @@
           <w:p>
             <w:pPr>
               <w:pStyle w:val="TextoTablas"/>
+              <w:spacing w:line="360" w:lineRule="auto"/>
             </w:pPr>
             <w:r>
               <w:t>Tensores</w:t>
@@ -3289,6 +3458,7 @@
           <w:p>
             <w:pPr>
               <w:pStyle w:val="TextoTablas"/>
+              <w:spacing w:line="360" w:lineRule="auto"/>
             </w:pPr>
             <w:r>
               <w:t>Ajustan los discos tensores para graduar la fuerza al paso del hilo de la aguja. Según su función puede ser de 3, 4 o 5 tensores.</w:t>
@@ -3307,6 +3477,7 @@
           <w:p>
             <w:pPr>
               <w:pStyle w:val="TextoTablas"/>
+              <w:spacing w:line="360" w:lineRule="auto"/>
             </w:pPr>
             <w:r>
               <w:t>Botón regulador del largo de puntada</w:t>
@@ -3320,6 +3491,7 @@
           <w:p>
             <w:pPr>
               <w:pStyle w:val="TextoTablas"/>
+              <w:spacing w:line="360" w:lineRule="auto"/>
             </w:pPr>
             <w:r>
               <w:t>Cambia el tamaño de puntada, se ajusta con el apoyo del volante, que indica el largo requerido.</w:t>
@@ -3335,6 +3507,7 @@
           <w:p>
             <w:pPr>
               <w:pStyle w:val="TextoTablas"/>
+              <w:spacing w:line="360" w:lineRule="auto"/>
             </w:pPr>
             <w:r>
               <w:t>Volante</w:t>
@@ -3348,6 +3521,7 @@
           <w:p>
             <w:pPr>
               <w:pStyle w:val="TextoTablas"/>
+              <w:spacing w:line="360" w:lineRule="auto"/>
             </w:pPr>
             <w:r>
               <w:t>Recibe el movimiento del motor; acciona manualmente la máquina.</w:t>
@@ -3366,6 +3540,7 @@
           <w:p>
             <w:pPr>
               <w:pStyle w:val="TextoTablas"/>
+              <w:spacing w:line="360" w:lineRule="auto"/>
             </w:pPr>
             <w:r>
               <w:t>Medidor de lubricación</w:t>
@@ -3379,6 +3554,7 @@
           <w:p>
             <w:pPr>
               <w:pStyle w:val="TextoTablas"/>
+              <w:spacing w:line="360" w:lineRule="auto"/>
             </w:pPr>
             <w:r>
               <w:t>Indica el nivel de aceite que contiene la máquina.</w:t>
@@ -3394,10 +3570,23 @@
           <w:p>
             <w:pPr>
               <w:pStyle w:val="TextoTablas"/>
-            </w:pPr>
-            <w:r>
-              <w:t>Barra de la presión del prénsatela</w:t>
-            </w:r>
+              <w:spacing w:line="360" w:lineRule="auto"/>
+            </w:pPr>
+            <w:r>
+              <w:lastRenderedPageBreak/>
+              <w:t xml:space="preserve">Barra de la presión del </w:t>
+            </w:r>
+            <w:proofErr w:type="spellStart"/>
+            <w:r>
+              <w:t>pr</w:t>
+            </w:r>
+            <w:r>
+              <w:t>e</w:t>
+            </w:r>
+            <w:r>
+              <w:t>nsatela</w:t>
+            </w:r>
+            <w:proofErr w:type="spellEnd"/>
           </w:p>
         </w:tc>
         <w:tc>
@@ -3407,9 +3596,24 @@
           <w:p>
             <w:pPr>
               <w:pStyle w:val="TextoTablas"/>
-            </w:pPr>
-            <w:r>
-              <w:t>Regula la presión del prénsatela.</w:t>
+              <w:spacing w:line="360" w:lineRule="auto"/>
+            </w:pPr>
+            <w:r>
+              <w:t xml:space="preserve">Regula la presión del </w:t>
+            </w:r>
+            <w:proofErr w:type="spellStart"/>
+            <w:r>
+              <w:t>pr</w:t>
+            </w:r>
+            <w:r>
+              <w:t>e</w:t>
+            </w:r>
+            <w:r>
+              <w:t>nsatela</w:t>
+            </w:r>
+            <w:proofErr w:type="spellEnd"/>
+            <w:r>
+              <w:t>.</w:t>
             </w:r>
           </w:p>
         </w:tc>
@@ -3425,10 +3629,22 @@
           <w:p>
             <w:pPr>
               <w:pStyle w:val="TextoTablas"/>
-            </w:pPr>
-            <w:r>
-              <w:t>Barra del prénsatela</w:t>
-            </w:r>
+              <w:spacing w:line="360" w:lineRule="auto"/>
+            </w:pPr>
+            <w:r>
+              <w:t xml:space="preserve">Barra del </w:t>
+            </w:r>
+            <w:proofErr w:type="spellStart"/>
+            <w:r>
+              <w:t>pr</w:t>
+            </w:r>
+            <w:r>
+              <w:t>e</w:t>
+            </w:r>
+            <w:r>
+              <w:t>nsatela</w:t>
+            </w:r>
+            <w:proofErr w:type="spellEnd"/>
           </w:p>
         </w:tc>
         <w:tc>
@@ -3438,10 +3654,22 @@
           <w:p>
             <w:pPr>
               <w:pStyle w:val="TextoTablas"/>
-            </w:pPr>
-            <w:r>
-              <w:t>Barra del prénsatela</w:t>
-            </w:r>
+              <w:spacing w:line="360" w:lineRule="auto"/>
+            </w:pPr>
+            <w:r>
+              <w:t xml:space="preserve">Barra del </w:t>
+            </w:r>
+            <w:proofErr w:type="spellStart"/>
+            <w:r>
+              <w:t>pr</w:t>
+            </w:r>
+            <w:r>
+              <w:t>e</w:t>
+            </w:r>
+            <w:r>
+              <w:t>nsatela</w:t>
+            </w:r>
+            <w:proofErr w:type="spellEnd"/>
           </w:p>
         </w:tc>
       </w:tr>
@@ -3453,10 +3681,22 @@
           <w:p>
             <w:pPr>
               <w:pStyle w:val="TextoTablas"/>
-            </w:pPr>
-            <w:r>
-              <w:t>Pie prénsatela</w:t>
-            </w:r>
+              <w:spacing w:line="360" w:lineRule="auto"/>
+            </w:pPr>
+            <w:r>
+              <w:t xml:space="preserve">Pie </w:t>
+            </w:r>
+            <w:proofErr w:type="spellStart"/>
+            <w:r>
+              <w:t>pr</w:t>
+            </w:r>
+            <w:r>
+              <w:t>e</w:t>
+            </w:r>
+            <w:r>
+              <w:t>nsatela</w:t>
+            </w:r>
+            <w:proofErr w:type="spellEnd"/>
           </w:p>
         </w:tc>
         <w:tc>
@@ -3466,6 +3706,7 @@
           <w:p>
             <w:pPr>
               <w:pStyle w:val="TextoTablas"/>
+              <w:spacing w:line="360" w:lineRule="auto"/>
             </w:pPr>
             <w:r>
               <w:t>Sujeta el material, en el proceso de costura, es movible, permite el transporte del material.</w:t>
@@ -3484,6 +3725,7 @@
           <w:p>
             <w:pPr>
               <w:pStyle w:val="TextoTablas"/>
+              <w:spacing w:line="360" w:lineRule="auto"/>
             </w:pPr>
             <w:r>
               <w:t>Dientes de arrastre</w:t>
@@ -3497,6 +3739,7 @@
           <w:p>
             <w:pPr>
               <w:pStyle w:val="TextoTablas"/>
+              <w:spacing w:line="360" w:lineRule="auto"/>
             </w:pPr>
             <w:r>
               <w:t xml:space="preserve">Transportan el material. Consta de 3 dientes de los cuales dos se encuentran unidos en el mismo y se denominan diente principal y </w:t>
@@ -3520,6 +3763,7 @@
           <w:p>
             <w:pPr>
               <w:pStyle w:val="TextoTablas"/>
+              <w:spacing w:line="360" w:lineRule="auto"/>
             </w:pPr>
             <w:r>
               <w:t>Planchuela movible</w:t>
@@ -3533,15 +3777,17 @@
           <w:p>
             <w:pPr>
               <w:pStyle w:val="TextoTablas"/>
+              <w:spacing w:line="360" w:lineRule="auto"/>
             </w:pPr>
             <w:r>
               <w:t xml:space="preserve">Ubicada en el lado izquierdo del cabezote, se retira para poder enhebrar el hilo del </w:t>
             </w:r>
-            <w:proofErr w:type="spellStart"/>
-            <w:r>
+            <w:r>
+              <w:rPr>
+                <w:rStyle w:val="Extranjerismo"/>
+              </w:rPr>
               <w:t>looper</w:t>
             </w:r>
-            <w:proofErr w:type="spellEnd"/>
             <w:r>
               <w:t xml:space="preserve"> de puntada de seguridad.</w:t>
             </w:r>
@@ -3559,6 +3805,7 @@
           <w:p>
             <w:pPr>
               <w:pStyle w:val="TextoTablas"/>
+              <w:spacing w:line="360" w:lineRule="auto"/>
             </w:pPr>
             <w:r>
               <w:t>Tapa frontal</w:t>
@@ -3572,15 +3819,17 @@
           <w:p>
             <w:pPr>
               <w:pStyle w:val="TextoTablas"/>
+              <w:spacing w:line="360" w:lineRule="auto"/>
             </w:pPr>
             <w:r>
               <w:t xml:space="preserve">Se desliza hacia la derecha y afuera para abrirla, permitiendo el enhebrado de los 3 </w:t>
             </w:r>
-            <w:proofErr w:type="spellStart"/>
-            <w:r>
+            <w:r>
+              <w:rPr>
+                <w:rStyle w:val="Extranjerismo"/>
+              </w:rPr>
               <w:t>loopers</w:t>
             </w:r>
-            <w:proofErr w:type="spellEnd"/>
             <w:r>
               <w:t>.</w:t>
             </w:r>
@@ -3595,12 +3844,17 @@
           <w:p>
             <w:pPr>
               <w:pStyle w:val="TextoTablas"/>
-            </w:pPr>
-            <w:proofErr w:type="spellStart"/>
-            <w:r>
+              <w:spacing w:line="360" w:lineRule="auto"/>
+              <w:rPr>
+                <w:rStyle w:val="Extranjerismo"/>
+              </w:rPr>
+            </w:pPr>
+            <w:r>
+              <w:rPr>
+                <w:rStyle w:val="Extranjerismo"/>
+              </w:rPr>
               <w:t>Loopers</w:t>
             </w:r>
-            <w:proofErr w:type="spellEnd"/>
           </w:p>
         </w:tc>
         <w:tc>
@@ -3610,6 +3864,7 @@
           <w:p>
             <w:pPr>
               <w:pStyle w:val="TextoTablas"/>
+              <w:spacing w:line="360" w:lineRule="auto"/>
             </w:pPr>
             <w:r>
               <w:t>Encargados de hacer la lazada de la puntada de filete tres hilos; filete y puntada de refuerzo 4 hilos; filete con puntada de seguridad 5 hilos.</w:t>
@@ -3628,6 +3883,7 @@
           <w:p>
             <w:pPr>
               <w:pStyle w:val="TextoTablas"/>
+              <w:spacing w:line="360" w:lineRule="auto"/>
             </w:pPr>
             <w:r>
               <w:t>Botón diferencial</w:t>
@@ -3641,6 +3897,7 @@
           <w:p>
             <w:pPr>
               <w:pStyle w:val="TextoTablas"/>
+              <w:spacing w:line="360" w:lineRule="auto"/>
             </w:pPr>
             <w:r>
               <w:t>Ubicado en la parte lateral, se ajusta según la operación y material.</w:t>
@@ -3656,6 +3913,7 @@
           <w:p>
             <w:pPr>
               <w:pStyle w:val="TextoTablas"/>
+              <w:spacing w:line="360" w:lineRule="auto"/>
             </w:pPr>
             <w:r>
               <w:t>Canal de residuos</w:t>
@@ -3669,6 +3927,7 @@
           <w:p>
             <w:pPr>
               <w:pStyle w:val="TextoTablas"/>
+              <w:spacing w:line="360" w:lineRule="auto"/>
             </w:pPr>
             <w:r>
               <w:t>Bajan los residuos sobrantes al manejarse la máquina.</w:t>
@@ -3687,9 +3946,9 @@
           <w:p>
             <w:pPr>
               <w:pStyle w:val="TextoTablas"/>
-            </w:pPr>
-            <w:r>
-              <w:lastRenderedPageBreak/>
+              <w:spacing w:line="360" w:lineRule="auto"/>
+            </w:pPr>
+            <w:r>
               <w:t>Cuchillas</w:t>
             </w:r>
           </w:p>
@@ -3701,6 +3960,7 @@
           <w:p>
             <w:pPr>
               <w:pStyle w:val="TextoTablas"/>
+              <w:spacing w:line="360" w:lineRule="auto"/>
             </w:pPr>
             <w:r>
               <w:t>La cuchilla superior es movible y la inferior es fija, al roce van cortando de manera homogénea el sobrante del material.</w:t>
@@ -3716,8 +3976,10 @@
           <w:p>
             <w:pPr>
               <w:pStyle w:val="TextoTablas"/>
-            </w:pPr>
-            <w:r>
+              <w:spacing w:line="360" w:lineRule="auto"/>
+            </w:pPr>
+            <w:r>
+              <w:lastRenderedPageBreak/>
               <w:t>Visor o mirilla de aceite</w:t>
             </w:r>
           </w:p>
@@ -3729,6 +3991,7 @@
           <w:p>
             <w:pPr>
               <w:pStyle w:val="TextoTablas"/>
+              <w:spacing w:line="360" w:lineRule="auto"/>
             </w:pPr>
             <w:r>
               <w:t>Ubicado en la parte superior del cabezote verifica la lubricación de la máquina.</w:t>
@@ -3741,6 +4004,7 @@
     <w:p>
       <w:pPr>
         <w:pStyle w:val="Tabla"/>
+        <w:spacing w:line="360" w:lineRule="auto"/>
       </w:pPr>
       <w:r>
         <w:t xml:space="preserve">Partes del mueble, máquina </w:t>
@@ -3775,6 +4039,7 @@
           <w:p>
             <w:pPr>
               <w:pStyle w:val="TextoTablas"/>
+              <w:spacing w:line="360" w:lineRule="auto"/>
             </w:pPr>
             <w:r>
               <w:t>Partes del mueble</w:t>
@@ -3788,6 +4053,7 @@
           <w:p>
             <w:pPr>
               <w:pStyle w:val="TextoTablas"/>
+              <w:spacing w:line="360" w:lineRule="auto"/>
             </w:pPr>
             <w:r>
               <w:t>Función</w:t>
@@ -3806,6 +4072,7 @@
           <w:p>
             <w:pPr>
               <w:pStyle w:val="TextoTablas"/>
+              <w:spacing w:line="360" w:lineRule="auto"/>
             </w:pPr>
             <w:r>
               <w:t>Árbol</w:t>
@@ -3819,6 +4086,7 @@
           <w:p>
             <w:pPr>
               <w:pStyle w:val="TextoTablas"/>
+              <w:spacing w:line="360" w:lineRule="auto"/>
             </w:pPr>
             <w:r>
               <w:t xml:space="preserve">Dispositivo que incluye los </w:t>
@@ -3850,6 +4118,7 @@
           <w:p>
             <w:pPr>
               <w:pStyle w:val="TextoTablas"/>
+              <w:spacing w:line="360" w:lineRule="auto"/>
             </w:pPr>
             <w:proofErr w:type="spellStart"/>
             <w:r>
@@ -3865,9 +4134,18 @@
           <w:p>
             <w:pPr>
               <w:pStyle w:val="TextoTablas"/>
-            </w:pPr>
-            <w:r>
-              <w:t>Soporte para ubicar hilos e hilazas. Depende de su tipo pueden ser que tenga 3, 4 o 5.</w:t>
+              <w:spacing w:line="360" w:lineRule="auto"/>
+            </w:pPr>
+            <w:r>
+              <w:t xml:space="preserve">Soporte para ubicar hilos e hilazas. Según el tipo de máquina, puede tener 3, 4 o 5 </w:t>
+            </w:r>
+            <w:proofErr w:type="spellStart"/>
+            <w:r>
+              <w:t>portaconos</w:t>
+            </w:r>
+            <w:proofErr w:type="spellEnd"/>
+            <w:r>
+              <w:t>.</w:t>
             </w:r>
           </w:p>
         </w:tc>
@@ -3883,6 +4161,7 @@
           <w:p>
             <w:pPr>
               <w:pStyle w:val="TextoTablas"/>
+              <w:spacing w:line="360" w:lineRule="auto"/>
             </w:pPr>
             <w:proofErr w:type="spellStart"/>
             <w:r>
@@ -3898,15 +4177,17 @@
           <w:p>
             <w:pPr>
               <w:pStyle w:val="TextoTablas"/>
+              <w:spacing w:line="360" w:lineRule="auto"/>
             </w:pPr>
             <w:r>
               <w:t xml:space="preserve">Todos los orificios que orientan el hilo desde el cono hasta la aguja y los </w:t>
             </w:r>
-            <w:proofErr w:type="spellStart"/>
-            <w:r>
+            <w:r>
+              <w:rPr>
+                <w:rStyle w:val="Extranjerismo"/>
+              </w:rPr>
               <w:t>loopers</w:t>
             </w:r>
-            <w:proofErr w:type="spellEnd"/>
             <w:r>
               <w:t>.</w:t>
             </w:r>
@@ -3921,6 +4202,7 @@
           <w:p>
             <w:pPr>
               <w:pStyle w:val="TextoTablas"/>
+              <w:spacing w:line="360" w:lineRule="auto"/>
             </w:pPr>
             <w:r>
               <w:t>Mesa</w:t>
@@ -3934,6 +4216,7 @@
           <w:p>
             <w:pPr>
               <w:pStyle w:val="TextoTablas"/>
+              <w:spacing w:line="360" w:lineRule="auto"/>
             </w:pPr>
             <w:r>
               <w:t>Facilita el manejo de los materiales.</w:t>
@@ -3952,6 +4235,7 @@
           <w:p>
             <w:pPr>
               <w:pStyle w:val="TextoTablas"/>
+              <w:spacing w:line="360" w:lineRule="auto"/>
             </w:pPr>
             <w:r>
               <w:t>Cadena pedal</w:t>
@@ -3965,6 +4249,7 @@
           <w:p>
             <w:pPr>
               <w:pStyle w:val="TextoTablas"/>
+              <w:spacing w:line="360" w:lineRule="auto"/>
             </w:pPr>
             <w:r>
               <w:t>Conecta el pedal con la palanca para levantar pie.</w:t>
@@ -3980,6 +4265,7 @@
           <w:p>
             <w:pPr>
               <w:pStyle w:val="TextoTablas"/>
+              <w:spacing w:line="360" w:lineRule="auto"/>
             </w:pPr>
             <w:r>
               <w:t>Estante</w:t>
@@ -3993,6 +4279,7 @@
           <w:p>
             <w:pPr>
               <w:pStyle w:val="TextoTablas"/>
+              <w:spacing w:line="360" w:lineRule="auto"/>
             </w:pPr>
             <w:r>
               <w:t>Sostiene la mesa y el pedal.</w:t>
@@ -4011,6 +4298,7 @@
           <w:p>
             <w:pPr>
               <w:pStyle w:val="TextoTablas"/>
+              <w:spacing w:line="360" w:lineRule="auto"/>
             </w:pPr>
             <w:r>
               <w:t>Varilla de embrague</w:t>
@@ -4024,6 +4312,7 @@
           <w:p>
             <w:pPr>
               <w:pStyle w:val="TextoTablas"/>
+              <w:spacing w:line="360" w:lineRule="auto"/>
             </w:pPr>
             <w:r>
               <w:t>Conecta el pedal con el embrague del motor.</w:t>
@@ -4039,6 +4328,7 @@
           <w:p>
             <w:pPr>
               <w:pStyle w:val="TextoTablas"/>
+              <w:spacing w:line="360" w:lineRule="auto"/>
             </w:pPr>
             <w:r>
               <w:t>Pedal derecho</w:t>
@@ -4052,6 +4342,7 @@
           <w:p>
             <w:pPr>
               <w:pStyle w:val="TextoTablas"/>
+              <w:spacing w:line="360" w:lineRule="auto"/>
             </w:pPr>
             <w:r>
               <w:t xml:space="preserve">Al activarse se levanta el </w:t>
@@ -4078,6 +4369,7 @@
           <w:p>
             <w:pPr>
               <w:pStyle w:val="TextoTablas"/>
+              <w:spacing w:line="360" w:lineRule="auto"/>
             </w:pPr>
             <w:r>
               <w:t>Pedal izquierdo</w:t>
@@ -4091,6 +4383,7 @@
           <w:p>
             <w:pPr>
               <w:pStyle w:val="TextoTablas"/>
+              <w:spacing w:line="360" w:lineRule="auto"/>
             </w:pPr>
             <w:r>
               <w:t xml:space="preserve">Al activarse frena o acelera la velocidad de la </w:t>
@@ -4108,12 +4401,10 @@
       </w:tr>
     </w:tbl>
     <w:p/>
-    <w:p/>
-    <w:p/>
-    <w:p/>
     <w:p>
       <w:pPr>
         <w:pStyle w:val="Tabla"/>
+        <w:spacing w:line="360" w:lineRule="auto"/>
       </w:pPr>
       <w:r>
         <w:lastRenderedPageBreak/>
@@ -4147,6 +4438,7 @@
           <w:p>
             <w:pPr>
               <w:pStyle w:val="TextoTablas"/>
+              <w:spacing w:line="360" w:lineRule="auto"/>
             </w:pPr>
             <w:r>
               <w:t>Partes del motor</w:t>
@@ -4160,6 +4452,7 @@
           <w:p>
             <w:pPr>
               <w:pStyle w:val="TextoTablas"/>
+              <w:spacing w:line="360" w:lineRule="auto"/>
             </w:pPr>
             <w:r>
               <w:t>Función</w:t>
@@ -4178,6 +4471,7 @@
           <w:p>
             <w:pPr>
               <w:pStyle w:val="TextoTablas"/>
+              <w:spacing w:line="360" w:lineRule="auto"/>
             </w:pPr>
             <w:r>
               <w:t>Interruptor</w:t>
@@ -4191,6 +4485,7 @@
           <w:p>
             <w:pPr>
               <w:pStyle w:val="TextoTablas"/>
+              <w:spacing w:line="360" w:lineRule="auto"/>
             </w:pPr>
             <w:r>
               <w:t xml:space="preserve">Dispositivo para prender y apagar la máquina y según el modelo varía su posición. Utiliza </w:t>
@@ -4214,6 +4509,7 @@
           <w:p>
             <w:pPr>
               <w:pStyle w:val="TextoTablas"/>
+              <w:spacing w:line="360" w:lineRule="auto"/>
             </w:pPr>
             <w:r>
               <w:t>Correa</w:t>
@@ -4227,6 +4523,7 @@
           <w:p>
             <w:pPr>
               <w:pStyle w:val="TextoTablas"/>
+              <w:spacing w:line="360" w:lineRule="auto"/>
             </w:pPr>
             <w:r>
               <w:t>Pieza que transmite la fuerza del motor a la máquina.</w:t>
@@ -4245,6 +4542,7 @@
           <w:p>
             <w:pPr>
               <w:pStyle w:val="TextoTablas"/>
+              <w:spacing w:line="360" w:lineRule="auto"/>
             </w:pPr>
             <w:r>
               <w:t>Embrague</w:t>
@@ -4258,6 +4556,7 @@
           <w:p>
             <w:pPr>
               <w:pStyle w:val="TextoTablas"/>
+              <w:spacing w:line="360" w:lineRule="auto"/>
             </w:pPr>
             <w:r>
               <w:t>Al accionarse coloca la máquina en movimiento.</w:t>
@@ -4273,6 +4572,7 @@
           <w:p>
             <w:pPr>
               <w:pStyle w:val="TextoTablas"/>
+              <w:spacing w:line="360" w:lineRule="auto"/>
             </w:pPr>
             <w:r>
               <w:t>Polea</w:t>
@@ -4286,6 +4586,7 @@
           <w:p>
             <w:pPr>
               <w:pStyle w:val="TextoTablas"/>
+              <w:spacing w:line="360" w:lineRule="auto"/>
             </w:pPr>
             <w:r>
               <w:t>Transmite el movimiento por medio de la correa.</w:t>
@@ -4408,31 +4709,34 @@
       <w:r>
         <w:t xml:space="preserve"> tiene un </w:t>
       </w:r>
+      <w:r>
+        <w:rPr>
+          <w:rStyle w:val="Extranjerismo"/>
+        </w:rPr>
+        <w:t>looper</w:t>
+      </w:r>
+      <w:r>
+        <w:t xml:space="preserve"> interno y un </w:t>
+      </w:r>
+      <w:r>
+        <w:rPr>
+          <w:rStyle w:val="Extranjerismo"/>
+        </w:rPr>
+        <w:t>looper</w:t>
+      </w:r>
+      <w:r>
+        <w:t xml:space="preserve"> ciego para la puntada de </w:t>
+      </w:r>
       <w:proofErr w:type="spellStart"/>
       <w:r>
-        <w:t>looper</w:t>
+        <w:t>recubridor</w:t>
       </w:r>
       <w:proofErr w:type="spellEnd"/>
       <w:r>
-        <w:t xml:space="preserve"> interno y un </w:t>
-      </w:r>
-      <w:proofErr w:type="spellStart"/>
-      <w:r>
-        <w:t>looper</w:t>
-      </w:r>
-      <w:proofErr w:type="spellEnd"/>
-      <w:r>
-        <w:t xml:space="preserve"> ciego para la puntada de </w:t>
-      </w:r>
-      <w:proofErr w:type="spellStart"/>
-      <w:r>
-        <w:t>recubridor</w:t>
-      </w:r>
-      <w:proofErr w:type="spellEnd"/>
-      <w:r>
         <w:t>, además tiene cinco sistemas tensores para cada hilo.</w:t>
       </w:r>
     </w:p>
+    <w:p/>
     <w:p>
       <w:pPr>
         <w:pStyle w:val="Prrafodelista"/>
@@ -4448,37 +4752,38 @@
         <w:rPr>
           <w:b/>
         </w:rPr>
+        <w:lastRenderedPageBreak/>
         <w:t>Tecnología en maquinaria y equipos de ropa exterior</w:t>
       </w:r>
     </w:p>
     <w:p>
       <w:r>
-        <w:t xml:space="preserve">En la máquina plana automática, además de tener un tablero donde se programan costuras para remates, costuras continuas y costuras en cuadro, es posible </w:t>
-      </w:r>
-      <w:r>
-        <w:lastRenderedPageBreak/>
-        <w:t>programar funciones de corte de hilo, posicionar aguja y levantar y bajar pie. Existen tableros que además de ser táctiles, tienen tecnología de comunicación inalámbrica a través de celular (</w:t>
+        <w:t>En la máquina plana automática, además de tener un tablero donde se programan costuras para remates, costuras continuas y costuras en cuadro, es posible programar funciones de corte de hilo, posicionar aguja y levantar y bajar pie. Existen tableros que además de ser táctiles, tienen tecnología de comunicación inalámbrica a través de celular (</w:t>
+      </w:r>
+      <w:r>
+        <w:rPr>
+          <w:rStyle w:val="Extranjerismo"/>
+        </w:rPr>
+        <w:t>Near Field Communication NFC</w:t>
+      </w:r>
+      <w:r>
+        <w:t>) donde se puede programar y realizar el control de funcionamiento de la máquina.</w:t>
+      </w:r>
+    </w:p>
+    <w:p>
+      <w:r>
+        <w:t xml:space="preserve">Los motores de las máquinas se han reemplazado por </w:t>
       </w:r>
       <w:proofErr w:type="spellStart"/>
       <w:r>
-        <w:t>Near</w:t>
+        <w:t>motore</w:t>
       </w:r>
       <w:proofErr w:type="spellEnd"/>
       <w:r>
-        <w:t xml:space="preserve"> Field </w:t>
-      </w:r>
-      <w:proofErr w:type="spellStart"/>
-      <w:r>
-        <w:t>Communication</w:t>
-      </w:r>
-      <w:proofErr w:type="spellEnd"/>
-      <w:r>
-        <w:t xml:space="preserve"> NFC) donde se puede programar y realizar el control de funcionamiento de la máquina.</w:t>
-      </w:r>
-    </w:p>
-    <w:p>
-      <w:r>
-        <w:t>Los motores de las máquinas se han reemplazado por motores que ahorran energía, causan menos ruido y vibración, además de tener mayor nivel de velocidad. También existen motores mecatrónicos los cuales están integrados con el cabezote, logrando un mejor desempeño.</w:t>
+        <w:tab/>
+      </w:r>
+      <w:r>
+        <w:t>s que ahorran energía, causan menos ruido y vibración, además de tener mayor nivel de velocidad. También existen motores mecatrónicos los cuales están integrados con el cabezote, logrando un mejor desempeño.</w:t>
       </w:r>
     </w:p>
     <w:p>
@@ -4525,6 +4830,9 @@
         <w:t>Se caracterizan por ser programables, en su tablero digital se gradúan tamaño, velocidad, medida de zigzag. La máquina tiene botones de seguridad de parada, para que al accionar inmediatamente termine el ciclo de la operación.</w:t>
       </w:r>
     </w:p>
+    <w:p/>
+    <w:p/>
+    <w:p/>
     <w:p>
       <w:pPr>
         <w:pStyle w:val="Prrafodelista"/>
@@ -4541,6 +4849,7 @@
         <w:rPr>
           <w:b/>
         </w:rPr>
+        <w:lastRenderedPageBreak/>
         <w:t>Botonadoras</w:t>
       </w:r>
       <w:proofErr w:type="spellEnd"/>
@@ -4590,7 +4899,6 @@
         <w:rPr>
           <w:b/>
         </w:rPr>
-        <w:lastRenderedPageBreak/>
         <w:t>Ribeteadoras</w:t>
       </w:r>
     </w:p>
@@ -4611,8 +4919,9 @@
     <w:p>
       <w:pPr>
         <w:pStyle w:val="Ttulo2"/>
-      </w:pPr>
-      <w:bookmarkStart w:id="3" w:name="_Toc232079751"/>
+        <w:spacing w:line="360" w:lineRule="auto"/>
+      </w:pPr>
+      <w:bookmarkStart w:id="3" w:name="_Toc233281197"/>
       <w:r>
         <w:t>Maquinaria y equipo ropa interior</w:t>
       </w:r>
@@ -4620,7 +4929,15 @@
     </w:p>
     <w:p>
       <w:r>
-        <w:t xml:space="preserve">En la confección de bóxer, pantys, brasieres, tops se requieren además de las máquinas básicas, máquinas con aditamentos como los dosificadores de elástico, máquina plana dos agujas, presilladora y </w:t>
+        <w:t xml:space="preserve">En la confección de bóxer, </w:t>
+      </w:r>
+      <w:proofErr w:type="spellStart"/>
+      <w:r>
+        <w:t>panties</w:t>
+      </w:r>
+      <w:proofErr w:type="spellEnd"/>
+      <w:r>
+        <w:t xml:space="preserve">, brasieres, tops se requieren además de las máquinas básicas, máquinas con aditamentos como los dosificadores de elástico, máquina plana dos agujas, presilladora y </w:t>
       </w:r>
       <w:proofErr w:type="spellStart"/>
       <w:r>
@@ -4674,34 +4991,30 @@
     </w:p>
     <w:p>
       <w:r>
+        <w:lastRenderedPageBreak/>
         <w:t>Se utiliza en los brasieres para las operaciones de sujeción de sesgos cubre varillas.</w:t>
       </w:r>
     </w:p>
     <w:p/>
+    <w:p>
+      <w:pPr>
+        <w:pStyle w:val="Figura"/>
+      </w:pPr>
+      <w:r>
+        <w:t>Partes máquina dos agujas.</w:t>
+      </w:r>
+    </w:p>
     <w:p/>
-    <w:p/>
-    <w:p/>
-    <w:p/>
-    <w:p>
-      <w:pPr>
-        <w:pStyle w:val="Figura"/>
-      </w:pPr>
-      <w:r>
-        <w:lastRenderedPageBreak/>
-        <w:t>Partes máquina dos agujas.</w:t>
-      </w:r>
-    </w:p>
-    <w:p/>
     <w:p>
       <w:r>
         <w:rPr>
           <w:noProof/>
         </w:rPr>
         <w:drawing>
-          <wp:inline distT="0" distB="0" distL="0" distR="0" wp14:anchorId="1FF1514B" wp14:editId="2C70FBEC">
+          <wp:inline distT="0" distB="0" distL="0" distR="0" wp14:anchorId="1FF1514B" wp14:editId="4A6FE349">
             <wp:extent cx="5641975" cy="3312795"/>
             <wp:effectExtent l="0" t="0" r="0" b="1905"/>
-            <wp:docPr id="4" name="Imagen 4" descr="Figura 2. La imagen describe una ilustración de una máquina de coser industrial plana de dos agujas montada sobre una mesa de trabajo. Mediante líneas indicadoras, el diagrama señala sus diferentes partes principales: dos sistemas tensores, el ecualizador, los pies prensatela, el devanador, el volante y el motor situado debajo de la mesa."/>
+            <wp:docPr id="4" name="Imagen 4" descr="Figura 2. La imagen muestra una ilustración de una máquina de coser industrial plana de dos agujas montada sobre una mesa de trabajo. Mediante líneas indicadoras, el diagrama señala sus diferentes partes principales: dos sistemas tensores, el ecualizador, los pies prensatela, el devanador, el volante y el motor situado debajo de la mesa."/>
             <wp:cNvGraphicFramePr>
               <a:graphicFrameLocks xmlns:a="http://schemas.openxmlformats.org/drawingml/2006/main" noChangeAspect="1"/>
             </wp:cNvGraphicFramePr>
@@ -4789,11 +5102,20 @@
     </w:p>
     <w:p>
       <w:r>
-        <w:t>Las operaciones que se desarrollan con las costuras de zigzag en tres pasos son: fijación de elásticos en pantys y brasieres.</w:t>
-      </w:r>
-    </w:p>
-    <w:p/>
-    <w:p/>
+        <w:t xml:space="preserve">Las operaciones que se desarrollan con las costuras de zigzag en tres pasos son: fijación de elásticos en </w:t>
+      </w:r>
+      <w:proofErr w:type="spellStart"/>
+      <w:r>
+        <w:t>panties</w:t>
+      </w:r>
+      <w:proofErr w:type="spellEnd"/>
+      <w:r>
+        <w:t xml:space="preserve"> </w:t>
+      </w:r>
+      <w:r>
+        <w:t>y brasieres.</w:t>
+      </w:r>
+    </w:p>
     <w:p>
       <w:pPr>
         <w:pStyle w:val="Figura"/>
@@ -4808,7 +5130,7 @@
       </w:r>
       <w:proofErr w:type="spellEnd"/>
       <w:r>
-        <w:t xml:space="preserve"> Brother ZM-85-1A.</w:t>
+        <w:t xml:space="preserve"> Brother ZM-851A.</w:t>
       </w:r>
     </w:p>
     <w:p>
@@ -4817,10 +5139,10 @@
           <w:noProof/>
         </w:rPr>
         <w:drawing>
-          <wp:inline distT="0" distB="0" distL="0" distR="0" wp14:anchorId="7F130875" wp14:editId="2DF3AD41">
+          <wp:inline distT="0" distB="0" distL="0" distR="0" wp14:anchorId="7F130875" wp14:editId="1AFA390E">
             <wp:extent cx="5270500" cy="3140075"/>
             <wp:effectExtent l="0" t="0" r="6350" b="3175"/>
-            <wp:docPr id="5" name="Imagen 5" descr="Figura 3. La imagen describe una ilustración de una máquina de coser zigzadora montada sobre una mesa de trabajo. Mediante líneas indicadoras, el diagrama señala tres de sus partes principales: el alimentador de hilo en la parte frontal, el visor de aceite en la parte superior y el botón graduador de puntada en el lateral derecho. "/>
+            <wp:docPr id="5" name="Imagen 5" descr="Figura 3. La imagen muestra una ilustración de una máquina de coser zigzadora montada sobre una mesa de trabajo. Mediante líneas indicadoras, el diagrama señala tres de sus partes principales: el alimentador de hilo en la parte frontal, el visor de aceite en la parte superior y el botón graduador de puntada en el lateral derecho. "/>
             <wp:cNvGraphicFramePr>
               <a:graphicFrameLocks xmlns:a="http://schemas.openxmlformats.org/drawingml/2006/main" noChangeAspect="1"/>
             </wp:cNvGraphicFramePr>
@@ -4895,7 +5217,18 @@
       </w:r>
       <w:proofErr w:type="gramEnd"/>
       <w:r>
-        <w:t xml:space="preserve"> la fijación de tirantas de brasier, remates en costados de pantys y separación de sesgos.</w:t>
+        <w:t xml:space="preserve"> la fijación de tirantas de brasier, remates en costados de </w:t>
+      </w:r>
+      <w:proofErr w:type="spellStart"/>
+      <w:r>
+        <w:t>panties</w:t>
+      </w:r>
+      <w:proofErr w:type="spellEnd"/>
+      <w:r>
+        <w:t xml:space="preserve"> </w:t>
+      </w:r>
+      <w:r>
+        <w:t>y separación de sesgos.</w:t>
       </w:r>
     </w:p>
     <w:p>
@@ -4923,10 +5256,10 @@
           <w:noProof/>
         </w:rPr>
         <w:drawing>
-          <wp:inline distT="0" distB="0" distL="0" distR="0" wp14:anchorId="21833D7A" wp14:editId="27C0DE9E">
+          <wp:inline distT="0" distB="0" distL="0" distR="0" wp14:anchorId="21833D7A" wp14:editId="4FD416A4">
             <wp:extent cx="6073140" cy="3131185"/>
             <wp:effectExtent l="0" t="0" r="3810" b="0"/>
-            <wp:docPr id="6" name="Imagen 6" descr="Figura 4. La imagen describe a la izquierda una fotografía en primer plano de unas manos operando una máquina de coser sobre una prenda de tela de jean. A la derecha, sobre un fondo gris, se presenta una lista enumerando las partes de la máquina: barra aguja, pie prensatela, gancho, dientes, planchuela, guiahilos, portaconos y tensores, destacando que cuenta con dos de estos últimos para el mismo hilo de la aguja. "/>
+            <wp:docPr id="6" name="Imagen 6" descr="Figura 4. La imagen muestra a la izquierda una fotografía en primer plano de unas manos operando una máquina de coser sobre una prenda de tela de jean. A la derecha, sobre un fondo gris, se presenta una lista enumerando las partes de la máquina: barra aguja, pie prensatela, gancho, dientes, planchuela, guiahilos, portaconos y tensores, destacando que cuenta con dos de estos últimos para el mismo hilo de la aguja."/>
             <wp:cNvGraphicFramePr>
               <a:graphicFrameLocks xmlns:a="http://schemas.openxmlformats.org/drawingml/2006/main" noChangeAspect="1"/>
             </wp:cNvGraphicFramePr>
@@ -4981,33 +5314,28 @@
           <w:numId w:val="24"/>
         </w:numPr>
         <w:rPr>
-          <w:b/>
-        </w:rPr>
-      </w:pPr>
-      <w:r>
-        <w:rPr>
-          <w:b/>
-        </w:rPr>
-        <w:t xml:space="preserve">Flat </w:t>
-      </w:r>
-      <w:proofErr w:type="spellStart"/>
-      <w:r>
-        <w:rPr>
-          <w:b/>
-        </w:rPr>
-        <w:t>seamer</w:t>
-      </w:r>
-      <w:proofErr w:type="spellEnd"/>
+          <w:rStyle w:val="Extranjerismo"/>
+          <w:b/>
+        </w:rPr>
+      </w:pPr>
+      <w:r>
+        <w:rPr>
+          <w:rStyle w:val="Extranjerismo"/>
+          <w:b/>
+        </w:rPr>
+        <w:t>Flat seamer</w:t>
+      </w:r>
     </w:p>
     <w:p>
       <w:r>
         <w:t xml:space="preserve">Máquina especializada en la unión de costuras tope a tope, utilizada en el caso de unión de bóxer o en prendas de control; la máquina tiene 4 agujas, 3 </w:t>
       </w:r>
-      <w:proofErr w:type="spellStart"/>
-      <w:r>
+      <w:r>
+        <w:rPr>
+          <w:rStyle w:val="Extranjerismo"/>
+        </w:rPr>
         <w:t>loopers</w:t>
       </w:r>
-      <w:proofErr w:type="spellEnd"/>
       <w:r>
         <w:t>, par de cuchillas para refilar el material sobrante.</w:t>
       </w:r>
@@ -5046,8 +5374,9 @@
     <w:p>
       <w:pPr>
         <w:pStyle w:val="Ttulo2"/>
-      </w:pPr>
-      <w:bookmarkStart w:id="4" w:name="_Toc232079752"/>
+        <w:spacing w:line="360" w:lineRule="auto"/>
+      </w:pPr>
+      <w:bookmarkStart w:id="4" w:name="_Toc233281198"/>
       <w:r>
         <w:t>Maquinaria y equipo ropa deportiva</w:t>
       </w:r>
@@ -5055,16 +5384,21 @@
     </w:p>
     <w:p>
       <w:r>
-        <w:t>La confección de prendas deportivas requiere del uso de maquinaria y equipo especializada, la cual permite realizar acabados y diferenciación en las prendas.</w:t>
-      </w:r>
-    </w:p>
-    <w:p/>
+        <w:t>La confección de prendas deportivas requiere del uso de maquinaria y equipo especializad</w:t>
+      </w:r>
+      <w:r>
+        <w:t>o</w:t>
+      </w:r>
+      <w:r>
+        <w:t>, la cual permite realizar acabados y diferenciación en las prendas.</w:t>
+      </w:r>
+    </w:p>
     <w:p>
       <w:pPr>
         <w:pStyle w:val="Prrafodelista"/>
         <w:numPr>
           <w:ilvl w:val="0"/>
-          <w:numId w:val="26"/>
+          <w:numId w:val="36"/>
         </w:numPr>
         <w:rPr>
           <w:b/>
@@ -5074,28 +5408,18 @@
         <w:rPr>
           <w:b/>
         </w:rPr>
-        <w:t xml:space="preserve">Partes, características y usos de </w:t>
-      </w:r>
-      <w:proofErr w:type="gramStart"/>
-      <w:r>
-        <w:rPr>
-          <w:b/>
-        </w:rPr>
-        <w:t>la máquinas</w:t>
-      </w:r>
-      <w:proofErr w:type="gramEnd"/>
-      <w:r>
-        <w:rPr>
-          <w:b/>
-        </w:rPr>
-        <w:t xml:space="preserve"> de ropa deportiva</w:t>
-      </w:r>
-    </w:p>
-    <w:p>
-      <w:r>
-        <w:t>Para el desarrollo de ropa deportiva además de la maquinaria básica se utilizan:</w:t>
-      </w:r>
-    </w:p>
+        <w:t xml:space="preserve">Máquina industrial </w:t>
+      </w:r>
+      <w:proofErr w:type="spellStart"/>
+      <w:r>
+        <w:rPr>
+          <w:b/>
+        </w:rPr>
+        <w:t>encauchadora</w:t>
+      </w:r>
+      <w:proofErr w:type="spellEnd"/>
+    </w:p>
+    <w:p/>
     <w:p>
       <w:pPr>
         <w:pStyle w:val="Prrafodelista"/>
@@ -5120,34 +5444,31 @@
       <w:r>
         <w:t xml:space="preserve">Máquina de 4 agujas y 4 </w:t>
       </w:r>
-      <w:proofErr w:type="spellStart"/>
-      <w:r>
+      <w:r>
+        <w:rPr>
+          <w:rStyle w:val="Extranjerismo"/>
+        </w:rPr>
         <w:t>loopers</w:t>
       </w:r>
-      <w:proofErr w:type="spellEnd"/>
       <w:r>
         <w:t xml:space="preserve">, tiene un </w:t>
       </w:r>
-      <w:proofErr w:type="spellStart"/>
-      <w:r>
+      <w:r>
+        <w:rPr>
+          <w:rStyle w:val="Extranjerismo"/>
+        </w:rPr>
         <w:t>pooler</w:t>
       </w:r>
-      <w:proofErr w:type="spellEnd"/>
       <w:r>
         <w:t xml:space="preserve"> (sistema de rodillos) el cual ayuda al arrastre de la pieza encauchada. Se adiciona aditamentos de soporte para el caucho y portarrollos para la alimentación del elástico.</w:t>
       </w:r>
-    </w:p>
-    <w:p>
-      <w:pPr>
-        <w:ind w:firstLine="0"/>
-      </w:pPr>
     </w:p>
     <w:p>
       <w:pPr>
         <w:pStyle w:val="Prrafodelista"/>
         <w:numPr>
           <w:ilvl w:val="0"/>
-          <w:numId w:val="26"/>
+          <w:numId w:val="24"/>
         </w:numPr>
         <w:rPr>
           <w:b/>
@@ -5157,18 +5478,7 @@
         <w:rPr>
           <w:b/>
         </w:rPr>
-        <w:t>T</w:t>
-      </w:r>
-      <w:r>
-        <w:rPr>
-          <w:b/>
-        </w:rPr>
-        <w:t>ecnología en maquinaria y equipos de ropa deportiva</w:t>
-      </w:r>
-    </w:p>
-    <w:p>
-      <w:r>
-        <w:t>Para el desarrollo de ropa deportiva además de la maquinaria básica se utilizan:</w:t>
+        <w:t>Máquinas electrónicas</w:t>
       </w:r>
     </w:p>
     <w:p>
@@ -5184,51 +5494,48 @@
         <w:t xml:space="preserve"> en algunas operaciones de prendas básicas, como coser pechera.</w:t>
       </w:r>
     </w:p>
-    <w:p/>
-    <w:p>
+    <w:p>
+      <w:r>
+        <w:t xml:space="preserve">También se emplea la tecnología de ultrasonido en materiales sintéticos con propiedades de </w:t>
+      </w:r>
+      <w:proofErr w:type="spellStart"/>
+      <w:r>
+        <w:t>antifluidos</w:t>
+      </w:r>
+      <w:proofErr w:type="spellEnd"/>
+      <w:r>
+        <w:t xml:space="preserve">, </w:t>
+      </w:r>
+      <w:proofErr w:type="spellStart"/>
+      <w:r>
+        <w:t>antimanchas</w:t>
+      </w:r>
+      <w:proofErr w:type="spellEnd"/>
+      <w:r>
+        <w:t xml:space="preserve"> y otros para camisetas, chaquetas, la cual se ha desarrollado para completar todas las operaciones de la prenda.</w:t>
+      </w:r>
+    </w:p>
+    <w:p>
+      <w:pPr>
+        <w:pStyle w:val="Ttulo2"/>
+        <w:spacing w:line="360" w:lineRule="auto"/>
+      </w:pPr>
+      <w:bookmarkStart w:id="5" w:name="_Toc233281199"/>
       <w:r>
         <w:lastRenderedPageBreak/>
-        <w:t xml:space="preserve">También se emplea la tecnología de ultrasonido en materiales sintéticos con propiedades de </w:t>
-      </w:r>
-      <w:proofErr w:type="spellStart"/>
-      <w:r>
-        <w:t>antifluidos</w:t>
-      </w:r>
-      <w:proofErr w:type="spellEnd"/>
-      <w:r>
-        <w:t xml:space="preserve">, </w:t>
-      </w:r>
-      <w:proofErr w:type="spellStart"/>
-      <w:r>
-        <w:t>antimanchas</w:t>
-      </w:r>
-      <w:proofErr w:type="spellEnd"/>
-      <w:r>
-        <w:t xml:space="preserve"> y otros para camisetas, chaquetas, la cual se ha desarrollado para completar todas las operaciones de la prenda.</w:t>
-      </w:r>
-    </w:p>
-    <w:p/>
-    <w:p>
-      <w:pPr>
-        <w:pStyle w:val="Ttulo2"/>
-      </w:pPr>
-      <w:bookmarkStart w:id="5" w:name="_Toc232079753"/>
-      <w:r>
         <w:t>Maquinaria y equipo ropa en denim</w:t>
       </w:r>
       <w:bookmarkEnd w:id="5"/>
     </w:p>
     <w:p>
       <w:r>
-        <w:t xml:space="preserve">Las prendas en denim tienen un gran posicionamiento en el mercado, conforme al alto número de operaciones de cada prenda, se han desarrollado máquinas especializadas en </w:t>
-      </w:r>
-      <w:proofErr w:type="gramStart"/>
-      <w:r>
-        <w:t>las procesos</w:t>
-      </w:r>
-      <w:proofErr w:type="gramEnd"/>
-      <w:r>
-        <w:t xml:space="preserve"> para mejorar el rendimiento de la producción.</w:t>
+        <w:t>Las prendas en denim tienen un gran posicionamiento en el mercado, conforme al alto número de operaciones de cada prenda, se han desarrollado máquinas especializadas en l</w:t>
+      </w:r>
+      <w:r>
+        <w:t>o</w:t>
+      </w:r>
+      <w:r>
+        <w:t>s procesos para mejorar el rendimiento de la producción.</w:t>
       </w:r>
     </w:p>
     <w:p/>
@@ -5334,24 +5641,25 @@
       <w:r>
         <w:t xml:space="preserve">Dispone de 4 agujas 4 </w:t>
       </w:r>
-      <w:proofErr w:type="spellStart"/>
-      <w:r>
+      <w:r>
+        <w:rPr>
+          <w:rStyle w:val="Extranjerismo"/>
+        </w:rPr>
         <w:t>loopers</w:t>
       </w:r>
-      <w:proofErr w:type="spellEnd"/>
       <w:r>
         <w:t xml:space="preserve">, </w:t>
       </w:r>
-      <w:proofErr w:type="spellStart"/>
-      <w:r>
+      <w:r>
+        <w:rPr>
+          <w:rStyle w:val="Extranjerismo"/>
+        </w:rPr>
         <w:t>pooler</w:t>
       </w:r>
-      <w:proofErr w:type="spellEnd"/>
       <w:r>
         <w:t xml:space="preserve"> para el arrastre de la pieza, requiere de montaje de guías para pasar la pieza de pretina.</w:t>
       </w:r>
     </w:p>
-    <w:p/>
     <w:p>
       <w:pPr>
         <w:pStyle w:val="Prrafodelista"/>
@@ -5367,29 +5675,40 @@
         <w:rPr>
           <w:b/>
         </w:rPr>
+        <w:t>Cerradora de codo</w:t>
+      </w:r>
+    </w:p>
+    <w:p>
+      <w:r>
+        <w:t xml:space="preserve">Dispone de 2 o 3 agujas y 2 o 3 </w:t>
+      </w:r>
+      <w:r>
+        <w:rPr>
+          <w:rStyle w:val="Extranjerismo"/>
+        </w:rPr>
+        <w:t>loopers</w:t>
+      </w:r>
+      <w:r>
+        <w:t xml:space="preserve"> según corresponda, requiere de un </w:t>
+      </w:r>
+      <w:r>
+        <w:rPr>
+          <w:rStyle w:val="Extranjerismo"/>
+        </w:rPr>
+        <w:t>pooler</w:t>
+      </w:r>
+      <w:r>
+        <w:t xml:space="preserve"> para el arrastre del material. La forma del cabezote similar a un brazo doblado realiza operaciones de unión de piezas. Al colocarse la guía tipo caracol realiza costuras engarzadas para cerrar las piezas. En ropa deportiva se puede utilizar con un embudo o </w:t>
+      </w:r>
+      <w:r>
+        <w:rPr>
+          <w:rStyle w:val="Extranjerismo"/>
+        </w:rPr>
         <w:lastRenderedPageBreak/>
-        <w:t>Cerradora de codo</w:t>
-      </w:r>
-    </w:p>
-    <w:p>
-      <w:r>
-        <w:t xml:space="preserve">Dispone de 2 o 3 agujas y 2 o 3 </w:t>
-      </w:r>
-      <w:proofErr w:type="spellStart"/>
-      <w:r>
-        <w:t>loopers</w:t>
-      </w:r>
-      <w:proofErr w:type="spellEnd"/>
-      <w:r>
-        <w:t xml:space="preserve"> según corresponda, requiere de un </w:t>
-      </w:r>
-      <w:proofErr w:type="spellStart"/>
-      <w:r>
-        <w:t>pooler</w:t>
-      </w:r>
-      <w:proofErr w:type="spellEnd"/>
-      <w:r>
-        <w:t xml:space="preserve"> para el arrastre del material. La forma del cabezote similar a un brazo doblado realiza operaciones de unión de piezas. Al colocarse la guía tipo caracol realiza costuras engarzadas para cerrar las piezas. En ropa deportiva se puede utilizar con un embudo o folder para sesgo aéreo y fijar el sesgo en los hombros y parte de escote (cinta hombros).</w:t>
+        <w:t>folder</w:t>
+      </w:r>
+      <w:r>
+        <w:t xml:space="preserve"> para sesgo aéreo y fijar el sesgo en los hombros y parte de escote (cinta hombros).</w:t>
       </w:r>
     </w:p>
     <w:p>
@@ -5407,10 +5726,10 @@
           <w:noProof/>
         </w:rPr>
         <w:drawing>
-          <wp:inline distT="0" distB="0" distL="0" distR="0" wp14:anchorId="71EBBC39" wp14:editId="1865F3F3">
+          <wp:inline distT="0" distB="0" distL="0" distR="0" wp14:anchorId="71EBBC39" wp14:editId="7079D828">
             <wp:extent cx="4831080" cy="2855595"/>
             <wp:effectExtent l="0" t="0" r="7620" b="1905"/>
-            <wp:docPr id="9" name="Imagen 9" descr="Figura 5. Ilustración técnica titulada &quot;Partes maquina cerradora de codo Brother DA-9280&quot;. El esquema detalla la estructura anatómica del equipo para la guía de quienes lo operan en la confección industrial, identificando sus partes principales: los tensores en la parte superior del cabezal, los canales guía hilos en el soporte inclinado de la derecha, y el prensatelas junto con los loopers en la zona frontal izquierda de costura, mostrando una sección translúcida que deja ver los mecanismos internos inferiores."/>
+            <wp:docPr id="9" name="Imagen 9" descr="Figura 5. Ilustración técnica titulada Partes maquina cerradora de codo Brother DA-9280. El esquema detalla la estructura anatómica del equipo para la guía de quienes lo operan en la confección industrial, identificando sus partes principales: los tensores en la parte superior del cabezal, los canales guía hilos en el soporte inclinado de la derecha, y el prensatelas junto con los loopers en la zona frontal izquierda de costura, mostrando una sección translúcida que deja ver los mecanismos internos inferiores."/>
             <wp:cNvGraphicFramePr>
               <a:graphicFrameLocks xmlns:a="http://schemas.openxmlformats.org/drawingml/2006/main" noChangeAspect="1"/>
             </wp:cNvGraphicFramePr>
@@ -5496,7 +5815,6 @@
         <w:rPr>
           <w:b/>
         </w:rPr>
-        <w:lastRenderedPageBreak/>
         <w:t>Dobladilladora</w:t>
       </w:r>
       <w:proofErr w:type="spellEnd"/>
@@ -5528,7 +5846,8 @@
         <w:rPr>
           <w:b/>
         </w:rPr>
-        <w:t>Partes, características y usos de las máquinas de ropa denim</w:t>
+        <w:lastRenderedPageBreak/>
+        <w:t>Tecnología en maquinaria y equipos de ropa denim</w:t>
       </w:r>
     </w:p>
     <w:p>
@@ -5548,8 +5867,9 @@
     <w:p>
       <w:pPr>
         <w:pStyle w:val="Ttulo2"/>
-      </w:pPr>
-      <w:bookmarkStart w:id="6" w:name="_Toc232079754"/>
+        <w:spacing w:line="360" w:lineRule="auto"/>
+      </w:pPr>
+      <w:bookmarkStart w:id="6" w:name="_Toc233281200"/>
       <w:r>
         <w:t>Maquinaria en procesos especiales</w:t>
       </w:r>
@@ -5647,7 +5967,6 @@
         <w:rPr>
           <w:b/>
         </w:rPr>
-        <w:lastRenderedPageBreak/>
         <w:t>Proceso de lavandería</w:t>
       </w:r>
     </w:p>
@@ -5668,6 +5987,7 @@
         <w:rPr>
           <w:b/>
         </w:rPr>
+        <w:lastRenderedPageBreak/>
         <w:t>Prelavado</w:t>
       </w:r>
       <w:r>
@@ -5703,6 +6023,7 @@
       <w:proofErr w:type="spellStart"/>
       <w:r>
         <w:rPr>
+          <w:rStyle w:val="Extranjerismo"/>
           <w:b/>
         </w:rPr>
         <w:t>Ston</w:t>
@@ -5726,14 +6047,13 @@
           <w:numId w:val="28"/>
         </w:numPr>
       </w:pPr>
-      <w:proofErr w:type="spellStart"/>
-      <w:r>
-        <w:rPr>
+      <w:r>
+        <w:rPr>
+          <w:rStyle w:val="Extranjerismo"/>
           <w:b/>
         </w:rPr>
         <w:t>Bleach</w:t>
       </w:r>
-      <w:proofErr w:type="spellEnd"/>
       <w:r>
         <w:rPr>
           <w:b/>
@@ -5752,14 +6072,13 @@
           <w:numId w:val="28"/>
         </w:numPr>
       </w:pPr>
-      <w:proofErr w:type="spellStart"/>
-      <w:r>
-        <w:rPr>
+      <w:r>
+        <w:rPr>
+          <w:rStyle w:val="Extranjerismo"/>
           <w:b/>
         </w:rPr>
         <w:t>Dirty</w:t>
       </w:r>
-      <w:proofErr w:type="spellEnd"/>
       <w:r>
         <w:t>: acabado envejecido.</w:t>
       </w:r>
@@ -5772,14 +6091,13 @@
           <w:numId w:val="28"/>
         </w:numPr>
       </w:pPr>
-      <w:proofErr w:type="spellStart"/>
-      <w:r>
-        <w:rPr>
+      <w:r>
+        <w:rPr>
+          <w:rStyle w:val="Extranjerismo"/>
           <w:b/>
         </w:rPr>
         <w:t>Destroyed</w:t>
       </w:r>
-      <w:proofErr w:type="spellEnd"/>
       <w:r>
         <w:t>: deshilachados.</w:t>
       </w:r>
@@ -5801,13 +6119,59 @@
       <w:r>
         <w:t xml:space="preserve">: craquelado, </w:t>
       </w:r>
-      <w:proofErr w:type="spellStart"/>
-      <w:r>
-        <w:t>tye</w:t>
-      </w:r>
-      <w:proofErr w:type="spellEnd"/>
-      <w:r>
-        <w:t xml:space="preserve"> die, relieve, salpicados, desgastes, revestimientos, teñidos.</w:t>
+      <w:r>
+        <w:rPr>
+          <w:rStyle w:val="Extranjerismo"/>
+        </w:rPr>
+        <w:t>t</w:t>
+      </w:r>
+      <w:r>
+        <w:rPr>
+          <w:rStyle w:val="Extranjerismo"/>
+        </w:rPr>
+        <w:t>i</w:t>
+      </w:r>
+      <w:r>
+        <w:rPr>
+          <w:rStyle w:val="Extranjerismo"/>
+        </w:rPr>
+        <w:t>e</w:t>
+      </w:r>
+      <w:r>
+        <w:rPr>
+          <w:rStyle w:val="Extranjerismo"/>
+        </w:rPr>
+        <w:t>-</w:t>
+      </w:r>
+      <w:r>
+        <w:rPr>
+          <w:rStyle w:val="Extranjerismo"/>
+        </w:rPr>
+        <w:t>d</w:t>
+      </w:r>
+      <w:r>
+        <w:rPr>
+          <w:rStyle w:val="Extranjerismo"/>
+        </w:rPr>
+        <w:t>y</w:t>
+      </w:r>
+      <w:r>
+        <w:rPr>
+          <w:rStyle w:val="Extranjerismo"/>
+        </w:rPr>
+        <w:t>e</w:t>
+      </w:r>
+      <w:r>
+        <w:t xml:space="preserve">, </w:t>
+      </w:r>
+      <w:r>
+        <w:rPr>
+          <w:rStyle w:val="Extranjerismo"/>
+        </w:rPr>
+        <w:t>relieve</w:t>
+      </w:r>
+      <w:r>
+        <w:t>, salpicados, desgastes, revestimientos, teñidos.</w:t>
       </w:r>
     </w:p>
     <w:p/>
@@ -5844,7 +6208,7 @@
     </w:p>
     <w:p>
       <w:pPr>
-        <w:spacing w:before="0" w:after="160" w:line="259" w:lineRule="auto"/>
+        <w:spacing w:before="0" w:after="160"/>
         <w:ind w:firstLine="0"/>
       </w:pPr>
       <w:r>
@@ -5854,8 +6218,9 @@
     <w:p>
       <w:pPr>
         <w:pStyle w:val="Ttulo1"/>
-      </w:pPr>
-      <w:bookmarkStart w:id="7" w:name="_Toc232079755"/>
+        <w:spacing w:line="360" w:lineRule="auto"/>
+      </w:pPr>
+      <w:bookmarkStart w:id="7" w:name="_Toc233281201"/>
       <w:r>
         <w:lastRenderedPageBreak/>
         <w:t>Elementos de confección</w:t>
@@ -5872,8 +6237,9 @@
     <w:p>
       <w:pPr>
         <w:pStyle w:val="Ttulo2"/>
-      </w:pPr>
-      <w:bookmarkStart w:id="8" w:name="_Toc232079756"/>
+        <w:spacing w:line="360" w:lineRule="auto"/>
+      </w:pPr>
+      <w:bookmarkStart w:id="8" w:name="_Toc233281202"/>
       <w:r>
         <w:t>Partes y clasificación de las agujas de confección</w:t>
       </w:r>
@@ -5889,7 +6255,6 @@
         <w:t>Para mejorar la calidad de la aguja y prolongar su vida útil, se han desarrollado recubrimientos en nitruro de titanio para aumentar su resistencia al desgaste, sobre todo del ojo y punta.</w:t>
       </w:r>
     </w:p>
-    <w:p/>
     <w:p>
       <w:pPr>
         <w:pStyle w:val="Figura"/>
@@ -5898,12 +6263,65 @@
         <w:t>Partes de la aguja.</w:t>
       </w:r>
     </w:p>
-    <w:p/>
-    <w:p>
+    <w:p>
+      <w:pPr>
+        <w:ind w:firstLine="0"/>
+        <w:rPr>
+          <w:lang w:eastAsia="es-CO"/>
+        </w:rPr>
+      </w:pPr>
       <w:r>
         <w:rPr>
           <w:noProof/>
         </w:rPr>
+        <w:drawing>
+          <wp:inline distT="0" distB="0" distL="0" distR="0" wp14:anchorId="492BAA1E" wp14:editId="6E758EF3">
+            <wp:extent cx="5962695" cy="3187040"/>
+            <wp:effectExtent l="0" t="0" r="0" b="0"/>
+            <wp:docPr id="2" name="Imagen 2" descr="Figura 6. Ilustración técnica titulada Partes de la aguja que detalla la anatomía de una aguja de costura industrial para la guía de quienes operan la maquinaria. El esquema se divide en tres partes: a la izquierda, muestra una aguja completa identificando el talón (butt), el tronco (shank) y la hoja (blade), con un círculo que amplía la punta mediante una lupa para señalar la ranura corta (short groove), el ojo (eye), la punta (point) y el extremo (tip). A la derecha, dos vistas complementarias de perfil identifican la ranura larga (long groove), la hendidura (scarf), la segunda ranura larga (second long groove) y el rebaje (land)."/>
+            <wp:cNvGraphicFramePr>
+              <a:graphicFrameLocks xmlns:a="http://schemas.openxmlformats.org/drawingml/2006/main" noChangeAspect="1"/>
+            </wp:cNvGraphicFramePr>
+            <a:graphic xmlns:a="http://schemas.openxmlformats.org/drawingml/2006/main">
+              <a:graphicData uri="http://schemas.openxmlformats.org/drawingml/2006/picture">
+                <pic:pic xmlns:pic="http://schemas.openxmlformats.org/drawingml/2006/picture">
+                  <pic:nvPicPr>
+                    <pic:cNvPr id="1" name=""/>
+                    <pic:cNvPicPr/>
+                  </pic:nvPicPr>
+                  <pic:blipFill>
+                    <a:blip r:embed="rId17"/>
+                    <a:stretch>
+                      <a:fillRect/>
+                    </a:stretch>
+                  </pic:blipFill>
+                  <pic:spPr>
+                    <a:xfrm>
+                      <a:off x="0" y="0"/>
+                      <a:ext cx="5973639" cy="3192890"/>
+                    </a:xfrm>
+                    <a:prstGeom prst="rect">
+                      <a:avLst/>
+                    </a:prstGeom>
+                  </pic:spPr>
+                </pic:pic>
+              </a:graphicData>
+            </a:graphic>
+          </wp:inline>
+        </w:drawing>
+      </w:r>
+    </w:p>
+    <w:p>
+      <w:pPr>
+        <w:rPr>
+          <w:b/>
+        </w:rPr>
+      </w:pPr>
+      <w:r>
+        <w:rPr>
+          <w:noProof/>
+        </w:rPr>
+        <w:lastRenderedPageBreak/>
         <mc:AlternateContent>
           <mc:Choice Requires="wps">
             <w:drawing>
@@ -5973,71 +6391,8 @@
       </w:r>
       <w:r>
         <w:rPr>
-          <w:noProof/>
-        </w:rPr>
-        <w:drawing>
-          <wp:inline distT="0" distB="0" distL="0" distR="0" wp14:anchorId="3BB66F4C" wp14:editId="5B2352AD">
-            <wp:extent cx="4804914" cy="2544474"/>
-            <wp:effectExtent l="0" t="0" r="0" b="8255"/>
-            <wp:docPr id="13" name="Imagen 13" descr="Figura 6. Imagen que describe tres agujas con sus partes: vutt, shank, blade, point, short goove, eye, scarf, second long goove, land y scarf."/>
-            <wp:cNvGraphicFramePr>
-              <a:graphicFrameLocks xmlns:a="http://schemas.openxmlformats.org/drawingml/2006/main" noChangeAspect="1"/>
-            </wp:cNvGraphicFramePr>
-            <a:graphic xmlns:a="http://schemas.openxmlformats.org/drawingml/2006/main">
-              <a:graphicData uri="http://schemas.openxmlformats.org/drawingml/2006/picture">
-                <pic:pic xmlns:pic="http://schemas.openxmlformats.org/drawingml/2006/picture">
-                  <pic:nvPicPr>
-                    <pic:cNvPr id="0" name="Picture 3"/>
-                    <pic:cNvPicPr>
-                      <a:picLocks noChangeAspect="1" noChangeArrowheads="1"/>
-                    </pic:cNvPicPr>
-                  </pic:nvPicPr>
-                  <pic:blipFill>
-                    <a:blip r:embed="rId17">
-                      <a:extLst>
-                        <a:ext uri="{28A0092B-C50C-407E-A947-70E740481C1C}">
-                          <a14:useLocalDpi xmlns:a14="http://schemas.microsoft.com/office/drawing/2010/main" val="0"/>
-                        </a:ext>
-                      </a:extLst>
-                    </a:blip>
-                    <a:srcRect/>
-                    <a:stretch>
-                      <a:fillRect/>
-                    </a:stretch>
-                  </pic:blipFill>
-                  <pic:spPr bwMode="auto">
-                    <a:xfrm>
-                      <a:off x="0" y="0"/>
-                      <a:ext cx="4822443" cy="2553757"/>
-                    </a:xfrm>
-                    <a:prstGeom prst="rect">
-                      <a:avLst/>
-                    </a:prstGeom>
-                    <a:noFill/>
-                  </pic:spPr>
-                </pic:pic>
-              </a:graphicData>
-            </a:graphic>
-          </wp:inline>
-        </w:drawing>
-      </w:r>
-    </w:p>
-    <w:p>
-      <w:pPr>
-        <w:pStyle w:val="Prrafodelista"/>
-        <w:numPr>
-          <w:ilvl w:val="0"/>
-          <w:numId w:val="30"/>
-        </w:numPr>
-        <w:rPr>
-          <w:b/>
-        </w:rPr>
-      </w:pPr>
-      <w:r>
-        <w:rPr>
-          <w:b/>
-        </w:rPr>
-        <w:lastRenderedPageBreak/>
+          <w:b/>
+        </w:rPr>
         <w:t>Si</w:t>
       </w:r>
       <w:r>
@@ -6057,10 +6412,10 @@
         <w:t>En el siguiente cuadro se especifican algunas referencias de agujas más generalizadas:</w:t>
       </w:r>
     </w:p>
-    <w:p/>
     <w:p>
       <w:pPr>
         <w:pStyle w:val="Tabla"/>
+        <w:spacing w:line="360" w:lineRule="auto"/>
       </w:pPr>
       <w:r>
         <w:t>Referencia de agujas</w:t>
@@ -6088,6 +6443,7 @@
           <w:p>
             <w:pPr>
               <w:pStyle w:val="TextoTablas"/>
+              <w:spacing w:line="360" w:lineRule="auto"/>
             </w:pPr>
             <w:r>
               <w:t>Referencia</w:t>
@@ -6101,6 +6457,7 @@
           <w:p>
             <w:pPr>
               <w:pStyle w:val="TextoTablas"/>
+              <w:spacing w:line="360" w:lineRule="auto"/>
             </w:pPr>
             <w:r>
               <w:t>Máquina</w:t>
@@ -6119,6 +6476,7 @@
           <w:p>
             <w:pPr>
               <w:pStyle w:val="TextoTablas"/>
+              <w:spacing w:line="360" w:lineRule="auto"/>
             </w:pPr>
             <w:r>
               <w:t>134 - 135X5</w:t>
@@ -6132,6 +6490,7 @@
           <w:p>
             <w:pPr>
               <w:pStyle w:val="TextoTablas"/>
+              <w:spacing w:line="360" w:lineRule="auto"/>
             </w:pPr>
             <w:r>
               <w:t>Plana una aguja, plana dos agujas, ojaladora, presilladora.</w:t>
@@ -6147,6 +6506,7 @@
           <w:p>
             <w:pPr>
               <w:pStyle w:val="TextoTablas"/>
+              <w:spacing w:line="360" w:lineRule="auto"/>
             </w:pPr>
             <w:r>
               <w:t>135X17</w:t>
@@ -6160,6 +6520,7 @@
           <w:p>
             <w:pPr>
               <w:pStyle w:val="TextoTablas"/>
+              <w:spacing w:line="360" w:lineRule="auto"/>
             </w:pPr>
             <w:proofErr w:type="spellStart"/>
             <w:r>
@@ -6183,6 +6544,7 @@
           <w:p>
             <w:pPr>
               <w:pStyle w:val="TextoTablas"/>
+              <w:spacing w:line="360" w:lineRule="auto"/>
             </w:pPr>
             <w:r>
               <w:t>16X231 - 16X257</w:t>
@@ -6196,6 +6558,7 @@
           <w:p>
             <w:pPr>
               <w:pStyle w:val="TextoTablas"/>
+              <w:spacing w:line="360" w:lineRule="auto"/>
             </w:pPr>
             <w:r>
               <w:t>Plana una aguja.</w:t>
@@ -6211,6 +6574,7 @@
           <w:p>
             <w:pPr>
               <w:pStyle w:val="TextoTablas"/>
+              <w:spacing w:line="360" w:lineRule="auto"/>
             </w:pPr>
             <w:r>
               <w:t>175X1</w:t>
@@ -6224,6 +6588,7 @@
           <w:p>
             <w:pPr>
               <w:pStyle w:val="TextoTablas"/>
+              <w:spacing w:line="360" w:lineRule="auto"/>
             </w:pPr>
             <w:proofErr w:type="spellStart"/>
             <w:r>
@@ -6247,6 +6612,7 @@
           <w:p>
             <w:pPr>
               <w:pStyle w:val="TextoTablas"/>
+              <w:spacing w:line="360" w:lineRule="auto"/>
             </w:pPr>
             <w:r>
               <w:t>B63</w:t>
@@ -6260,6 +6626,7 @@
           <w:p>
             <w:pPr>
               <w:pStyle w:val="TextoTablas"/>
+              <w:spacing w:line="360" w:lineRule="auto"/>
             </w:pPr>
             <w:proofErr w:type="spellStart"/>
             <w:r>
@@ -6280,6 +6647,7 @@
           <w:p>
             <w:pPr>
               <w:pStyle w:val="TextoTablas"/>
+              <w:spacing w:line="360" w:lineRule="auto"/>
             </w:pPr>
             <w:r>
               <w:t>UY113</w:t>
@@ -6293,6 +6661,7 @@
           <w:p>
             <w:pPr>
               <w:pStyle w:val="TextoTablas"/>
+              <w:spacing w:line="360" w:lineRule="auto"/>
             </w:pPr>
             <w:proofErr w:type="spellStart"/>
             <w:r>
@@ -6332,6 +6701,7 @@
           <w:p>
             <w:pPr>
               <w:pStyle w:val="TextoTablas"/>
+              <w:spacing w:line="360" w:lineRule="auto"/>
             </w:pPr>
             <w:r>
               <w:t>UY128</w:t>
@@ -6345,6 +6715,7 @@
           <w:p>
             <w:pPr>
               <w:pStyle w:val="TextoTablas"/>
+              <w:spacing w:line="360" w:lineRule="auto"/>
             </w:pPr>
             <w:proofErr w:type="spellStart"/>
             <w:r>
@@ -6373,6 +6744,7 @@
           <w:p>
             <w:pPr>
               <w:pStyle w:val="TextoTablas"/>
+              <w:spacing w:line="360" w:lineRule="auto"/>
             </w:pPr>
             <w:r>
               <w:t>501 - 558</w:t>
@@ -6386,6 +6758,7 @@
           <w:p>
             <w:pPr>
               <w:pStyle w:val="TextoTablas"/>
+              <w:spacing w:line="360" w:lineRule="auto"/>
             </w:pPr>
             <w:r>
               <w:t>Ojaladora de ojal de lágrima.</w:t>
@@ -6394,8 +6767,6 @@
         </w:tc>
       </w:tr>
     </w:tbl>
-    <w:p/>
-    <w:p/>
     <w:p/>
     <w:p>
       <w:pPr>
@@ -6443,6 +6814,7 @@
     <w:p>
       <w:pPr>
         <w:pStyle w:val="Tabla"/>
+        <w:spacing w:line="360" w:lineRule="auto"/>
       </w:pPr>
       <w:r>
         <w:t>Equivalencia en calibre de agujas y el material a coser.</w:t>
@@ -6471,6 +6843,7 @@
           <w:p>
             <w:pPr>
               <w:pStyle w:val="TextoTablas"/>
+              <w:spacing w:line="360" w:lineRule="auto"/>
             </w:pPr>
             <w:r>
               <w:t>Sistema americano</w:t>
@@ -6484,6 +6857,7 @@
           <w:p>
             <w:pPr>
               <w:pStyle w:val="TextoTablas"/>
+              <w:spacing w:line="360" w:lineRule="auto"/>
             </w:pPr>
             <w:r>
               <w:t>Sistema europeo</w:t>
@@ -6497,6 +6871,7 @@
           <w:p>
             <w:pPr>
               <w:pStyle w:val="TextoTablas"/>
+              <w:spacing w:line="360" w:lineRule="auto"/>
             </w:pPr>
             <w:r>
               <w:t>Material a coser</w:t>
@@ -6515,6 +6890,7 @@
           <w:p>
             <w:pPr>
               <w:pStyle w:val="TextoTablas"/>
+              <w:spacing w:line="360" w:lineRule="auto"/>
             </w:pPr>
             <w:r>
               <w:t>9</w:t>
@@ -6528,6 +6904,7 @@
           <w:p>
             <w:pPr>
               <w:pStyle w:val="TextoTablas"/>
+              <w:spacing w:line="360" w:lineRule="auto"/>
             </w:pPr>
             <w:r>
               <w:t>65</w:t>
@@ -6541,6 +6918,7 @@
           <w:p>
             <w:pPr>
               <w:pStyle w:val="TextoTablas"/>
+              <w:spacing w:line="360" w:lineRule="auto"/>
             </w:pPr>
             <w:r>
               <w:t>Liviano</w:t>
@@ -6557,6 +6935,7 @@
           <w:p>
             <w:pPr>
               <w:pStyle w:val="TextoTablas"/>
+              <w:spacing w:line="360" w:lineRule="auto"/>
             </w:pPr>
             <w:r>
               <w:rPr>
@@ -6575,6 +6954,7 @@
           <w:p>
             <w:pPr>
               <w:pStyle w:val="TextoTablas"/>
+              <w:spacing w:line="360" w:lineRule="auto"/>
             </w:pPr>
             <w:r>
               <w:rPr>
@@ -6592,6 +6972,7 @@
           <w:p>
             <w:pPr>
               <w:pStyle w:val="TextoTablas"/>
+              <w:spacing w:line="360" w:lineRule="auto"/>
             </w:pPr>
           </w:p>
         </w:tc>
@@ -6608,6 +6989,7 @@
           <w:p>
             <w:pPr>
               <w:pStyle w:val="TextoTablas"/>
+              <w:spacing w:line="360" w:lineRule="auto"/>
             </w:pPr>
             <w:r>
               <w:rPr>
@@ -6626,6 +7008,7 @@
           <w:p>
             <w:pPr>
               <w:pStyle w:val="TextoTablas"/>
+              <w:spacing w:line="360" w:lineRule="auto"/>
             </w:pPr>
             <w:r>
               <w:rPr>
@@ -6644,6 +7027,7 @@
           <w:p>
             <w:pPr>
               <w:pStyle w:val="TextoTablas"/>
+              <w:spacing w:line="360" w:lineRule="auto"/>
             </w:pPr>
             <w:r>
               <w:t>Semipesado</w:t>
@@ -6660,6 +7044,7 @@
           <w:p>
             <w:pPr>
               <w:pStyle w:val="TextoTablas"/>
+              <w:spacing w:line="360" w:lineRule="auto"/>
             </w:pPr>
             <w:r>
               <w:rPr>
@@ -6678,6 +7063,7 @@
           <w:p>
             <w:pPr>
               <w:pStyle w:val="TextoTablas"/>
+              <w:spacing w:line="360" w:lineRule="auto"/>
             </w:pPr>
             <w:r>
               <w:rPr>
@@ -6695,6 +7081,7 @@
           <w:p>
             <w:pPr>
               <w:pStyle w:val="TextoTablas"/>
+              <w:spacing w:line="360" w:lineRule="auto"/>
             </w:pPr>
           </w:p>
         </w:tc>
@@ -6711,6 +7098,7 @@
           <w:p>
             <w:pPr>
               <w:pStyle w:val="TextoTablas"/>
+              <w:spacing w:line="360" w:lineRule="auto"/>
             </w:pPr>
             <w:r>
               <w:rPr>
@@ -6729,6 +7117,7 @@
           <w:p>
             <w:pPr>
               <w:pStyle w:val="TextoTablas"/>
+              <w:spacing w:line="360" w:lineRule="auto"/>
             </w:pPr>
             <w:r>
               <w:rPr>
@@ -6746,6 +7135,7 @@
           <w:p>
             <w:pPr>
               <w:pStyle w:val="TextoTablas"/>
+              <w:spacing w:line="360" w:lineRule="auto"/>
             </w:pPr>
             <w:r>
               <w:t>Pesado</w:t>
@@ -6762,6 +7152,7 @@
           <w:p>
             <w:pPr>
               <w:pStyle w:val="TextoTablas"/>
+              <w:spacing w:line="360" w:lineRule="auto"/>
             </w:pPr>
             <w:r>
               <w:rPr>
@@ -6780,6 +7171,7 @@
           <w:p>
             <w:pPr>
               <w:pStyle w:val="TextoTablas"/>
+              <w:spacing w:line="360" w:lineRule="auto"/>
             </w:pPr>
             <w:r>
               <w:rPr>
@@ -6797,6 +7189,7 @@
           <w:p>
             <w:pPr>
               <w:pStyle w:val="TextoTablas"/>
+              <w:spacing w:line="360" w:lineRule="auto"/>
             </w:pPr>
           </w:p>
         </w:tc>
@@ -6813,6 +7206,7 @@
           <w:p>
             <w:pPr>
               <w:pStyle w:val="TextoTablas"/>
+              <w:spacing w:line="360" w:lineRule="auto"/>
             </w:pPr>
             <w:r>
               <w:rPr>
@@ -6831,6 +7225,7 @@
           <w:p>
             <w:pPr>
               <w:pStyle w:val="TextoTablas"/>
+              <w:spacing w:line="360" w:lineRule="auto"/>
             </w:pPr>
             <w:r>
               <w:rPr>
@@ -6848,6 +7243,7 @@
           <w:p>
             <w:pPr>
               <w:pStyle w:val="TextoTablas"/>
+              <w:spacing w:line="360" w:lineRule="auto"/>
             </w:pPr>
           </w:p>
         </w:tc>
@@ -6861,12 +7257,14 @@
           <w:p>
             <w:pPr>
               <w:pStyle w:val="TextoTablas"/>
+              <w:spacing w:line="360" w:lineRule="auto"/>
             </w:pPr>
             <w:r>
               <w:rPr>
                 <w:rFonts w:ascii="Arial" w:hAnsi="Arial" w:cs="Arial"/>
                 <w:color w:val="12263F"/>
               </w:rPr>
+              <w:lastRenderedPageBreak/>
               <w:t>21</w:t>
             </w:r>
           </w:p>
@@ -6879,6 +7277,7 @@
           <w:p>
             <w:pPr>
               <w:pStyle w:val="TextoTablas"/>
+              <w:spacing w:line="360" w:lineRule="auto"/>
             </w:pPr>
             <w:r>
               <w:rPr>
@@ -6896,6 +7295,7 @@
           <w:p>
             <w:pPr>
               <w:pStyle w:val="TextoTablas"/>
+              <w:spacing w:line="360" w:lineRule="auto"/>
             </w:pPr>
           </w:p>
         </w:tc>
@@ -6912,6 +7312,7 @@
           <w:p>
             <w:pPr>
               <w:pStyle w:val="TextoTablas"/>
+              <w:spacing w:line="360" w:lineRule="auto"/>
             </w:pPr>
             <w:r>
               <w:rPr>
@@ -6930,6 +7331,7 @@
           <w:p>
             <w:pPr>
               <w:pStyle w:val="TextoTablas"/>
+              <w:spacing w:line="360" w:lineRule="auto"/>
             </w:pPr>
             <w:r>
               <w:rPr>
@@ -6947,11 +7349,21 @@
           <w:p>
             <w:pPr>
               <w:pStyle w:val="TextoTablas"/>
+              <w:spacing w:line="360" w:lineRule="auto"/>
             </w:pPr>
           </w:p>
         </w:tc>
       </w:tr>
     </w:tbl>
+    <w:p>
+      <w:pPr>
+        <w:pStyle w:val="Prrafodelista"/>
+        <w:ind w:left="1429" w:firstLine="0"/>
+        <w:rPr>
+          <w:b/>
+        </w:rPr>
+      </w:pPr>
+    </w:p>
     <w:p>
       <w:pPr>
         <w:pStyle w:val="Prrafodelista"/>
@@ -6967,26 +7379,37 @@
         <w:rPr>
           <w:b/>
         </w:rPr>
+        <w:t>Puntas de agujas</w:t>
+      </w:r>
+    </w:p>
+    <w:p>
+      <w:r>
+        <w:t xml:space="preserve">Las puntas de las agujas están relacionadas con el tipo de material a coser, las puntas de confección son redondas y aunque existen más de 20 tipos; tenemos </w:t>
+      </w:r>
+      <w:r>
+        <w:t>8</w:t>
+      </w:r>
+      <w:r>
+        <w:t xml:space="preserve"> más utilizados los cuales se encuentran especificados en la siguiente figura:</w:t>
+      </w:r>
+    </w:p>
+    <w:p/>
+    <w:p/>
+    <w:p/>
+    <w:p/>
+    <w:p/>
+    <w:p/>
+    <w:p/>
+    <w:p/>
+    <w:p/>
+    <w:p/>
+    <w:p/>
+    <w:p>
+      <w:pPr>
+        <w:pStyle w:val="Figura"/>
+      </w:pPr>
+      <w:r>
         <w:lastRenderedPageBreak/>
-        <w:t>Puntas de agujas</w:t>
-      </w:r>
-    </w:p>
-    <w:p>
-      <w:r>
-        <w:t>Las puntas de las agujas están relacionadas con el tipo de material a coser, las puntas de confección son redondas y aunque existen más de 20 tipos; tenemos 6 más utilizados los cuales se encuentran especificados en la siguiente figura:</w:t>
-      </w:r>
-    </w:p>
-    <w:p>
-      <w:pPr>
-        <w:spacing w:before="0" w:after="160" w:line="259" w:lineRule="auto"/>
-        <w:ind w:firstLine="0"/>
-      </w:pPr>
-    </w:p>
-    <w:p>
-      <w:pPr>
-        <w:pStyle w:val="Figura"/>
-      </w:pPr>
-      <w:r>
         <w:t>Puntas de agujas.</w:t>
       </w:r>
     </w:p>
@@ -6996,10 +7419,10 @@
           <w:noProof/>
         </w:rPr>
         <w:drawing>
-          <wp:inline distT="0" distB="0" distL="0" distR="0" wp14:anchorId="04C51E8F" wp14:editId="3B1FC10A">
-            <wp:extent cx="5118451" cy="5148560"/>
-            <wp:effectExtent l="0" t="0" r="6350" b="0"/>
-            <wp:docPr id="18" name="Imagen 18" descr="Figura 7. La imagen describe diferentes tipos de puntas de agujas para máquinas de coser, cada una diseñada para materiales y aplicaciones específicas. Las puntas de bola (fina, mediana, pesada y especial) se utilizan principalmente en tejidos de punto, elásticos y sintéticos para evitar dañar las fibras. Las puntas redondas y ligeramente afiladas son adecuadas para tejidos planos, bordados, pespuntes y cuero artificial. La selección correcta de la punta garantiza una mejor calidad de costura y reduce el riesgo de dañar el material."/>
+          <wp:inline distT="0" distB="0" distL="0" distR="0" wp14:anchorId="04C51E8F" wp14:editId="183A92B0">
+            <wp:extent cx="4420925" cy="4446931"/>
+            <wp:effectExtent l="0" t="0" r="0" b="0"/>
+            <wp:docPr id="18" name="Imagen 18" descr="Figura 7. Tabla técnica titulada Puntas de agujas que clasifica en ocho filas los diferentes tipos de puntas para maquinaria de costura industrial, sirviendo de guía para quienes seleccionan los insumos de confección. Cada fila contiene: a la izquierda, una ilustración del perfil de la aguja con un círculo que amplifica la silueta específica de su punta; al centro, las siglas técnicas (como TR, SKL, G, FG/SUK, FFG/SES, RG, R, RS) junto a la denominación del tipo de punta (puntas de bola especiales, pesada, mediana, fina, o puntas redondas ligeramente redondeada, normal y afilada); y a la derecha, una descripción detallada con la aplicación recomendada según el tipo de tejido o costura a realizar."/>
             <wp:cNvGraphicFramePr>
               <a:graphicFrameLocks xmlns:a="http://schemas.openxmlformats.org/drawingml/2006/main" noChangeAspect="1"/>
             </wp:cNvGraphicFramePr>
@@ -7028,7 +7451,7 @@
                   <pic:spPr bwMode="auto">
                     <a:xfrm>
                       <a:off x="0" y="0"/>
-                      <a:ext cx="5125735" cy="5155887"/>
+                      <a:ext cx="4441759" cy="4467888"/>
                     </a:xfrm>
                     <a:prstGeom prst="rect">
                       <a:avLst/>
@@ -7045,17 +7468,18 @@
     <w:p/>
     <w:p>
       <w:r>
+        <w:t>Una vez se entiende la clasificación de las agujas y la clasificación de hilos, se comprende la relación de la aguja y el hilo. El tamaño de la aguja, la densidad del material y la numeración del hilo es una relación directa, si el material es pesado, el hilo y el tamaño de la aguja debe ser alto.</w:t>
+      </w:r>
+    </w:p>
+    <w:p/>
+    <w:p>
+      <w:pPr>
+        <w:pStyle w:val="Ttulo2"/>
+        <w:spacing w:line="360" w:lineRule="auto"/>
+      </w:pPr>
+      <w:bookmarkStart w:id="9" w:name="_Toc233281203"/>
+      <w:r>
         <w:lastRenderedPageBreak/>
-        <w:t>Una vez se entiende la clasificación de las agujas y la clasificación de hilos, se comprende la relación de la aguja y el hilo. El tamaño de la aguja, la densidad del material y la numeración del hilo es una relación directa, si el material es pesado, el hilo y el tamaño de la aguja debe ser alto.</w:t>
-      </w:r>
-    </w:p>
-    <w:p/>
-    <w:p>
-      <w:pPr>
-        <w:pStyle w:val="Ttulo2"/>
-      </w:pPr>
-      <w:bookmarkStart w:id="9" w:name="_Toc232079757"/>
-      <w:r>
         <w:t>Guías y accesorios en diferentes máquinas</w:t>
       </w:r>
       <w:bookmarkEnd w:id="9"/>
@@ -7070,7 +7494,16 @@
       </w:r>
       <w:proofErr w:type="gramEnd"/>
       <w:r>
-        <w:t xml:space="preserve"> la calidad de las prendas. Existe gran variedad de guías, pies, aditamentos, y también los llamados folders, los cuales se pueden ordenar y fabricar según una especificación exclusiva o adecuada al tipo de producción.</w:t>
+        <w:t xml:space="preserve"> la calidad de las prendas. Existe gran variedad de guías, pies, aditamentos, y también los llamados </w:t>
+      </w:r>
+      <w:r>
+        <w:rPr>
+          <w:rStyle w:val="Extranjerismo"/>
+        </w:rPr>
+        <w:t>folders</w:t>
+      </w:r>
+      <w:r>
+        <w:t>, los cuales se pueden ordenar y fabricar según una especificación exclusiva o adecuada al tipo de producción.</w:t>
       </w:r>
     </w:p>
     <w:p/>
@@ -7123,7 +7556,6 @@
         <w:t xml:space="preserve"> más utilizados en la industria y de acuerdo con su operación se observan a continuación:</w:t>
       </w:r>
     </w:p>
-    <w:p/>
     <w:p>
       <w:pPr>
         <w:pStyle w:val="Prrafodelista"/>
@@ -7139,7 +7571,6 @@
         <w:rPr>
           <w:b/>
         </w:rPr>
-        <w:lastRenderedPageBreak/>
         <w:t>Pie guía fijo</w:t>
       </w:r>
     </w:p>
@@ -7148,6 +7579,8 @@
         <w:t>Se encuentra en varias medidas de pulgada, puede ser lado derecho o izquierdo. Guía el material en el ancho de costura del pie. Pespuntes en cuellos, puños.</w:t>
       </w:r>
     </w:p>
+    <w:p/>
+    <w:p/>
     <w:p>
       <w:pPr>
         <w:pStyle w:val="Prrafodelista"/>
@@ -7163,6 +7596,7 @@
         <w:rPr>
           <w:b/>
         </w:rPr>
+        <w:lastRenderedPageBreak/>
         <w:t>Pie compensado</w:t>
       </w:r>
     </w:p>
@@ -7263,7 +7697,6 @@
         <w:t>Frunce o recoge el material al coser, existen de varios tipos, con tornillo o el llamado de tacón.</w:t>
       </w:r>
     </w:p>
-    <w:p/>
     <w:p>
       <w:pPr>
         <w:pStyle w:val="Prrafodelista"/>
@@ -7279,7 +7712,6 @@
         <w:rPr>
           <w:b/>
         </w:rPr>
-        <w:lastRenderedPageBreak/>
         <w:t xml:space="preserve">Pie embonar o </w:t>
       </w:r>
       <w:proofErr w:type="spellStart"/>
@@ -7296,6 +7728,7 @@
         <w:t>Para fijar o hacer sesgos de embone, que pasan a través del canal. El ancho del canal de acuerdo con el grosor de embone, recostado a cualquiera de los lados o con ambos canales.</w:t>
       </w:r>
     </w:p>
+    <w:p/>
     <w:p>
       <w:pPr>
         <w:pStyle w:val="Prrafodelista"/>
@@ -7311,6 +7744,7 @@
         <w:rPr>
           <w:b/>
         </w:rPr>
+        <w:lastRenderedPageBreak/>
         <w:t>Pie encintar</w:t>
       </w:r>
     </w:p>
@@ -7380,7 +7814,13 @@
         </w:numPr>
       </w:pPr>
       <w:r>
-        <w:t xml:space="preserve">Folder o embudo </w:t>
+        <w:rPr>
+          <w:rStyle w:val="Extranjerismo"/>
+        </w:rPr>
+        <w:t>Folder</w:t>
+      </w:r>
+      <w:r>
+        <w:t xml:space="preserve"> o embudo </w:t>
       </w:r>
       <w:proofErr w:type="spellStart"/>
       <w:r>
@@ -7448,10 +7888,12 @@
     </w:p>
     <w:p>
       <w:r>
-        <w:lastRenderedPageBreak/>
         <w:t>Se incluyen otros aditamentos como dosificadores de elásticos y portarrollos.</w:t>
       </w:r>
     </w:p>
+    <w:p/>
+    <w:p/>
+    <w:p/>
     <w:p>
       <w:pPr>
         <w:pStyle w:val="Prrafodelista"/>
@@ -7464,6 +7906,7 @@
         <w:rPr>
           <w:b/>
         </w:rPr>
+        <w:lastRenderedPageBreak/>
         <w:t xml:space="preserve">Máquina </w:t>
       </w:r>
       <w:proofErr w:type="spellStart"/>
@@ -7495,7 +7938,20 @@
         <w:rPr>
           <w:b/>
         </w:rPr>
-        <w:t>Guías y folders o embudos</w:t>
+        <w:t xml:space="preserve">Guías y </w:t>
+      </w:r>
+      <w:r>
+        <w:rPr>
+          <w:rStyle w:val="Extranjerismo"/>
+          <w:b/>
+        </w:rPr>
+        <w:t>folders</w:t>
+      </w:r>
+      <w:r>
+        <w:rPr>
+          <w:b/>
+        </w:rPr>
+        <w:t xml:space="preserve"> o embudos</w:t>
       </w:r>
     </w:p>
     <w:p>
@@ -7547,10 +8003,10 @@
           <w:noProof/>
         </w:rPr>
         <w:drawing>
-          <wp:inline distT="0" distB="0" distL="0" distR="0" wp14:anchorId="0C5D8007" wp14:editId="7DB90FD3">
+          <wp:inline distT="0" distB="0" distL="0" distR="0" wp14:anchorId="0C5D8007" wp14:editId="3207FEB5">
             <wp:extent cx="5153025" cy="3009900"/>
             <wp:effectExtent l="0" t="0" r="9525" b="0"/>
-            <wp:docPr id="23" name="Imagen 23" descr="Figura 8. Describe una imagen de una guía de dobladilladora graduable."/>
+            <wp:docPr id="23" name="Imagen 23" descr="Figura 8. La imagen muestra, en el lado izquierdo, un accesorio de costura metálico correspondiente a una guía dobladilladora graduable, la cual cuenta con una placa deslizante fijada por dos tornillos y marcas numéricas de medición. A su derecha, un diagrama esquemático ilustra cómo se pliega la tela para formar un dobladillo, indicando la posición de la costura mediante dos líneas rojas verticales que terminan en forma de zigzag. "/>
             <wp:cNvGraphicFramePr>
               <a:graphicFrameLocks xmlns:a="http://schemas.openxmlformats.org/drawingml/2006/main" noChangeAspect="1"/>
             </wp:cNvGraphicFramePr>
@@ -7628,18 +8084,24 @@
         <w:rPr>
           <w:b/>
         </w:rPr>
+        <w:t>Sesgador</w:t>
+      </w:r>
+      <w:proofErr w:type="spellEnd"/>
+      <w:r>
+        <w:rPr>
+          <w:b/>
+        </w:rPr>
+        <w:t xml:space="preserve"> aéreo</w:t>
+      </w:r>
+      <w:r>
+        <w:t xml:space="preserve">: </w:t>
+      </w:r>
+      <w:r>
+        <w:t xml:space="preserve">accesorio de confección industrial que dobla y guía automáticamente una tira de bies (sesgo) hacia la aguja de la máquina de </w:t>
+      </w:r>
+      <w:r>
         <w:lastRenderedPageBreak/>
-        <w:t>Sesgador</w:t>
-      </w:r>
-      <w:proofErr w:type="spellEnd"/>
-      <w:r>
-        <w:rPr>
-          <w:b/>
-        </w:rPr>
-        <w:t xml:space="preserve"> aéreo</w:t>
-      </w:r>
-      <w:r>
-        <w:t>: fijar encima de la prenda, los llamados tipo Adidas, quien fue la marca que popularizado este tipo de sesgos.</w:t>
+        <w:t>coser, facilitando su aplicación en los bordes de la prenda. Su alimentación elevada reduce la manipulación manual, mejorando la precisión y la productividad del proceso.</w:t>
       </w:r>
     </w:p>
     <w:p>
@@ -7650,114 +8112,31 @@
           <w:numId w:val="32"/>
         </w:numPr>
         <w:ind w:left="1418"/>
+        <w:rPr>
+          <w:b/>
+        </w:rPr>
       </w:pPr>
       <w:proofErr w:type="spellStart"/>
       <w:r>
+        <w:rPr>
+          <w:b/>
+        </w:rPr>
         <w:t>Sesgador</w:t>
       </w:r>
       <w:proofErr w:type="spellEnd"/>
       <w:r>
+        <w:rPr>
+          <w:b/>
+        </w:rPr>
         <w:t xml:space="preserve"> para pasadores.</w:t>
       </w:r>
     </w:p>
-    <w:p/>
     <w:p>
       <w:pPr>
         <w:pStyle w:val="Prrafodelista"/>
-        <w:numPr>
-          <w:ilvl w:val="0"/>
-          <w:numId w:val="31"/>
-        </w:numPr>
-        <w:rPr>
-          <w:b/>
-        </w:rPr>
-      </w:pPr>
-      <w:r>
-        <w:rPr>
-          <w:b/>
-        </w:rPr>
-        <w:t>Máquinas especializadas</w:t>
-      </w:r>
-    </w:p>
-    <w:p>
-      <w:pPr>
-        <w:pStyle w:val="Prrafodelista"/>
-        <w:ind w:left="1429" w:firstLine="0"/>
-        <w:rPr>
-          <w:b/>
-        </w:rPr>
-      </w:pPr>
-    </w:p>
-    <w:p>
-      <w:pPr>
-        <w:pStyle w:val="Prrafodelista"/>
-        <w:numPr>
-          <w:ilvl w:val="0"/>
-          <w:numId w:val="33"/>
-        </w:numPr>
-      </w:pPr>
-      <w:r>
-        <w:t>Máquina dos agujas</w:t>
-      </w:r>
-    </w:p>
-    <w:p>
-      <w:pPr>
-        <w:pStyle w:val="Prrafodelista"/>
-        <w:numPr>
-          <w:ilvl w:val="1"/>
-          <w:numId w:val="33"/>
-        </w:numPr>
-      </w:pPr>
-      <w:r>
-        <w:rPr>
-          <w:b/>
-        </w:rPr>
-        <w:t>Pies guía</w:t>
-      </w:r>
-      <w:r>
-        <w:t>: centro, lado derecho o izquierdo.</w:t>
-      </w:r>
-    </w:p>
-    <w:p>
-      <w:pPr>
-        <w:pStyle w:val="Prrafodelista"/>
-        <w:numPr>
-          <w:ilvl w:val="1"/>
-          <w:numId w:val="33"/>
-        </w:numPr>
-      </w:pPr>
-      <w:r>
-        <w:rPr>
-          <w:b/>
-        </w:rPr>
-        <w:t>Folder tipo avión</w:t>
-      </w:r>
-      <w:r>
-        <w:t>: guía el sesgo cubre varilla en la copa de los brasieres.</w:t>
-      </w:r>
-    </w:p>
-    <w:p>
-      <w:pPr>
-        <w:pStyle w:val="Prrafodelista"/>
-        <w:numPr>
-          <w:ilvl w:val="1"/>
-          <w:numId w:val="33"/>
-        </w:numPr>
-      </w:pPr>
-      <w:r>
-        <w:rPr>
-          <w:b/>
-        </w:rPr>
-        <w:t>Guía de almilla</w:t>
-      </w:r>
-      <w:r>
-        <w:t>: unir almilla.</w:t>
-      </w:r>
-    </w:p>
-    <w:p>
-      <w:pPr>
-        <w:pStyle w:val="Prrafodelista"/>
-        <w:ind w:left="2149" w:firstLine="0"/>
+        <w:rPr>
+          <w:b/>
+        </w:rPr>
       </w:pPr>
     </w:p>
     <w:p>
@@ -7765,19 +8144,48 @@
         <w:pStyle w:val="Figura"/>
       </w:pPr>
       <w:r>
-        <w:t>Guía de almilla para dos agujas y tipo de costura.</w:t>
-      </w:r>
-    </w:p>
-    <w:p>
+        <w:rPr>
+          <w:rStyle w:val="Extranjerismo"/>
+        </w:rPr>
+        <w:t>Folder</w:t>
+      </w:r>
+      <w:r>
+        <w:t xml:space="preserve"> </w:t>
+      </w:r>
+      <w:proofErr w:type="spellStart"/>
+      <w:r>
+        <w:t>sesgador</w:t>
+      </w:r>
+      <w:proofErr w:type="spellEnd"/>
+      <w:r>
+        <w:t xml:space="preserve"> de máquina </w:t>
+      </w:r>
+      <w:proofErr w:type="spellStart"/>
+      <w:r>
+        <w:t>recubridora</w:t>
+      </w:r>
+      <w:proofErr w:type="spellEnd"/>
+      <w:r>
+        <w:t xml:space="preserve"> y tipo de costura.</w:t>
+      </w:r>
+    </w:p>
+    <w:p>
+      <w:pPr>
+        <w:ind w:firstLine="0"/>
+        <w:rPr>
+          <w:lang w:eastAsia="es-CO"/>
+        </w:rPr>
+      </w:pPr>
       <w:r>
         <w:rPr>
           <w:noProof/>
+          <w:lang w:eastAsia="es-CO"/>
         </w:rPr>
         <w:drawing>
-          <wp:inline distT="0" distB="0" distL="0" distR="0" wp14:anchorId="35DEF459" wp14:editId="0E56E65B">
-            <wp:extent cx="5819775" cy="3067050"/>
+          <wp:inline distT="0" distB="0" distL="0" distR="0" wp14:anchorId="3C4C5834" wp14:editId="7DD999B7">
+            <wp:extent cx="5610225" cy="3009900"/>
             <wp:effectExtent l="0" t="0" r="9525" b="0"/>
-            <wp:docPr id="24" name="Imagen 24" descr="Figura 9. Describe la guia de almilla para dos agujas con su costura."/>
+            <wp:docPr id="7" name="Imagen 7" descr="Figura 9. La imagen muestra, del lado izquierdo, un accesorio metálico de costura correspondiente a un dosificador de elástico, equipado con múltiples varillas, guías y tornillos ajustables. A su derecha, un diagrama esquemático ilustra el tipo de costura mediante líneas negras horizontales que representan la disposición del material, atravesadas verticalmente por una línea roja en forma de zigzag. "/>
             <wp:cNvGraphicFramePr>
               <a:graphicFrameLocks xmlns:a="http://schemas.openxmlformats.org/drawingml/2006/main" noChangeAspect="1"/>
             </wp:cNvGraphicFramePr>
@@ -7785,7 +8193,7 @@
               <a:graphicData uri="http://schemas.openxmlformats.org/drawingml/2006/picture">
                 <pic:pic xmlns:pic="http://schemas.openxmlformats.org/drawingml/2006/picture">
                   <pic:nvPicPr>
-                    <pic:cNvPr id="0" name="Picture 6"/>
+                    <pic:cNvPr id="0" name="Picture 3"/>
                     <pic:cNvPicPr>
                       <a:picLocks noChangeAspect="1" noChangeArrowheads="1"/>
                     </pic:cNvPicPr>
@@ -7806,7 +8214,7 @@
                   <pic:spPr bwMode="auto">
                     <a:xfrm>
                       <a:off x="0" y="0"/>
-                      <a:ext cx="5819775" cy="3067050"/>
+                      <a:ext cx="5610225" cy="3009900"/>
                     </a:xfrm>
                     <a:prstGeom prst="rect">
                       <a:avLst/>
@@ -7822,127 +8230,29 @@
     </w:p>
     <w:p>
       <w:pPr>
-        <w:pStyle w:val="Prrafodelista"/>
-        <w:numPr>
-          <w:ilvl w:val="0"/>
-          <w:numId w:val="33"/>
-        </w:numPr>
-        <w:rPr>
-          <w:b/>
-        </w:rPr>
-      </w:pPr>
-      <w:r>
-        <w:rPr>
-          <w:b/>
-        </w:rPr>
-        <w:lastRenderedPageBreak/>
-        <w:t xml:space="preserve">Máquina </w:t>
-      </w:r>
-      <w:proofErr w:type="spellStart"/>
-      <w:r>
-        <w:rPr>
-          <w:b/>
-        </w:rPr>
-        <w:t>zigzadora</w:t>
-      </w:r>
-      <w:proofErr w:type="spellEnd"/>
-    </w:p>
-    <w:p>
-      <w:pPr>
-        <w:pStyle w:val="Prrafodelista"/>
-        <w:numPr>
-          <w:ilvl w:val="1"/>
-          <w:numId w:val="33"/>
-        </w:numPr>
-      </w:pPr>
-      <w:r>
-        <w:rPr>
-          <w:b/>
-        </w:rPr>
-        <w:t>Pie encauchar</w:t>
-      </w:r>
-      <w:r>
-        <w:t>: especiales para guiar los elásticos decorativos.</w:t>
-      </w:r>
-    </w:p>
-    <w:p/>
-    <w:p>
-      <w:pPr>
-        <w:pStyle w:val="Prrafodelista"/>
-        <w:numPr>
-          <w:ilvl w:val="0"/>
-          <w:numId w:val="33"/>
-        </w:numPr>
-        <w:rPr>
-          <w:b/>
-        </w:rPr>
-      </w:pPr>
-      <w:proofErr w:type="spellStart"/>
-      <w:r>
-        <w:rPr>
-          <w:b/>
-        </w:rPr>
-        <w:t>Adimentos</w:t>
-      </w:r>
-      <w:proofErr w:type="spellEnd"/>
-    </w:p>
-    <w:p>
-      <w:pPr>
-        <w:pStyle w:val="Prrafodelista"/>
-        <w:numPr>
-          <w:ilvl w:val="1"/>
-          <w:numId w:val="33"/>
-        </w:numPr>
-      </w:pPr>
-      <w:r>
-        <w:t>Dosificadores de elásticos.</w:t>
-      </w:r>
-    </w:p>
-    <w:p>
-      <w:pPr>
-        <w:pStyle w:val="Prrafodelista"/>
-        <w:numPr>
-          <w:ilvl w:val="1"/>
-          <w:numId w:val="33"/>
-        </w:numPr>
-      </w:pPr>
-      <w:r>
-        <w:t>Portarrollos.</w:t>
-      </w:r>
-    </w:p>
-    <w:p>
-      <w:pPr>
-        <w:pStyle w:val="Prrafodelista"/>
-        <w:ind w:left="2149" w:firstLine="0"/>
-      </w:pPr>
-    </w:p>
-    <w:p>
-      <w:pPr>
         <w:pStyle w:val="Figura"/>
       </w:pPr>
       <w:r>
-        <w:t xml:space="preserve">Portarrollos para </w:t>
-      </w:r>
-      <w:proofErr w:type="spellStart"/>
-      <w:r>
-        <w:t>zigzadora</w:t>
-      </w:r>
-      <w:proofErr w:type="spellEnd"/>
-      <w:r>
-        <w:t xml:space="preserve"> con dosificador de elástico.</w:t>
-      </w:r>
-    </w:p>
-    <w:p/>
-    <w:p>
+        <w:t>Dosificador de elástico y tipo de costura.</w:t>
+      </w:r>
+    </w:p>
+    <w:p>
+      <w:pPr>
+        <w:ind w:firstLine="0"/>
+        <w:rPr>
+          <w:lang w:eastAsia="es-CO"/>
+        </w:rPr>
+      </w:pPr>
       <w:r>
         <w:rPr>
           <w:noProof/>
+          <w:lang w:eastAsia="es-CO"/>
         </w:rPr>
         <w:drawing>
-          <wp:inline distT="0" distB="0" distL="0" distR="0" wp14:anchorId="1E1A65AF" wp14:editId="4BC074E7">
-            <wp:extent cx="5810250" cy="3057525"/>
-            <wp:effectExtent l="0" t="0" r="0" b="9525"/>
-            <wp:docPr id="25" name="Imagen 25" descr="Figura 10. Describe un portarrollos para una maquina zigzadora."/>
+          <wp:inline distT="0" distB="0" distL="0" distR="0" wp14:anchorId="40A59488" wp14:editId="409CD9A4">
+            <wp:extent cx="4506822" cy="1995170"/>
+            <wp:effectExtent l="0" t="0" r="8255" b="5080"/>
+            <wp:docPr id="8" name="Imagen 8" descr="Figura 10. La imagen muestra, del lado izquierdo, un accesorio metálico de costura correspondiente a un dosificador de elástico, equipado con múltiples varillas, guías y tornillos ajustables. A su derecha, un diagrama esquemático ilustra el tipo de costura mediante líneas negras horizontales que representan la disposición del material, atravesadas verticalmente por una línea roja en forma de zigzag. "/>
             <wp:cNvGraphicFramePr>
               <a:graphicFrameLocks xmlns:a="http://schemas.openxmlformats.org/drawingml/2006/main" noChangeAspect="1"/>
             </wp:cNvGraphicFramePr>
@@ -7950,13 +8260,403 @@
               <a:graphicData uri="http://schemas.openxmlformats.org/drawingml/2006/picture">
                 <pic:pic xmlns:pic="http://schemas.openxmlformats.org/drawingml/2006/picture">
                   <pic:nvPicPr>
-                    <pic:cNvPr id="0" name="Picture 7"/>
+                    <pic:cNvPr id="0" name="Picture 4"/>
+                    <pic:cNvPicPr>
+                      <a:picLocks noChangeAspect="1" noChangeArrowheads="1"/>
+                    </pic:cNvPicPr>
+                  </pic:nvPicPr>
+                  <pic:blipFill rotWithShape="1">
+                    <a:blip r:embed="rId21">
+                      <a:extLst>
+                        <a:ext uri="{28A0092B-C50C-407E-A947-70E740481C1C}">
+                          <a14:useLocalDpi xmlns:a14="http://schemas.microsoft.com/office/drawing/2010/main" val="0"/>
+                        </a:ext>
+                      </a:extLst>
+                    </a:blip>
+                    <a:srcRect l="8209" t="15686" r="11565" b="17581"/>
+                    <a:stretch/>
+                  </pic:blipFill>
+                  <pic:spPr bwMode="auto">
+                    <a:xfrm>
+                      <a:off x="0" y="0"/>
+                      <a:ext cx="4508491" cy="1995909"/>
+                    </a:xfrm>
+                    <a:prstGeom prst="rect">
+                      <a:avLst/>
+                    </a:prstGeom>
+                    <a:noFill/>
+                    <a:ln>
+                      <a:noFill/>
+                    </a:ln>
+                    <a:extLst>
+                      <a:ext uri="{53640926-AAD7-44D8-BBD7-CCE9431645EC}">
+                        <a14:shadowObscured xmlns:a14="http://schemas.microsoft.com/office/drawing/2010/main"/>
+                      </a:ext>
+                    </a:extLst>
+                  </pic:spPr>
+                </pic:pic>
+              </a:graphicData>
+            </a:graphic>
+          </wp:inline>
+        </w:drawing>
+      </w:r>
+    </w:p>
+    <w:p>
+      <w:pPr>
+        <w:pStyle w:val="Prrafodelista"/>
+        <w:numPr>
+          <w:ilvl w:val="0"/>
+          <w:numId w:val="38"/>
+        </w:numPr>
+        <w:ind w:left="1418"/>
+        <w:rPr>
+          <w:b/>
+        </w:rPr>
+      </w:pPr>
+      <w:r>
+        <w:rPr>
+          <w:b/>
+        </w:rPr>
+        <w:lastRenderedPageBreak/>
+        <w:t>Aditamentos</w:t>
+      </w:r>
+      <w:r>
+        <w:rPr>
+          <w:b/>
+        </w:rPr>
+        <w:t xml:space="preserve">: </w:t>
+      </w:r>
+      <w:r>
+        <w:t>portarrollos, dosificadores de elásticos.</w:t>
+      </w:r>
+    </w:p>
+    <w:p>
+      <w:pPr>
+        <w:pStyle w:val="Prrafodelista"/>
+        <w:ind w:left="1776" w:firstLine="0"/>
+        <w:rPr>
+          <w:b/>
+        </w:rPr>
+      </w:pPr>
+    </w:p>
+    <w:p>
+      <w:pPr>
+        <w:pStyle w:val="Prrafodelista"/>
+        <w:numPr>
+          <w:ilvl w:val="0"/>
+          <w:numId w:val="31"/>
+        </w:numPr>
+        <w:rPr>
+          <w:b/>
+        </w:rPr>
+      </w:pPr>
+      <w:r>
+        <w:rPr>
+          <w:b/>
+        </w:rPr>
+        <w:t>Máquinas especializadas</w:t>
+      </w:r>
+    </w:p>
+    <w:p>
+      <w:pPr>
+        <w:pStyle w:val="Prrafodelista"/>
+        <w:ind w:left="1429" w:firstLine="0"/>
+        <w:rPr>
+          <w:b/>
+        </w:rPr>
+      </w:pPr>
+    </w:p>
+    <w:p>
+      <w:pPr>
+        <w:pStyle w:val="Prrafodelista"/>
+        <w:numPr>
+          <w:ilvl w:val="0"/>
+          <w:numId w:val="33"/>
+        </w:numPr>
+        <w:rPr>
+          <w:b/>
+        </w:rPr>
+      </w:pPr>
+      <w:r>
+        <w:rPr>
+          <w:b/>
+        </w:rPr>
+        <w:t>Máquina dos agujas</w:t>
+      </w:r>
+    </w:p>
+    <w:p>
+      <w:pPr>
+        <w:pStyle w:val="Prrafodelista"/>
+        <w:numPr>
+          <w:ilvl w:val="1"/>
+          <w:numId w:val="33"/>
+        </w:numPr>
+      </w:pPr>
+      <w:r>
+        <w:rPr>
+          <w:b/>
+        </w:rPr>
+        <w:t>Pies guía</w:t>
+      </w:r>
+      <w:r>
+        <w:t>: centro, lado derecho o izquierdo.</w:t>
+      </w:r>
+    </w:p>
+    <w:p>
+      <w:pPr>
+        <w:pStyle w:val="Prrafodelista"/>
+        <w:numPr>
+          <w:ilvl w:val="1"/>
+          <w:numId w:val="33"/>
+        </w:numPr>
+      </w:pPr>
+      <w:r>
+        <w:rPr>
+          <w:rStyle w:val="Extranjerismo"/>
+          <w:b/>
+        </w:rPr>
+        <w:t>Folder</w:t>
+      </w:r>
+      <w:r>
+        <w:rPr>
+          <w:b/>
+        </w:rPr>
+        <w:t xml:space="preserve"> tipo avión</w:t>
+      </w:r>
+      <w:r>
+        <w:t>: guía el sesgo cubre varilla en la copa de los brasieres.</w:t>
+      </w:r>
+    </w:p>
+    <w:p>
+      <w:pPr>
+        <w:pStyle w:val="Prrafodelista"/>
+        <w:numPr>
+          <w:ilvl w:val="1"/>
+          <w:numId w:val="33"/>
+        </w:numPr>
+      </w:pPr>
+      <w:r>
+        <w:rPr>
+          <w:b/>
+        </w:rPr>
+        <w:t>Guía de almilla</w:t>
+      </w:r>
+      <w:r>
+        <w:t>: unir almilla.</w:t>
+      </w:r>
+    </w:p>
+    <w:p/>
+    <w:p>
+      <w:pPr>
+        <w:pStyle w:val="Prrafodelista"/>
+        <w:ind w:left="2149" w:firstLine="0"/>
+      </w:pPr>
+    </w:p>
+    <w:p>
+      <w:pPr>
+        <w:pStyle w:val="Figura"/>
+      </w:pPr>
+      <w:r>
+        <w:t>Guía de almilla para dos agujas y tipo de costura.</w:t>
+      </w:r>
+    </w:p>
+    <w:p>
+      <w:r>
+        <w:rPr>
+          <w:noProof/>
+        </w:rPr>
+        <w:drawing>
+          <wp:inline distT="0" distB="0" distL="0" distR="0" wp14:anchorId="35DEF459" wp14:editId="2E60694D">
+            <wp:extent cx="5819775" cy="2735249"/>
+            <wp:effectExtent l="0" t="0" r="0" b="8255"/>
+            <wp:docPr id="24" name="Imagen 24" descr="Figura 9. La imagen muestra una guía metálica de almilla para máquina de coser de dos agujas en el lado izquierdo, junto con un diagrama explicativo a su derecha. El diagrama ilustra mediante líneas cómo se pliegan y superponen las piezas de tela, destacando en color rojo la línea por donde pasa la costura. "/>
+            <wp:cNvGraphicFramePr>
+              <a:graphicFrameLocks xmlns:a="http://schemas.openxmlformats.org/drawingml/2006/main" noChangeAspect="1"/>
+            </wp:cNvGraphicFramePr>
+            <a:graphic xmlns:a="http://schemas.openxmlformats.org/drawingml/2006/main">
+              <a:graphicData uri="http://schemas.openxmlformats.org/drawingml/2006/picture">
+                <pic:pic xmlns:pic="http://schemas.openxmlformats.org/drawingml/2006/picture">
+                  <pic:nvPicPr>
+                    <pic:cNvPr id="0" name="Picture 6"/>
+                    <pic:cNvPicPr>
+                      <a:picLocks noChangeAspect="1" noChangeArrowheads="1"/>
+                    </pic:cNvPicPr>
+                  </pic:nvPicPr>
+                  <pic:blipFill rotWithShape="1">
+                    <a:blip r:embed="rId22">
+                      <a:extLst>
+                        <a:ext uri="{28A0092B-C50C-407E-A947-70E740481C1C}">
+                          <a14:useLocalDpi xmlns:a14="http://schemas.microsoft.com/office/drawing/2010/main" val="0"/>
+                        </a:ext>
+                      </a:extLst>
+                    </a:blip>
+                    <a:srcRect b="10818"/>
+                    <a:stretch/>
+                  </pic:blipFill>
+                  <pic:spPr bwMode="auto">
+                    <a:xfrm>
+                      <a:off x="0" y="0"/>
+                      <a:ext cx="5819775" cy="2735249"/>
+                    </a:xfrm>
+                    <a:prstGeom prst="rect">
+                      <a:avLst/>
+                    </a:prstGeom>
+                    <a:noFill/>
+                    <a:ln>
+                      <a:noFill/>
+                    </a:ln>
+                    <a:extLst>
+                      <a:ext uri="{53640926-AAD7-44D8-BBD7-CCE9431645EC}">
+                        <a14:shadowObscured xmlns:a14="http://schemas.microsoft.com/office/drawing/2010/main"/>
+                      </a:ext>
+                    </a:extLst>
+                  </pic:spPr>
+                </pic:pic>
+              </a:graphicData>
+            </a:graphic>
+          </wp:inline>
+        </w:drawing>
+      </w:r>
+    </w:p>
+    <w:p/>
+    <w:p/>
+    <w:p>
+      <w:pPr>
+        <w:pStyle w:val="Prrafodelista"/>
+        <w:numPr>
+          <w:ilvl w:val="0"/>
+          <w:numId w:val="33"/>
+        </w:numPr>
+        <w:rPr>
+          <w:b/>
+        </w:rPr>
+      </w:pPr>
+      <w:r>
+        <w:rPr>
+          <w:b/>
+        </w:rPr>
+        <w:lastRenderedPageBreak/>
+        <w:t xml:space="preserve">Máquina </w:t>
+      </w:r>
+      <w:proofErr w:type="spellStart"/>
+      <w:r>
+        <w:rPr>
+          <w:b/>
+        </w:rPr>
+        <w:t>zigzadora</w:t>
+      </w:r>
+      <w:proofErr w:type="spellEnd"/>
+    </w:p>
+    <w:p>
+      <w:pPr>
+        <w:pStyle w:val="Prrafodelista"/>
+        <w:numPr>
+          <w:ilvl w:val="1"/>
+          <w:numId w:val="33"/>
+        </w:numPr>
+      </w:pPr>
+      <w:r>
+        <w:rPr>
+          <w:b/>
+        </w:rPr>
+        <w:t>Pie encauchar</w:t>
+      </w:r>
+      <w:r>
+        <w:t>: especiales para guiar los elásticos decorativos.</w:t>
+      </w:r>
+    </w:p>
+    <w:p>
+      <w:pPr>
+        <w:pStyle w:val="Prrafodelista"/>
+        <w:numPr>
+          <w:ilvl w:val="0"/>
+          <w:numId w:val="33"/>
+        </w:numPr>
+        <w:rPr>
+          <w:b/>
+        </w:rPr>
+      </w:pPr>
+      <w:r>
+        <w:rPr>
+          <w:b/>
+        </w:rPr>
+        <w:t>Aditamentos</w:t>
+      </w:r>
+    </w:p>
+    <w:p>
+      <w:pPr>
+        <w:pStyle w:val="Prrafodelista"/>
+        <w:numPr>
+          <w:ilvl w:val="1"/>
+          <w:numId w:val="33"/>
+        </w:numPr>
+      </w:pPr>
+      <w:r>
+        <w:t>Dosificadores de elásticos.</w:t>
+      </w:r>
+    </w:p>
+    <w:p>
+      <w:pPr>
+        <w:pStyle w:val="Prrafodelista"/>
+        <w:numPr>
+          <w:ilvl w:val="1"/>
+          <w:numId w:val="33"/>
+        </w:numPr>
+      </w:pPr>
+      <w:r>
+        <w:t>Portarrollos.</w:t>
+      </w:r>
+    </w:p>
+    <w:p/>
+    <w:p>
+      <w:pPr>
+        <w:pStyle w:val="Prrafodelista"/>
+        <w:ind w:left="2149" w:firstLine="0"/>
+      </w:pPr>
+    </w:p>
+    <w:p>
+      <w:pPr>
+        <w:pStyle w:val="Figura"/>
+      </w:pPr>
+      <w:r>
+        <w:t xml:space="preserve">Portarrollos para </w:t>
+      </w:r>
+      <w:proofErr w:type="spellStart"/>
+      <w:r>
+        <w:t>zigzadora</w:t>
+      </w:r>
+      <w:proofErr w:type="spellEnd"/>
+      <w:r>
+        <w:t xml:space="preserve"> con dosificador de elástico.</w:t>
+      </w:r>
+    </w:p>
+    <w:p>
+      <w:pPr>
+        <w:ind w:firstLine="0"/>
+      </w:pPr>
+      <w:r>
+        <w:rPr>
+          <w:noProof/>
+        </w:rPr>
+        <w:drawing>
+          <wp:inline distT="0" distB="0" distL="0" distR="0" wp14:anchorId="6F80054C" wp14:editId="51B9081D">
+            <wp:extent cx="5810250" cy="3057525"/>
+            <wp:effectExtent l="0" t="0" r="0" b="9525"/>
+            <wp:docPr id="10" name="Imagen 10" descr="Figura 12. La imagen muestra un accesorio de costura metálico fotografiado sobre un fondo blanco. El dispositivo consta de grandes discos blancos en la parte superior diseñados para sostener un carrete, los cuales están unidos a una estructura articulada de varillas de metal que incluye bases ajustables y guías en la parte inferior. "/>
+            <wp:cNvGraphicFramePr>
+              <a:graphicFrameLocks xmlns:a="http://schemas.openxmlformats.org/drawingml/2006/main" noChangeAspect="1"/>
+            </wp:cNvGraphicFramePr>
+            <a:graphic xmlns:a="http://schemas.openxmlformats.org/drawingml/2006/main">
+              <a:graphicData uri="http://schemas.openxmlformats.org/drawingml/2006/picture">
+                <pic:pic xmlns:pic="http://schemas.openxmlformats.org/drawingml/2006/picture">
+                  <pic:nvPicPr>
+                    <pic:cNvPr id="0" name="Picture 5"/>
                     <pic:cNvPicPr>
                       <a:picLocks noChangeAspect="1" noChangeArrowheads="1"/>
                     </pic:cNvPicPr>
                   </pic:nvPicPr>
                   <pic:blipFill>
-                    <a:blip r:embed="rId21">
+                    <a:blip r:embed="rId23">
                       <a:extLst>
                         <a:ext uri="{28A0092B-C50C-407E-A947-70E740481C1C}">
                           <a14:useLocalDpi xmlns:a14="http://schemas.microsoft.com/office/drawing/2010/main" val="0"/>
@@ -7986,21 +8686,24 @@
       </w:r>
     </w:p>
     <w:p/>
-    <w:p/>
     <w:p>
       <w:pPr>
         <w:pStyle w:val="Ttulo2"/>
-      </w:pPr>
-      <w:bookmarkStart w:id="10" w:name="_Toc232079758"/>
+        <w:spacing w:line="360" w:lineRule="auto"/>
+      </w:pPr>
+      <w:bookmarkStart w:id="10" w:name="_Toc233281204"/>
+      <w:r>
+        <w:t>Instrumentos de medición</w:t>
+      </w:r>
+      <w:bookmarkEnd w:id="10"/>
+    </w:p>
+    <w:p>
+      <w:r>
+        <w:t xml:space="preserve">La medición es un proceso que permite medir (obtener datos) de alguna magnitud, de la cual resulta un valor que corresponde a la relación del objeto de </w:t>
+      </w:r>
       <w:r>
         <w:lastRenderedPageBreak/>
-        <w:t>Instrumentos de medición</w:t>
-      </w:r>
-      <w:bookmarkEnd w:id="10"/>
-    </w:p>
-    <w:p>
-      <w:r>
-        <w:t>La medición es un proceso que permite medir (obtener datos) de alguna magnitud, de la cual resulta un valor que corresponde a la relación del objeto de estudio y la unidad de referencia, lo que permite comparar con los patrones definidos en el sistema métrico. “Un instrumento de medición es un equipo, aparato o máquina que realiza la lectura de una propiedad (o característica) de una variable aleatoria; la procesa, la traduce y la hace entendible al analista encargado de la medición”. (Escamilla, 2015, p. 38)</w:t>
+        <w:t>estudio y la unidad de referencia, lo que permite comparar con los patrones definidos en el sistema métrico. “Un instrumento de medición es un equipo, aparato o máquina que realiza la lectura de una propiedad (o característica) de una variable aleatoria; la procesa, la traduce y la hace entendible al analista encargado de la medición”. (Escamilla, 2015, p. 38)</w:t>
       </w:r>
     </w:p>
     <w:p>
@@ -8034,37 +8737,22 @@
     </w:p>
     <w:p/>
     <w:p/>
+    <w:p/>
+    <w:p/>
+    <w:p/>
     <w:p>
       <w:pPr>
         <w:pStyle w:val="Prrafodelista"/>
         <w:numPr>
           <w:ilvl w:val="0"/>
-          <w:numId w:val="35"/>
+          <w:numId w:val="37"/>
         </w:numPr>
-        <w:rPr>
-          <w:b/>
-        </w:rPr>
       </w:pPr>
       <w:r>
         <w:rPr>
           <w:b/>
         </w:rPr>
         <w:lastRenderedPageBreak/>
-        <w:t>Calibrador o galga</w:t>
-      </w:r>
-    </w:p>
-    <w:p>
-      <w:pPr>
-        <w:pStyle w:val="Prrafodelista"/>
-        <w:numPr>
-          <w:ilvl w:val="1"/>
-          <w:numId w:val="35"/>
-        </w:numPr>
-      </w:pPr>
-      <w:r>
-        <w:rPr>
-          <w:b/>
-        </w:rPr>
         <w:t xml:space="preserve">Guías </w:t>
       </w:r>
       <w:proofErr w:type="spellStart"/>
@@ -8079,7 +8767,6 @@
         <w:t>: graduables, para piezas rectas o curvas.</w:t>
       </w:r>
     </w:p>
-    <w:p/>
     <w:p>
       <w:pPr>
         <w:pStyle w:val="Figura"/>
@@ -8102,10 +8789,10 @@
           <w:noProof/>
         </w:rPr>
         <w:drawing>
-          <wp:inline distT="0" distB="0" distL="0" distR="0" wp14:anchorId="5DB570D5" wp14:editId="5A33F5BB">
+          <wp:inline distT="0" distB="0" distL="0" distR="0" wp14:anchorId="5DB570D5" wp14:editId="61D3BFFC">
             <wp:extent cx="5200650" cy="4914900"/>
             <wp:effectExtent l="0" t="0" r="0" b="0"/>
-            <wp:docPr id="26" name="Imagen 26" descr="Figura 11. Describe un guía de dobladilladora par medir las telas."/>
+            <wp:docPr id="26" name="Imagen 26" descr="Figura 13. Herramienta de medición de forma cuadrada denominada Calibrador, identificada institucionalmente con el logotipo del SENA en el centro. El diseño cuenta con una regla graduada en su margen izquierdo numerada del cero al cinco, y ranuras de inspección distribuidas en sus bordes perimetrales acompañadas por sus respectivas especificaciones de medida en fracciones de pulgada."/>
             <wp:cNvGraphicFramePr>
               <a:graphicFrameLocks xmlns:a="http://schemas.openxmlformats.org/drawingml/2006/main" noChangeAspect="1"/>
             </wp:cNvGraphicFramePr>
@@ -8119,7 +8806,7 @@
                     </pic:cNvPicPr>
                   </pic:nvPicPr>
                   <pic:blipFill>
-                    <a:blip r:embed="rId22">
+                    <a:blip r:embed="rId24">
                       <a:extLst>
                         <a:ext uri="{28A0092B-C50C-407E-A947-70E740481C1C}">
                           <a14:useLocalDpi xmlns:a14="http://schemas.microsoft.com/office/drawing/2010/main" val="0"/>
@@ -8149,13 +8836,12 @@
       </w:r>
     </w:p>
     <w:p/>
+    <w:p>
+      <w:r>
+        <w:t>El pie de rey o calibrador de Vernier se utiliza para la calibración de las partes de la máquina y medición de accesorios de acuerdo con el tipo de máquina. La escala principal de este tipo de calibradores es de pulgadas y milímetros.</w:t>
+      </w:r>
+    </w:p>
     <w:p/>
-    <w:p>
-      <w:r>
-        <w:lastRenderedPageBreak/>
-        <w:t>El pie de rey o calibrador de Vernier se utiliza para la calibración de las partes de la máquina y medición de accesorios de acuerdo con el tipo de máquina. La escala principal de este tipo de calibradores es de pulgadas y milímetros.</w:t>
-      </w:r>
-    </w:p>
     <w:p/>
     <w:p>
       <w:pPr>
@@ -8166,15 +8852,16 @@
       </w:r>
     </w:p>
     <w:p>
+      <w:bookmarkStart w:id="11" w:name="_GoBack"/>
       <w:r>
         <w:rPr>
           <w:noProof/>
         </w:rPr>
         <w:drawing>
-          <wp:inline distT="0" distB="0" distL="0" distR="0" wp14:anchorId="55901319" wp14:editId="0CE26496">
+          <wp:inline distT="0" distB="0" distL="0" distR="0" wp14:anchorId="55901319" wp14:editId="40F9DA89">
             <wp:extent cx="5257081" cy="2469836"/>
             <wp:effectExtent l="0" t="0" r="1270" b="6985"/>
-            <wp:docPr id="27" name="Imagen 27" descr="Figura 12.  Representa un calibrador tipo vernier o pie de rey."/>
+            <wp:docPr id="27" name="Imagen 27" descr="Figura 14. La imagen muestra un calibrador de Vernier o pie de rey digital apoyado sobre unos planos técnicos. El instrumento tiene su pantalla encendida, indicando una medida de 14.73 mm."/>
             <wp:cNvGraphicFramePr>
               <a:graphicFrameLocks xmlns:a="http://schemas.openxmlformats.org/drawingml/2006/main" noChangeAspect="1"/>
             </wp:cNvGraphicFramePr>
@@ -8188,7 +8875,7 @@
                     </pic:cNvPicPr>
                   </pic:nvPicPr>
                   <pic:blipFill>
-                    <a:blip r:embed="rId23">
+                    <a:blip r:embed="rId25">
                       <a:extLst>
                         <a:ext uri="{28A0092B-C50C-407E-A947-70E740481C1C}">
                           <a14:useLocalDpi xmlns:a14="http://schemas.microsoft.com/office/drawing/2010/main" val="0"/>
@@ -8216,6 +8903,7 @@
           </wp:inline>
         </w:drawing>
       </w:r>
+      <w:bookmarkEnd w:id="11"/>
     </w:p>
     <w:p/>
     <w:p>
@@ -8252,12 +8940,12 @@
           <w:u w:val="single"/>
         </w:rPr>
       </w:pPr>
-      <w:bookmarkStart w:id="11" w:name="_Toc232079759"/>
+      <w:bookmarkStart w:id="12" w:name="_Toc233281205"/>
       <w:r>
         <w:lastRenderedPageBreak/>
         <w:t>Síntesis</w:t>
       </w:r>
-      <w:bookmarkEnd w:id="11"/>
+      <w:bookmarkEnd w:id="12"/>
       <w:r>
         <w:t xml:space="preserve"> </w:t>
       </w:r>
@@ -8293,7 +8981,6 @@
           <w:lang w:eastAsia="es-CO"/>
         </w:rPr>
       </w:pPr>
-      <w:bookmarkStart w:id="12" w:name="_GoBack"/>
       <w:r>
         <w:rPr>
           <w:noProof/>
@@ -8318,7 +9005,7 @@
                     </pic:cNvPicPr>
                   </pic:nvPicPr>
                   <pic:blipFill>
-                    <a:blip r:embed="rId24">
+                    <a:blip r:embed="rId26">
                       <a:extLst>
                         <a:ext uri="{28A0092B-C50C-407E-A947-70E740481C1C}">
                           <a14:useLocalDpi xmlns:a14="http://schemas.microsoft.com/office/drawing/2010/main" val="0"/>
@@ -8346,7 +9033,6 @@
           </wp:inline>
         </w:drawing>
       </w:r>
-      <w:bookmarkEnd w:id="12"/>
     </w:p>
     <w:p>
       <w:pPr>
@@ -8360,7 +9046,7 @@
       <w:pPr>
         <w:pStyle w:val="Titulosgenerales"/>
       </w:pPr>
-      <w:bookmarkStart w:id="13" w:name="_Toc232079760"/>
+      <w:bookmarkStart w:id="13" w:name="_Toc233281206"/>
       <w:r>
         <w:lastRenderedPageBreak/>
         <w:t>Glosario</w:t>
@@ -8433,20 +9119,67 @@
           <w:bCs/>
         </w:rPr>
       </w:pPr>
+      <w:r>
+        <w:rPr>
+          <w:rStyle w:val="Extranjerismo"/>
+          <w:b/>
+        </w:rPr>
+        <w:t>Looper</w:t>
+      </w:r>
+      <w:r>
+        <w:rPr>
+          <w:bCs/>
+        </w:rPr>
+        <w:t>: garfio, pieza que se enhebra hilo para formar lazada.</w:t>
+      </w:r>
+    </w:p>
+    <w:p>
+      <w:pPr>
+        <w:rPr>
+          <w:bCs/>
+        </w:rPr>
+      </w:pPr>
+      <w:r>
+        <w:rPr>
+          <w:b/>
+          <w:bCs/>
+        </w:rPr>
+        <w:t xml:space="preserve">Motor de </w:t>
+      </w:r>
+      <w:r>
+        <w:rPr>
+          <w:rStyle w:val="Extranjerismo"/>
+          <w:b/>
+        </w:rPr>
+        <w:t>clutch</w:t>
+      </w:r>
+      <w:r>
+        <w:rPr>
+          <w:bCs/>
+        </w:rPr>
+        <w:t>: se utiliza para máquinas de coser industriales, este motor maneja diferentes rpm que varían dependiendo de la clase de máquina.</w:t>
+      </w:r>
+    </w:p>
+    <w:p>
+      <w:pPr>
+        <w:rPr>
+          <w:bCs/>
+        </w:rPr>
+      </w:pPr>
       <w:proofErr w:type="spellStart"/>
       <w:r>
         <w:rPr>
           <w:b/>
           <w:bCs/>
         </w:rPr>
-        <w:t>Looper</w:t>
+        <w:t>Prehormar</w:t>
       </w:r>
       <w:proofErr w:type="spellEnd"/>
       <w:r>
         <w:rPr>
           <w:bCs/>
         </w:rPr>
-        <w:t>: garfio, pieza que se enhebra hilo para formar lazada.</w:t>
+        <w:t>: planchar las piezas de los bolsillos doblando los orillos de acuerdo con el ancho de costura, se utiliza una plantilla para que quede conforme a las medidas especificadas.</w:t>
       </w:r>
     </w:p>
     <w:p>
@@ -8460,13 +9193,13 @@
           <w:b/>
           <w:bCs/>
         </w:rPr>
-        <w:t>Motor de clutch</w:t>
+        <w:t>Presilla</w:t>
       </w:r>
       <w:r>
         <w:rPr>
           <w:bCs/>
         </w:rPr>
-        <w:t>: se utiliza para máquinas de coser industriales, este motor maneja diferentes rpm que varían dependiendo de la clase de máquina.</w:t>
+        <w:t>: costura en zigzag, usada para reforzar otra costura sobre la cual se coloca o una pieza, para evitar se descosa o exista desgarre (rompa) de material.</w:t>
       </w:r>
     </w:p>
     <w:p>
@@ -8475,60 +9208,18 @@
           <w:bCs/>
         </w:rPr>
       </w:pPr>
-      <w:proofErr w:type="spellStart"/>
-      <w:r>
-        <w:rPr>
-          <w:b/>
+      <w:r>
+        <w:rPr>
           <w:bCs/>
         </w:rPr>
-        <w:t>Prehormar</w:t>
-      </w:r>
-      <w:proofErr w:type="spellEnd"/>
-      <w:r>
+        <w:t>Proceso: son las diferentes etapas que se requieren y siguen para elaborar un producto.</w:t>
+      </w:r>
+    </w:p>
+    <w:p>
+      <w:pPr>
         <w:rPr>
           <w:bCs/>
         </w:rPr>
-        <w:t>: planchar las piezas de los bolsillos doblando los orillos de acuerdo con el ancho de costura, se utiliza una plantilla para que quede conforme a las medidas especificadas.</w:t>
-      </w:r>
-    </w:p>
-    <w:p>
-      <w:pPr>
-        <w:rPr>
-          <w:bCs/>
-        </w:rPr>
-      </w:pPr>
-      <w:r>
-        <w:rPr>
-          <w:b/>
-          <w:bCs/>
-        </w:rPr>
-        <w:t>Presilla</w:t>
-      </w:r>
-      <w:r>
-        <w:rPr>
-          <w:bCs/>
-        </w:rPr>
-        <w:t>: costura en zigzag, usada para reforzar otra costura sobre la cual se coloca o una pieza, para evitar se descosa o exista desgarre (rompa) de material.</w:t>
-      </w:r>
-    </w:p>
-    <w:p>
-      <w:pPr>
-        <w:rPr>
-          <w:bCs/>
-        </w:rPr>
-      </w:pPr>
-      <w:r>
-        <w:rPr>
-          <w:bCs/>
-        </w:rPr>
-        <w:t>Proceso: son las diferentes etapas que se requieren y siguen para elaborar un producto.</w:t>
-      </w:r>
-    </w:p>
-    <w:p>
-      <w:pPr>
-        <w:rPr>
-          <w:bCs/>
-        </w:rPr>
       </w:pPr>
     </w:p>
     <w:p/>
@@ -8541,7 +9232,7 @@
       <w:pPr>
         <w:pStyle w:val="Titulosgenerales"/>
       </w:pPr>
-      <w:bookmarkStart w:id="14" w:name="_Toc232079761"/>
+      <w:bookmarkStart w:id="14" w:name="_Toc233281207"/>
       <w:r>
         <w:lastRenderedPageBreak/>
         <w:t>Referencias bibliográficas</w:t>
@@ -8561,38 +9252,94 @@
       </w:r>
       <w:proofErr w:type="spellEnd"/>
       <w:r>
-        <w:t>. (2020). Todo sobre agujas. COATS.</w:t>
-      </w:r>
-    </w:p>
-    <w:p>
-      <w:r>
-        <w:t>Escamilla Esquivel, A. (2015). Metrología y sus aplicaciones. Grupo Editorial Patria.https://elibro-net.bdigital.sena.edu.co/es/ereader/senavirtual/39456?page=51</w:t>
-      </w:r>
-    </w:p>
-    <w:p>
-      <w:r>
-        <w:t>Gómez, S. (2020, 5 julio). Asesoría, diseño, fabricación de todo tipo de folders - Guías para máquinas de coser.</w:t>
-      </w:r>
+        <w:t>. (2020). Todo sobre agujas.</w:t>
+      </w:r>
+    </w:p>
+    <w:p>
+      <w:r>
+        <w:t>Escamilla Esquivel, A. (2015). Metrología y sus aplicaciones. Grupo Editorial Patria.</w:t>
+      </w:r>
+    </w:p>
+    <w:p>
+      <w:r>
+        <w:t xml:space="preserve">Gómez, S. (2020). Asesoría, diseño y fabricación de todo tipo de </w:t>
+      </w:r>
+      <w:r>
+        <w:rPr>
+          <w:rStyle w:val="Extranjerismo"/>
+        </w:rPr>
+        <w:t>folders</w:t>
+      </w:r>
+      <w:r>
+        <w:t>: Guías para máquinas de coser.</w:t>
+      </w:r>
+    </w:p>
+    <w:p>
+      <w:proofErr w:type="spellStart"/>
+      <w:r>
+        <w:t>Groz-Beckert</w:t>
+      </w:r>
+      <w:proofErr w:type="spellEnd"/>
+      <w:r>
+        <w:t xml:space="preserve">. (2020). </w:t>
+      </w:r>
+      <w:proofErr w:type="spellStart"/>
+      <w:r>
+        <w:t>Sewing</w:t>
+      </w:r>
+      <w:proofErr w:type="spellEnd"/>
+      <w:r>
+        <w:t xml:space="preserve"> machine </w:t>
+      </w:r>
+      <w:proofErr w:type="spellStart"/>
+      <w:r>
+        <w:t>needles</w:t>
+      </w:r>
+      <w:proofErr w:type="spellEnd"/>
       <w:r>
         <w:t xml:space="preserve"> </w:t>
       </w:r>
-      <w:hyperlink r:id="rId25" w:history="1">
-        <w:r>
-          <w:rPr>
-            <w:rStyle w:val="Hipervnculo"/>
-          </w:rPr>
-          <w:t>http://aditamentossaulgomez.blogspot.com/</w:t>
-        </w:r>
-      </w:hyperlink>
-    </w:p>
-    <w:p>
       <w:proofErr w:type="spellStart"/>
       <w:r>
+        <w:t>for</w:t>
+      </w:r>
+      <w:proofErr w:type="spellEnd"/>
+      <w:r>
+        <w:t xml:space="preserve"> </w:t>
+      </w:r>
+      <w:proofErr w:type="spellStart"/>
+      <w:r>
+        <w:t>the</w:t>
+      </w:r>
+      <w:proofErr w:type="spellEnd"/>
+      <w:r>
+        <w:t xml:space="preserve"> </w:t>
+      </w:r>
+      <w:proofErr w:type="spellStart"/>
+      <w:r>
+        <w:t>clothing</w:t>
+      </w:r>
+      <w:proofErr w:type="spellEnd"/>
+      <w:r>
+        <w:t xml:space="preserve"> </w:t>
+      </w:r>
+      <w:proofErr w:type="spellStart"/>
+      <w:r>
+        <w:t>industry</w:t>
+      </w:r>
+      <w:proofErr w:type="spellEnd"/>
+      <w:r>
+        <w:t>.</w:t>
+      </w:r>
+    </w:p>
+    <w:p>
+      <w:proofErr w:type="spellStart"/>
+      <w:r>
         <w:t>Groz-Beckert</w:t>
       </w:r>
       <w:proofErr w:type="spellEnd"/>
       <w:r>
-        <w:t xml:space="preserve">. (2020). </w:t>
+        <w:t xml:space="preserve">. (2019). </w:t>
       </w:r>
       <w:proofErr w:type="spellStart"/>
       <w:r>
@@ -8628,7 +9375,7 @@
       </w:r>
       <w:proofErr w:type="spellStart"/>
       <w:r>
-        <w:t>clothing</w:t>
+        <w:t>apparel</w:t>
       </w:r>
       <w:proofErr w:type="spellEnd"/>
       <w:r>
@@ -8640,171 +9387,56 @@
       </w:r>
       <w:proofErr w:type="spellEnd"/>
       <w:r>
-        <w:t>. Groz-Beckert.https://www.groz-beckert.com/en/products/sewing/bekleidungsindustrie/</w:t>
+        <w:t xml:space="preserve"> (p. 6).</w:t>
       </w:r>
     </w:p>
     <w:p>
       <w:proofErr w:type="spellStart"/>
       <w:r>
-        <w:t>Groz-Beckert</w:t>
+        <w:t>ManualsLib</w:t>
       </w:r>
       <w:proofErr w:type="spellEnd"/>
       <w:r>
-        <w:t xml:space="preserve">. (2019). </w:t>
+        <w:t xml:space="preserve">. (s.f.). Brother ZM-851A máquina </w:t>
       </w:r>
       <w:proofErr w:type="spellStart"/>
       <w:r>
-        <w:t>Sewing</w:t>
+        <w:t>zigzadora</w:t>
       </w:r>
       <w:proofErr w:type="spellEnd"/>
       <w:r>
-        <w:t xml:space="preserve"> machine </w:t>
-      </w:r>
+        <w:t>. Manual de instrucciones (p. 15).</w:t>
+      </w:r>
+    </w:p>
+    <w:p>
       <w:proofErr w:type="spellStart"/>
       <w:r>
-        <w:t>needles</w:t>
+        <w:t>ManualsLib</w:t>
       </w:r>
       <w:proofErr w:type="spellEnd"/>
       <w:r>
-        <w:t xml:space="preserve"> </w:t>
-      </w:r>
+        <w:t>. (s.f.). Enhebrado de la máquina. JUKI MO-6704D. Manual de instrucciones (pp. 5, 40).</w:t>
+      </w:r>
+    </w:p>
+    <w:p>
       <w:proofErr w:type="spellStart"/>
       <w:r>
-        <w:t>for</w:t>
+        <w:t>ManualsLib</w:t>
       </w:r>
       <w:proofErr w:type="spellEnd"/>
       <w:r>
-        <w:t xml:space="preserve"> </w:t>
-      </w:r>
+        <w:t>. (s.f.). Etiquetas de advertencia. Brother T-8422A. Manual de instrucciones (p. 5).</w:t>
+      </w:r>
+    </w:p>
+    <w:p>
       <w:proofErr w:type="spellStart"/>
       <w:r>
-        <w:t>the</w:t>
+        <w:t>ManualsLib</w:t>
       </w:r>
       <w:proofErr w:type="spellEnd"/>
       <w:r>
-        <w:t xml:space="preserve"> </w:t>
-      </w:r>
-      <w:proofErr w:type="spellStart"/>
-      <w:r>
-        <w:t>apparel</w:t>
-      </w:r>
-      <w:proofErr w:type="spellEnd"/>
-      <w:r>
-        <w:t xml:space="preserve"> </w:t>
-      </w:r>
-      <w:proofErr w:type="spellStart"/>
-      <w:r>
-        <w:t>industry</w:t>
-      </w:r>
-      <w:proofErr w:type="spellEnd"/>
-      <w:r>
-        <w:t xml:space="preserve"> (p. 6).</w:t>
-      </w:r>
-      <w:r>
-        <w:t xml:space="preserve"> </w:t>
-      </w:r>
-      <w:hyperlink r:id="rId26" w:history="1">
-        <w:r>
-          <w:rPr>
-            <w:rStyle w:val="Hipervnculo"/>
-          </w:rPr>
-          <w:t>https://www.groz-beckert.com/mm/media/en/web/pdf/Sewing_machine_needles_for_the_apparel_industry.pdf</w:t>
-        </w:r>
-      </w:hyperlink>
-    </w:p>
-    <w:p>
-      <w:proofErr w:type="spellStart"/>
-      <w:r>
-        <w:t>ManualsLib</w:t>
-      </w:r>
-      <w:proofErr w:type="spellEnd"/>
-      <w:r>
-        <w:t xml:space="preserve">. Brother ZM-851A máquina </w:t>
-      </w:r>
-      <w:proofErr w:type="spellStart"/>
-      <w:r>
-        <w:t>zigzadora</w:t>
-      </w:r>
-      <w:proofErr w:type="spellEnd"/>
-      <w:r>
-        <w:t>. Manual de instrucciones (p. 15).</w:t>
-      </w:r>
-      <w:r>
-        <w:t xml:space="preserve"> </w:t>
-      </w:r>
-      <w:hyperlink r:id="rId27" w:history="1">
-        <w:r>
-          <w:rPr>
-            <w:rStyle w:val="Hipervnculo"/>
-          </w:rPr>
-          <w:t>https://www.manualslib.com/manual/442708/Brother-Zm-851a.html?page=15#manual</w:t>
-        </w:r>
-      </w:hyperlink>
-    </w:p>
-    <w:p>
-      <w:proofErr w:type="spellStart"/>
-      <w:r>
-        <w:t>ManualsLib</w:t>
-      </w:r>
-      <w:proofErr w:type="spellEnd"/>
-      <w:r>
-        <w:t>. Enhebrado de la máquina - JUKI MO-6704D. Manual de instrucciones (p. 5, 40).</w:t>
-      </w:r>
-      <w:r>
-        <w:t xml:space="preserve"> </w:t>
-      </w:r>
-      <w:hyperlink r:id="rId28" w:history="1">
-        <w:r>
-          <w:rPr>
-            <w:rStyle w:val="Hipervnculo"/>
-          </w:rPr>
-          <w:t>https://www.manualslib.com/manual/559355/Juki-Mo-6704d.html?page=40#manual</w:t>
-        </w:r>
-      </w:hyperlink>
-    </w:p>
-    <w:p>
-      <w:proofErr w:type="spellStart"/>
-      <w:r>
-        <w:t>ManualsLib</w:t>
-      </w:r>
-      <w:proofErr w:type="spellEnd"/>
-      <w:r>
-        <w:t>. Etiquetas de advertencia - Brother T-8422A. Manual de instrucciones (p. 5).</w:t>
-      </w:r>
-      <w:r>
-        <w:t xml:space="preserve"> </w:t>
-      </w:r>
-      <w:hyperlink r:id="rId29" w:history="1">
-        <w:r>
-          <w:rPr>
-            <w:rStyle w:val="Hipervnculo"/>
-          </w:rPr>
-          <w:t>https://www.manualslib.com/manual/442249/Brother-T-8422a.html?page=5#manual</w:t>
-        </w:r>
-      </w:hyperlink>
-    </w:p>
-    <w:p/>
-    <w:p>
-      <w:proofErr w:type="spellStart"/>
-      <w:r>
-        <w:lastRenderedPageBreak/>
-        <w:t>ManualsLib</w:t>
-      </w:r>
-      <w:proofErr w:type="spellEnd"/>
-      <w:r>
-        <w:t>. Nombre de las piezas principales - Brother DA-9280. Manual de instrucciones. Máquina de brazo de tres agujas (2 agujas) de cadeneta (p. 8).</w:t>
-      </w:r>
-      <w:r>
-        <w:t xml:space="preserve"> </w:t>
-      </w:r>
-      <w:hyperlink r:id="rId30" w:history="1">
-        <w:r>
-          <w:rPr>
-            <w:rStyle w:val="Hipervnculo"/>
-          </w:rPr>
-          <w:t>https://www.manualslib.com/manual/482480/Brother-Da-9280.html?page=8#manual</w:t>
-        </w:r>
-      </w:hyperlink>
+        <w:t>. (s.f.). Nombre de las piezas principales. Brother DA-9280. Manual de instrucciones. Máquina de brazo de tres agujas (2 agujas) de cadeneta (p. 8).</w:t>
+      </w:r>
     </w:p>
     <w:p/>
     <w:p/>
@@ -8818,7 +9450,7 @@
       <w:pPr>
         <w:pStyle w:val="Titulosgenerales"/>
       </w:pPr>
-      <w:bookmarkStart w:id="15" w:name="_Toc232079762"/>
+      <w:bookmarkStart w:id="15" w:name="_Toc233281208"/>
       <w:r>
         <w:lastRenderedPageBreak/>
         <w:t>Créditos</w:t>
@@ -8924,6 +9556,7 @@
           <w:p>
             <w:pPr>
               <w:pStyle w:val="TextoTablas"/>
+              <w:spacing w:line="360" w:lineRule="auto"/>
               <w:rPr>
                 <w:lang w:val="es-CO"/>
               </w:rPr>
@@ -8943,6 +9576,7 @@
           <w:p>
             <w:pPr>
               <w:pStyle w:val="TextoTablas"/>
+              <w:spacing w:line="360" w:lineRule="auto"/>
               <w:rPr>
                 <w:lang w:val="es-CO"/>
               </w:rPr>
@@ -8962,6 +9596,7 @@
           <w:p>
             <w:pPr>
               <w:pStyle w:val="TextoTablas"/>
+              <w:spacing w:line="360" w:lineRule="auto"/>
               <w:rPr>
                 <w:lang w:val="es-CO"/>
               </w:rPr>
@@ -8983,6 +9618,7 @@
           <w:p>
             <w:pPr>
               <w:pStyle w:val="TextoTablas"/>
+              <w:spacing w:line="360" w:lineRule="auto"/>
               <w:rPr>
                 <w:lang w:val="es-CO"/>
               </w:rPr>
@@ -8999,6 +9635,7 @@
           <w:p>
             <w:pPr>
               <w:pStyle w:val="TextoTablas"/>
+              <w:spacing w:line="360" w:lineRule="auto"/>
               <w:rPr>
                 <w:lang w:val="es-CO"/>
               </w:rPr>
@@ -9015,6 +9652,7 @@
           <w:p>
             <w:pPr>
               <w:pStyle w:val="TextoTablas"/>
+              <w:spacing w:line="360" w:lineRule="auto"/>
               <w:rPr>
                 <w:lang w:val="es-CO"/>
               </w:rPr>
@@ -9036,6 +9674,7 @@
           <w:p>
             <w:pPr>
               <w:pStyle w:val="TextoTablas"/>
+              <w:spacing w:line="360" w:lineRule="auto"/>
               <w:rPr>
                 <w:lang w:val="es-CO"/>
               </w:rPr>
@@ -9052,6 +9691,7 @@
           <w:p>
             <w:pPr>
               <w:pStyle w:val="TextoTablas"/>
+              <w:spacing w:line="360" w:lineRule="auto"/>
               <w:rPr>
                 <w:lang w:val="es-CO"/>
               </w:rPr>
@@ -9068,6 +9708,7 @@
           <w:p>
             <w:pPr>
               <w:pStyle w:val="TextoTablas"/>
+              <w:spacing w:line="360" w:lineRule="auto"/>
               <w:rPr>
                 <w:lang w:val="es-CO"/>
               </w:rPr>
@@ -9086,6 +9727,7 @@
           <w:p>
             <w:pPr>
               <w:pStyle w:val="TextoTablas"/>
+              <w:spacing w:line="360" w:lineRule="auto"/>
               <w:rPr>
                 <w:lang w:val="es-CO"/>
               </w:rPr>
@@ -9102,12 +9744,19 @@
           <w:p>
             <w:pPr>
               <w:pStyle w:val="TextoTablas"/>
+              <w:spacing w:line="360" w:lineRule="auto"/>
               <w:rPr>
                 <w:lang w:val="es-CO"/>
               </w:rPr>
             </w:pPr>
             <w:r>
-              <w:t>Diseñador instruccional</w:t>
+              <w:t>Diseñador</w:t>
+            </w:r>
+            <w:r>
+              <w:t>a</w:t>
+            </w:r>
+            <w:r>
+              <w:t xml:space="preserve"> instruccional</w:t>
             </w:r>
           </w:p>
         </w:tc>
@@ -9118,6 +9767,7 @@
           <w:p>
             <w:pPr>
               <w:pStyle w:val="TextoTablas"/>
+              <w:spacing w:line="360" w:lineRule="auto"/>
               <w:rPr>
                 <w:lang w:val="es-CO"/>
               </w:rPr>
@@ -9139,6 +9789,7 @@
           <w:p>
             <w:pPr>
               <w:pStyle w:val="TextoTablas"/>
+              <w:spacing w:line="360" w:lineRule="auto"/>
               <w:rPr>
                 <w:lang w:val="es-CO"/>
               </w:rPr>
@@ -9155,6 +9806,7 @@
           <w:p>
             <w:pPr>
               <w:pStyle w:val="TextoTablas"/>
+              <w:spacing w:line="360" w:lineRule="auto"/>
               <w:rPr>
                 <w:lang w:val="es-CO"/>
               </w:rPr>
@@ -9171,6 +9823,7 @@
           <w:p>
             <w:pPr>
               <w:pStyle w:val="TextoTablas"/>
+              <w:spacing w:line="360" w:lineRule="auto"/>
               <w:rPr>
                 <w:lang w:val="es-CO"/>
               </w:rPr>
@@ -9189,6 +9842,7 @@
           <w:p>
             <w:pPr>
               <w:pStyle w:val="TextoTablas"/>
+              <w:spacing w:line="360" w:lineRule="auto"/>
               <w:rPr>
                 <w:lang w:val="es-CO"/>
               </w:rPr>
@@ -9210,6 +9864,7 @@
           <w:p>
             <w:pPr>
               <w:pStyle w:val="TextoTablas"/>
+              <w:spacing w:line="360" w:lineRule="auto"/>
               <w:rPr>
                 <w:lang w:val="es-CO"/>
               </w:rPr>
@@ -9232,6 +9887,7 @@
           <w:p>
             <w:pPr>
               <w:pStyle w:val="TextoTablas"/>
+              <w:spacing w:line="360" w:lineRule="auto"/>
               <w:rPr>
                 <w:lang w:val="es-CO"/>
               </w:rPr>
@@ -9253,6 +9909,7 @@
           <w:p>
             <w:pPr>
               <w:pStyle w:val="TextoTablas"/>
+              <w:spacing w:line="360" w:lineRule="auto"/>
             </w:pPr>
             <w:proofErr w:type="spellStart"/>
             <w:r>
@@ -9271,6 +9928,7 @@
           <w:p>
             <w:pPr>
               <w:pStyle w:val="TextoTablas"/>
+              <w:spacing w:line="360" w:lineRule="auto"/>
               <w:rPr>
                 <w:lang w:val="es-CO"/>
               </w:rPr>
@@ -9287,6 +9945,7 @@
           <w:p>
             <w:pPr>
               <w:pStyle w:val="TextoTablas"/>
+              <w:spacing w:line="360" w:lineRule="auto"/>
               <w:rPr>
                 <w:lang w:val="es-CO"/>
               </w:rPr>
@@ -9305,9 +9964,18 @@
           <w:p>
             <w:pPr>
               <w:pStyle w:val="TextoTablas"/>
-            </w:pPr>
-            <w:r>
-              <w:t>Erika Daniela Manrique Rueda</w:t>
+              <w:spacing w:line="360" w:lineRule="auto"/>
+            </w:pPr>
+            <w:r>
+              <w:t xml:space="preserve">Yineth </w:t>
+            </w:r>
+            <w:proofErr w:type="spellStart"/>
+            <w:r>
+              <w:t>Ibette</w:t>
+            </w:r>
+            <w:proofErr w:type="spellEnd"/>
+            <w:r>
+              <w:t xml:space="preserve"> González Quintero</w:t>
             </w:r>
           </w:p>
         </w:tc>
@@ -9318,6 +9986,7 @@
           <w:p>
             <w:pPr>
               <w:pStyle w:val="TextoTablas"/>
+              <w:spacing w:line="360" w:lineRule="auto"/>
               <w:rPr>
                 <w:lang w:val="es-CO"/>
               </w:rPr>
@@ -9334,6 +10003,7 @@
           <w:p>
             <w:pPr>
               <w:pStyle w:val="TextoTablas"/>
+              <w:spacing w:line="360" w:lineRule="auto"/>
               <w:rPr>
                 <w:lang w:val="es-CO"/>
               </w:rPr>
@@ -9355,6 +10025,7 @@
           <w:p>
             <w:pPr>
               <w:pStyle w:val="TextoTablas"/>
+              <w:spacing w:line="360" w:lineRule="auto"/>
             </w:pPr>
             <w:r>
               <w:t>Jorge Eduardo Rueda Peña</w:t>
@@ -9368,12 +10039,13 @@
           <w:p>
             <w:pPr>
               <w:pStyle w:val="TextoTablas"/>
+              <w:spacing w:line="360" w:lineRule="auto"/>
               <w:rPr>
                 <w:lang w:val="es-CO"/>
               </w:rPr>
             </w:pPr>
             <w:r>
-              <w:t>Evaluadora de contenidos inclusivos y accesibles</w:t>
+              <w:t>Evaluador de contenidos inclusivos y accesibles</w:t>
             </w:r>
           </w:p>
         </w:tc>
@@ -9384,6 +10056,7 @@
           <w:p>
             <w:pPr>
               <w:pStyle w:val="TextoTablas"/>
+              <w:spacing w:line="360" w:lineRule="auto"/>
               <w:rPr>
                 <w:lang w:val="es-CO"/>
               </w:rPr>
@@ -9403,8 +10076,8 @@
       </w:pPr>
     </w:p>
     <w:sectPr>
-      <w:headerReference w:type="default" r:id="rId31"/>
-      <w:footerReference w:type="default" r:id="rId32"/>
+      <w:headerReference w:type="default" r:id="rId27"/>
+      <w:footerReference w:type="default" r:id="rId28"/>
       <w:pgSz w:w="12240" w:h="15840"/>
       <w:pgMar w:top="1701" w:right="1134" w:bottom="1134" w:left="1134" w:header="709" w:footer="737" w:gutter="0"/>
       <w:pgNumType w:start="1"/>
@@ -9960,122 +10633,9 @@
     </w:lvl>
   </w:abstractNum>
   <w:abstractNum w:abstractNumId="4" w15:restartNumberingAfterBreak="0">
-    <w:nsid w:val="0E337C3D"/>
+    <w:nsid w:val="0C76380A"/>
     <w:multiLevelType w:val="hybridMultilevel"/>
-    <w:tmpl w:val="5946539C"/>
-    <w:lvl w:ilvl="0" w:tplc="240A0001">
-      <w:start w:val="1"/>
-      <w:numFmt w:val="bullet"/>
-      <w:lvlText w:val=""/>
-      <w:lvlJc w:val="left"/>
-      <w:pPr>
-        <w:ind w:left="1776" w:hanging="360"/>
-      </w:pPr>
-      <w:rPr>
-        <w:rFonts w:ascii="Symbol" w:hAnsi="Symbol" w:hint="default"/>
-      </w:rPr>
-    </w:lvl>
-    <w:lvl w:ilvl="1" w:tplc="240A0003" w:tentative="1">
-      <w:start w:val="1"/>
-      <w:numFmt w:val="bullet"/>
-      <w:lvlText w:val="o"/>
-      <w:lvlJc w:val="left"/>
-      <w:pPr>
-        <w:ind w:left="2496" w:hanging="360"/>
-      </w:pPr>
-      <w:rPr>
-        <w:rFonts w:ascii="Courier New" w:hAnsi="Courier New" w:cs="Courier New" w:hint="default"/>
-      </w:rPr>
-    </w:lvl>
-    <w:lvl w:ilvl="2" w:tplc="240A0005" w:tentative="1">
-      <w:start w:val="1"/>
-      <w:numFmt w:val="bullet"/>
-      <w:lvlText w:val=""/>
-      <w:lvlJc w:val="left"/>
-      <w:pPr>
-        <w:ind w:left="3216" w:hanging="360"/>
-      </w:pPr>
-      <w:rPr>
-        <w:rFonts w:ascii="Wingdings" w:hAnsi="Wingdings" w:hint="default"/>
-      </w:rPr>
-    </w:lvl>
-    <w:lvl w:ilvl="3" w:tplc="240A0001" w:tentative="1">
-      <w:start w:val="1"/>
-      <w:numFmt w:val="bullet"/>
-      <w:lvlText w:val=""/>
-      <w:lvlJc w:val="left"/>
-      <w:pPr>
-        <w:ind w:left="3936" w:hanging="360"/>
-      </w:pPr>
-      <w:rPr>
-        <w:rFonts w:ascii="Symbol" w:hAnsi="Symbol" w:hint="default"/>
-      </w:rPr>
-    </w:lvl>
-    <w:lvl w:ilvl="4" w:tplc="240A0003" w:tentative="1">
-      <w:start w:val="1"/>
-      <w:numFmt w:val="bullet"/>
-      <w:lvlText w:val="o"/>
-      <w:lvlJc w:val="left"/>
-      <w:pPr>
-        <w:ind w:left="4656" w:hanging="360"/>
-      </w:pPr>
-      <w:rPr>
-        <w:rFonts w:ascii="Courier New" w:hAnsi="Courier New" w:cs="Courier New" w:hint="default"/>
-      </w:rPr>
-    </w:lvl>
-    <w:lvl w:ilvl="5" w:tplc="240A0005" w:tentative="1">
-      <w:start w:val="1"/>
-      <w:numFmt w:val="bullet"/>
-      <w:lvlText w:val=""/>
-      <w:lvlJc w:val="left"/>
-      <w:pPr>
-        <w:ind w:left="5376" w:hanging="360"/>
-      </w:pPr>
-      <w:rPr>
-        <w:rFonts w:ascii="Wingdings" w:hAnsi="Wingdings" w:hint="default"/>
-      </w:rPr>
-    </w:lvl>
-    <w:lvl w:ilvl="6" w:tplc="240A0001" w:tentative="1">
-      <w:start w:val="1"/>
-      <w:numFmt w:val="bullet"/>
-      <w:lvlText w:val=""/>
-      <w:lvlJc w:val="left"/>
-      <w:pPr>
-        <w:ind w:left="6096" w:hanging="360"/>
-      </w:pPr>
-      <w:rPr>
-        <w:rFonts w:ascii="Symbol" w:hAnsi="Symbol" w:hint="default"/>
-      </w:rPr>
-    </w:lvl>
-    <w:lvl w:ilvl="7" w:tplc="240A0003" w:tentative="1">
-      <w:start w:val="1"/>
-      <w:numFmt w:val="bullet"/>
-      <w:lvlText w:val="o"/>
-      <w:lvlJc w:val="left"/>
-      <w:pPr>
-        <w:ind w:left="6816" w:hanging="360"/>
-      </w:pPr>
-      <w:rPr>
-        <w:rFonts w:ascii="Courier New" w:hAnsi="Courier New" w:cs="Courier New" w:hint="default"/>
-      </w:rPr>
-    </w:lvl>
-    <w:lvl w:ilvl="8" w:tplc="240A0005" w:tentative="1">
-      <w:start w:val="1"/>
-      <w:numFmt w:val="bullet"/>
-      <w:lvlText w:val=""/>
-      <w:lvlJc w:val="left"/>
-      <w:pPr>
-        <w:ind w:left="7536" w:hanging="360"/>
-      </w:pPr>
-      <w:rPr>
-        <w:rFonts w:ascii="Wingdings" w:hAnsi="Wingdings" w:hint="default"/>
-      </w:rPr>
-    </w:lvl>
-  </w:abstractNum>
-  <w:abstractNum w:abstractNumId="5" w15:restartNumberingAfterBreak="0">
-    <w:nsid w:val="11A63D19"/>
-    <w:multiLevelType w:val="hybridMultilevel"/>
-    <w:tmpl w:val="48901E52"/>
+    <w:tmpl w:val="0CEC2F90"/>
     <w:lvl w:ilvl="0" w:tplc="240A0017">
       <w:start w:val="1"/>
       <w:numFmt w:val="lowerLetter"/>
@@ -10158,7 +10718,206 @@
       </w:pPr>
     </w:lvl>
   </w:abstractNum>
+  <w:abstractNum w:abstractNumId="5" w15:restartNumberingAfterBreak="0">
+    <w:nsid w:val="0E337C3D"/>
+    <w:multiLevelType w:val="hybridMultilevel"/>
+    <w:tmpl w:val="EEDC3476"/>
+    <w:lvl w:ilvl="0" w:tplc="240A0001">
+      <w:start w:val="1"/>
+      <w:numFmt w:val="bullet"/>
+      <w:lvlText w:val=""/>
+      <w:lvlJc w:val="left"/>
+      <w:pPr>
+        <w:ind w:left="1776" w:hanging="360"/>
+      </w:pPr>
+      <w:rPr>
+        <w:rFonts w:ascii="Symbol" w:hAnsi="Symbol" w:hint="default"/>
+      </w:rPr>
+    </w:lvl>
+    <w:lvl w:ilvl="1" w:tplc="240A0003" w:tentative="1">
+      <w:start w:val="1"/>
+      <w:numFmt w:val="bullet"/>
+      <w:lvlText w:val="o"/>
+      <w:lvlJc w:val="left"/>
+      <w:pPr>
+        <w:ind w:left="2496" w:hanging="360"/>
+      </w:pPr>
+      <w:rPr>
+        <w:rFonts w:ascii="Courier New" w:hAnsi="Courier New" w:cs="Courier New" w:hint="default"/>
+      </w:rPr>
+    </w:lvl>
+    <w:lvl w:ilvl="2" w:tplc="240A0005" w:tentative="1">
+      <w:start w:val="1"/>
+      <w:numFmt w:val="bullet"/>
+      <w:lvlText w:val=""/>
+      <w:lvlJc w:val="left"/>
+      <w:pPr>
+        <w:ind w:left="3216" w:hanging="360"/>
+      </w:pPr>
+      <w:rPr>
+        <w:rFonts w:ascii="Wingdings" w:hAnsi="Wingdings" w:hint="default"/>
+      </w:rPr>
+    </w:lvl>
+    <w:lvl w:ilvl="3" w:tplc="240A0001" w:tentative="1">
+      <w:start w:val="1"/>
+      <w:numFmt w:val="bullet"/>
+      <w:lvlText w:val=""/>
+      <w:lvlJc w:val="left"/>
+      <w:pPr>
+        <w:ind w:left="3936" w:hanging="360"/>
+      </w:pPr>
+      <w:rPr>
+        <w:rFonts w:ascii="Symbol" w:hAnsi="Symbol" w:hint="default"/>
+      </w:rPr>
+    </w:lvl>
+    <w:lvl w:ilvl="4" w:tplc="240A0003" w:tentative="1">
+      <w:start w:val="1"/>
+      <w:numFmt w:val="bullet"/>
+      <w:lvlText w:val="o"/>
+      <w:lvlJc w:val="left"/>
+      <w:pPr>
+        <w:ind w:left="4656" w:hanging="360"/>
+      </w:pPr>
+      <w:rPr>
+        <w:rFonts w:ascii="Courier New" w:hAnsi="Courier New" w:cs="Courier New" w:hint="default"/>
+      </w:rPr>
+    </w:lvl>
+    <w:lvl w:ilvl="5" w:tplc="240A0005" w:tentative="1">
+      <w:start w:val="1"/>
+      <w:numFmt w:val="bullet"/>
+      <w:lvlText w:val=""/>
+      <w:lvlJc w:val="left"/>
+      <w:pPr>
+        <w:ind w:left="5376" w:hanging="360"/>
+      </w:pPr>
+      <w:rPr>
+        <w:rFonts w:ascii="Wingdings" w:hAnsi="Wingdings" w:hint="default"/>
+      </w:rPr>
+    </w:lvl>
+    <w:lvl w:ilvl="6" w:tplc="240A0001" w:tentative="1">
+      <w:start w:val="1"/>
+      <w:numFmt w:val="bullet"/>
+      <w:lvlText w:val=""/>
+      <w:lvlJc w:val="left"/>
+      <w:pPr>
+        <w:ind w:left="6096" w:hanging="360"/>
+      </w:pPr>
+      <w:rPr>
+        <w:rFonts w:ascii="Symbol" w:hAnsi="Symbol" w:hint="default"/>
+      </w:rPr>
+    </w:lvl>
+    <w:lvl w:ilvl="7" w:tplc="240A0003" w:tentative="1">
+      <w:start w:val="1"/>
+      <w:numFmt w:val="bullet"/>
+      <w:lvlText w:val="o"/>
+      <w:lvlJc w:val="left"/>
+      <w:pPr>
+        <w:ind w:left="6816" w:hanging="360"/>
+      </w:pPr>
+      <w:rPr>
+        <w:rFonts w:ascii="Courier New" w:hAnsi="Courier New" w:cs="Courier New" w:hint="default"/>
+      </w:rPr>
+    </w:lvl>
+    <w:lvl w:ilvl="8" w:tplc="240A0005" w:tentative="1">
+      <w:start w:val="1"/>
+      <w:numFmt w:val="bullet"/>
+      <w:lvlText w:val=""/>
+      <w:lvlJc w:val="left"/>
+      <w:pPr>
+        <w:ind w:left="7536" w:hanging="360"/>
+      </w:pPr>
+      <w:rPr>
+        <w:rFonts w:ascii="Wingdings" w:hAnsi="Wingdings" w:hint="default"/>
+      </w:rPr>
+    </w:lvl>
+  </w:abstractNum>
   <w:abstractNum w:abstractNumId="6" w15:restartNumberingAfterBreak="0">
+    <w:nsid w:val="11A63D19"/>
+    <w:multiLevelType w:val="hybridMultilevel"/>
+    <w:tmpl w:val="25AC84FC"/>
+    <w:lvl w:ilvl="0" w:tplc="240A0017">
+      <w:start w:val="1"/>
+      <w:numFmt w:val="lowerLetter"/>
+      <w:lvlText w:val="%1)"/>
+      <w:lvlJc w:val="left"/>
+      <w:pPr>
+        <w:ind w:left="1429" w:hanging="360"/>
+      </w:pPr>
+    </w:lvl>
+    <w:lvl w:ilvl="1" w:tplc="240A0019" w:tentative="1">
+      <w:start w:val="1"/>
+      <w:numFmt w:val="lowerLetter"/>
+      <w:lvlText w:val="%2."/>
+      <w:lvlJc w:val="left"/>
+      <w:pPr>
+        <w:ind w:left="2149" w:hanging="360"/>
+      </w:pPr>
+    </w:lvl>
+    <w:lvl w:ilvl="2" w:tplc="240A001B" w:tentative="1">
+      <w:start w:val="1"/>
+      <w:numFmt w:val="lowerRoman"/>
+      <w:lvlText w:val="%3."/>
+      <w:lvlJc w:val="right"/>
+      <w:pPr>
+        <w:ind w:left="2869" w:hanging="180"/>
+      </w:pPr>
+    </w:lvl>
+    <w:lvl w:ilvl="3" w:tplc="240A000F" w:tentative="1">
+      <w:start w:val="1"/>
+      <w:numFmt w:val="decimal"/>
+      <w:lvlText w:val="%4."/>
+      <w:lvlJc w:val="left"/>
+      <w:pPr>
+        <w:ind w:left="3589" w:hanging="360"/>
+      </w:pPr>
+    </w:lvl>
+    <w:lvl w:ilvl="4" w:tplc="240A0019" w:tentative="1">
+      <w:start w:val="1"/>
+      <w:numFmt w:val="lowerLetter"/>
+      <w:lvlText w:val="%5."/>
+      <w:lvlJc w:val="left"/>
+      <w:pPr>
+        <w:ind w:left="4309" w:hanging="360"/>
+      </w:pPr>
+    </w:lvl>
+    <w:lvl w:ilvl="5" w:tplc="240A001B" w:tentative="1">
+      <w:start w:val="1"/>
+      <w:numFmt w:val="lowerRoman"/>
+      <w:lvlText w:val="%6."/>
+      <w:lvlJc w:val="right"/>
+      <w:pPr>
+        <w:ind w:left="5029" w:hanging="180"/>
+      </w:pPr>
+    </w:lvl>
+    <w:lvl w:ilvl="6" w:tplc="240A000F" w:tentative="1">
+      <w:start w:val="1"/>
+      <w:numFmt w:val="decimal"/>
+      <w:lvlText w:val="%7."/>
+      <w:lvlJc w:val="left"/>
+      <w:pPr>
+        <w:ind w:left="5749" w:hanging="360"/>
+      </w:pPr>
+    </w:lvl>
+    <w:lvl w:ilvl="7" w:tplc="240A0019" w:tentative="1">
+      <w:start w:val="1"/>
+      <w:numFmt w:val="lowerLetter"/>
+      <w:lvlText w:val="%8."/>
+      <w:lvlJc w:val="left"/>
+      <w:pPr>
+        <w:ind w:left="6469" w:hanging="360"/>
+      </w:pPr>
+    </w:lvl>
+    <w:lvl w:ilvl="8" w:tplc="240A001B" w:tentative="1">
+      <w:start w:val="1"/>
+      <w:numFmt w:val="lowerRoman"/>
+      <w:lvlText w:val="%9."/>
+      <w:lvlJc w:val="right"/>
+      <w:pPr>
+        <w:ind w:left="7189" w:hanging="180"/>
+      </w:pPr>
+    </w:lvl>
+  </w:abstractNum>
+  <w:abstractNum w:abstractNumId="7" w15:restartNumberingAfterBreak="0">
     <w:nsid w:val="14F0786A"/>
     <w:multiLevelType w:val="hybridMultilevel"/>
     <w:tmpl w:val="DECA6468"/>
@@ -10271,7 +11030,7 @@
       </w:rPr>
     </w:lvl>
   </w:abstractNum>
-  <w:abstractNum w:abstractNumId="7" w15:restartNumberingAfterBreak="0">
+  <w:abstractNum w:abstractNumId="8" w15:restartNumberingAfterBreak="0">
     <w:nsid w:val="1785785F"/>
     <w:multiLevelType w:val="hybridMultilevel"/>
     <w:tmpl w:val="E196DC52"/>
@@ -10357,7 +11116,7 @@
       </w:pPr>
     </w:lvl>
   </w:abstractNum>
-  <w:abstractNum w:abstractNumId="8" w15:restartNumberingAfterBreak="0">
+  <w:abstractNum w:abstractNumId="9" w15:restartNumberingAfterBreak="0">
     <w:nsid w:val="1A846659"/>
     <w:multiLevelType w:val="hybridMultilevel"/>
     <w:tmpl w:val="C8701E82"/>
@@ -10446,7 +11205,7 @@
       </w:pPr>
     </w:lvl>
   </w:abstractNum>
-  <w:abstractNum w:abstractNumId="9" w15:restartNumberingAfterBreak="0">
+  <w:abstractNum w:abstractNumId="10" w15:restartNumberingAfterBreak="0">
     <w:nsid w:val="1F40090F"/>
     <w:multiLevelType w:val="hybridMultilevel"/>
     <w:tmpl w:val="6D70D016"/>
@@ -10559,7 +11318,7 @@
       </w:rPr>
     </w:lvl>
   </w:abstractNum>
-  <w:abstractNum w:abstractNumId="10" w15:restartNumberingAfterBreak="0">
+  <w:abstractNum w:abstractNumId="11" w15:restartNumberingAfterBreak="0">
     <w:nsid w:val="203F4C7A"/>
     <w:multiLevelType w:val="hybridMultilevel"/>
     <w:tmpl w:val="FDCAD340"/>
@@ -10672,10 +11431,10 @@
       </w:rPr>
     </w:lvl>
   </w:abstractNum>
-  <w:abstractNum w:abstractNumId="11" w15:restartNumberingAfterBreak="0">
+  <w:abstractNum w:abstractNumId="12" w15:restartNumberingAfterBreak="0">
     <w:nsid w:val="21D76309"/>
     <w:multiLevelType w:val="hybridMultilevel"/>
-    <w:tmpl w:val="F5B003BC"/>
+    <w:tmpl w:val="EE26B444"/>
     <w:lvl w:ilvl="0" w:tplc="240A0001">
       <w:start w:val="1"/>
       <w:numFmt w:val="bullet"/>
@@ -10785,7 +11544,7 @@
       </w:rPr>
     </w:lvl>
   </w:abstractNum>
-  <w:abstractNum w:abstractNumId="12" w15:restartNumberingAfterBreak="0">
+  <w:abstractNum w:abstractNumId="13" w15:restartNumberingAfterBreak="0">
     <w:nsid w:val="264A0D39"/>
     <w:multiLevelType w:val="hybridMultilevel"/>
     <w:tmpl w:val="DBCE14BC"/>
@@ -10898,7 +11657,7 @@
       </w:rPr>
     </w:lvl>
   </w:abstractNum>
-  <w:abstractNum w:abstractNumId="13" w15:restartNumberingAfterBreak="0">
+  <w:abstractNum w:abstractNumId="14" w15:restartNumberingAfterBreak="0">
     <w:nsid w:val="27412B07"/>
     <w:multiLevelType w:val="hybridMultilevel"/>
     <w:tmpl w:val="9FDADF5E"/>
@@ -10989,7 +11748,7 @@
       </w:pPr>
     </w:lvl>
   </w:abstractNum>
-  <w:abstractNum w:abstractNumId="14" w15:restartNumberingAfterBreak="0">
+  <w:abstractNum w:abstractNumId="15" w15:restartNumberingAfterBreak="0">
     <w:nsid w:val="27AE7AE0"/>
     <w:multiLevelType w:val="hybridMultilevel"/>
     <w:tmpl w:val="7C30D7EC"/>
@@ -11102,7 +11861,7 @@
       </w:rPr>
     </w:lvl>
   </w:abstractNum>
-  <w:abstractNum w:abstractNumId="15" w15:restartNumberingAfterBreak="0">
+  <w:abstractNum w:abstractNumId="16" w15:restartNumberingAfterBreak="0">
     <w:nsid w:val="2BAF0ADF"/>
     <w:multiLevelType w:val="hybridMultilevel"/>
     <w:tmpl w:val="A0DA3CA6"/>
@@ -11215,7 +11974,7 @@
       </w:rPr>
     </w:lvl>
   </w:abstractNum>
-  <w:abstractNum w:abstractNumId="16" w15:restartNumberingAfterBreak="0">
+  <w:abstractNum w:abstractNumId="17" w15:restartNumberingAfterBreak="0">
     <w:nsid w:val="2EB0521C"/>
     <w:multiLevelType w:val="hybridMultilevel"/>
     <w:tmpl w:val="9EA230A0"/>
@@ -11301,7 +12060,7 @@
       </w:pPr>
     </w:lvl>
   </w:abstractNum>
-  <w:abstractNum w:abstractNumId="17" w15:restartNumberingAfterBreak="0">
+  <w:abstractNum w:abstractNumId="18" w15:restartNumberingAfterBreak="0">
     <w:nsid w:val="368E176E"/>
     <w:multiLevelType w:val="hybridMultilevel"/>
     <w:tmpl w:val="BDF054FE"/>
@@ -11395,7 +12154,7 @@
       </w:pPr>
     </w:lvl>
   </w:abstractNum>
-  <w:abstractNum w:abstractNumId="18" w15:restartNumberingAfterBreak="0">
+  <w:abstractNum w:abstractNumId="19" w15:restartNumberingAfterBreak="0">
     <w:nsid w:val="3BE73FF1"/>
     <w:multiLevelType w:val="hybridMultilevel"/>
     <w:tmpl w:val="764E251A"/>
@@ -11508,7 +12267,7 @@
       </w:rPr>
     </w:lvl>
   </w:abstractNum>
-  <w:abstractNum w:abstractNumId="19" w15:restartNumberingAfterBreak="0">
+  <w:abstractNum w:abstractNumId="20" w15:restartNumberingAfterBreak="0">
     <w:nsid w:val="3DDF6562"/>
     <w:multiLevelType w:val="multilevel"/>
     <w:tmpl w:val="6C7AF928"/>
@@ -11629,7 +12388,7 @@
       </w:rPr>
     </w:lvl>
   </w:abstractNum>
-  <w:abstractNum w:abstractNumId="20" w15:restartNumberingAfterBreak="0">
+  <w:abstractNum w:abstractNumId="21" w15:restartNumberingAfterBreak="0">
     <w:nsid w:val="40607099"/>
     <w:multiLevelType w:val="hybridMultilevel"/>
     <w:tmpl w:val="BBB45DF0"/>
@@ -11742,7 +12501,7 @@
       </w:rPr>
     </w:lvl>
   </w:abstractNum>
-  <w:abstractNum w:abstractNumId="21" w15:restartNumberingAfterBreak="0">
+  <w:abstractNum w:abstractNumId="22" w15:restartNumberingAfterBreak="0">
     <w:nsid w:val="43CD5A89"/>
     <w:multiLevelType w:val="hybridMultilevel"/>
     <w:tmpl w:val="2AEE44C8"/>
@@ -11855,7 +12614,7 @@
       </w:rPr>
     </w:lvl>
   </w:abstractNum>
-  <w:abstractNum w:abstractNumId="22" w15:restartNumberingAfterBreak="0">
+  <w:abstractNum w:abstractNumId="23" w15:restartNumberingAfterBreak="0">
     <w:nsid w:val="46190368"/>
     <w:multiLevelType w:val="hybridMultilevel"/>
     <w:tmpl w:val="CFDA620A"/>
@@ -11944,7 +12703,7 @@
       </w:pPr>
     </w:lvl>
   </w:abstractNum>
-  <w:abstractNum w:abstractNumId="23" w15:restartNumberingAfterBreak="0">
+  <w:abstractNum w:abstractNumId="24" w15:restartNumberingAfterBreak="0">
     <w:nsid w:val="463D667E"/>
     <w:multiLevelType w:val="hybridMultilevel"/>
     <w:tmpl w:val="8996E962"/>
@@ -12057,7 +12816,7 @@
       </w:rPr>
     </w:lvl>
   </w:abstractNum>
-  <w:abstractNum w:abstractNumId="24" w15:restartNumberingAfterBreak="0">
+  <w:abstractNum w:abstractNumId="25" w15:restartNumberingAfterBreak="0">
     <w:nsid w:val="475667FD"/>
     <w:multiLevelType w:val="hybridMultilevel"/>
     <w:tmpl w:val="D714D076"/>
@@ -12143,7 +12902,7 @@
       </w:pPr>
     </w:lvl>
   </w:abstractNum>
-  <w:abstractNum w:abstractNumId="25" w15:restartNumberingAfterBreak="0">
+  <w:abstractNum w:abstractNumId="26" w15:restartNumberingAfterBreak="0">
     <w:nsid w:val="4D4C287F"/>
     <w:multiLevelType w:val="hybridMultilevel"/>
     <w:tmpl w:val="79ECBC36"/>
@@ -12256,7 +13015,7 @@
       </w:rPr>
     </w:lvl>
   </w:abstractNum>
-  <w:abstractNum w:abstractNumId="26" w15:restartNumberingAfterBreak="0">
+  <w:abstractNum w:abstractNumId="27" w15:restartNumberingAfterBreak="0">
     <w:nsid w:val="4EBE1EF6"/>
     <w:multiLevelType w:val="hybridMultilevel"/>
     <w:tmpl w:val="AF3C2E24"/>
@@ -12347,7 +13106,7 @@
       </w:pPr>
     </w:lvl>
   </w:abstractNum>
-  <w:abstractNum w:abstractNumId="27" w15:restartNumberingAfterBreak="0">
+  <w:abstractNum w:abstractNumId="28" w15:restartNumberingAfterBreak="0">
     <w:nsid w:val="558A6954"/>
     <w:multiLevelType w:val="hybridMultilevel"/>
     <w:tmpl w:val="F48AD82E"/>
@@ -12460,7 +13219,7 @@
       </w:rPr>
     </w:lvl>
   </w:abstractNum>
-  <w:abstractNum w:abstractNumId="28" w15:restartNumberingAfterBreak="0">
+  <w:abstractNum w:abstractNumId="29" w15:restartNumberingAfterBreak="0">
     <w:nsid w:val="577F79A8"/>
     <w:multiLevelType w:val="hybridMultilevel"/>
     <w:tmpl w:val="FE6C2E82"/>
@@ -12573,7 +13332,7 @@
       </w:rPr>
     </w:lvl>
   </w:abstractNum>
-  <w:abstractNum w:abstractNumId="29" w15:restartNumberingAfterBreak="0">
+  <w:abstractNum w:abstractNumId="30" w15:restartNumberingAfterBreak="0">
     <w:nsid w:val="5ADD17D0"/>
     <w:multiLevelType w:val="hybridMultilevel"/>
     <w:tmpl w:val="85BAD260"/>
@@ -12663,7 +13422,7 @@
       </w:pPr>
     </w:lvl>
   </w:abstractNum>
-  <w:abstractNum w:abstractNumId="30" w15:restartNumberingAfterBreak="0">
+  <w:abstractNum w:abstractNumId="31" w15:restartNumberingAfterBreak="0">
     <w:nsid w:val="5ED73846"/>
     <w:multiLevelType w:val="hybridMultilevel"/>
     <w:tmpl w:val="3BB6167E"/>
@@ -12776,7 +13535,233 @@
       </w:rPr>
     </w:lvl>
   </w:abstractNum>
-  <w:abstractNum w:abstractNumId="31" w15:restartNumberingAfterBreak="0">
+  <w:abstractNum w:abstractNumId="32" w15:restartNumberingAfterBreak="0">
+    <w:nsid w:val="6AF620BD"/>
+    <w:multiLevelType w:val="hybridMultilevel"/>
+    <w:tmpl w:val="38E89A2A"/>
+    <w:lvl w:ilvl="0" w:tplc="240A0001">
+      <w:start w:val="1"/>
+      <w:numFmt w:val="bullet"/>
+      <w:lvlText w:val=""/>
+      <w:lvlJc w:val="left"/>
+      <w:pPr>
+        <w:ind w:left="720" w:hanging="360"/>
+      </w:pPr>
+      <w:rPr>
+        <w:rFonts w:ascii="Symbol" w:hAnsi="Symbol" w:hint="default"/>
+      </w:rPr>
+    </w:lvl>
+    <w:lvl w:ilvl="1" w:tplc="240A0003" w:tentative="1">
+      <w:start w:val="1"/>
+      <w:numFmt w:val="bullet"/>
+      <w:lvlText w:val="o"/>
+      <w:lvlJc w:val="left"/>
+      <w:pPr>
+        <w:ind w:left="1440" w:hanging="360"/>
+      </w:pPr>
+      <w:rPr>
+        <w:rFonts w:ascii="Courier New" w:hAnsi="Courier New" w:cs="Courier New" w:hint="default"/>
+      </w:rPr>
+    </w:lvl>
+    <w:lvl w:ilvl="2" w:tplc="240A0005" w:tentative="1">
+      <w:start w:val="1"/>
+      <w:numFmt w:val="bullet"/>
+      <w:lvlText w:val=""/>
+      <w:lvlJc w:val="left"/>
+      <w:pPr>
+        <w:ind w:left="2160" w:hanging="360"/>
+      </w:pPr>
+      <w:rPr>
+        <w:rFonts w:ascii="Wingdings" w:hAnsi="Wingdings" w:hint="default"/>
+      </w:rPr>
+    </w:lvl>
+    <w:lvl w:ilvl="3" w:tplc="240A0001" w:tentative="1">
+      <w:start w:val="1"/>
+      <w:numFmt w:val="bullet"/>
+      <w:lvlText w:val=""/>
+      <w:lvlJc w:val="left"/>
+      <w:pPr>
+        <w:ind w:left="2880" w:hanging="360"/>
+      </w:pPr>
+      <w:rPr>
+        <w:rFonts w:ascii="Symbol" w:hAnsi="Symbol" w:hint="default"/>
+      </w:rPr>
+    </w:lvl>
+    <w:lvl w:ilvl="4" w:tplc="240A0003" w:tentative="1">
+      <w:start w:val="1"/>
+      <w:numFmt w:val="bullet"/>
+      <w:lvlText w:val="o"/>
+      <w:lvlJc w:val="left"/>
+      <w:pPr>
+        <w:ind w:left="3600" w:hanging="360"/>
+      </w:pPr>
+      <w:rPr>
+        <w:rFonts w:ascii="Courier New" w:hAnsi="Courier New" w:cs="Courier New" w:hint="default"/>
+      </w:rPr>
+    </w:lvl>
+    <w:lvl w:ilvl="5" w:tplc="240A0005" w:tentative="1">
+      <w:start w:val="1"/>
+      <w:numFmt w:val="bullet"/>
+      <w:lvlText w:val=""/>
+      <w:lvlJc w:val="left"/>
+      <w:pPr>
+        <w:ind w:left="4320" w:hanging="360"/>
+      </w:pPr>
+      <w:rPr>
+        <w:rFonts w:ascii="Wingdings" w:hAnsi="Wingdings" w:hint="default"/>
+      </w:rPr>
+    </w:lvl>
+    <w:lvl w:ilvl="6" w:tplc="240A0001" w:tentative="1">
+      <w:start w:val="1"/>
+      <w:numFmt w:val="bullet"/>
+      <w:lvlText w:val=""/>
+      <w:lvlJc w:val="left"/>
+      <w:pPr>
+        <w:ind w:left="5040" w:hanging="360"/>
+      </w:pPr>
+      <w:rPr>
+        <w:rFonts w:ascii="Symbol" w:hAnsi="Symbol" w:hint="default"/>
+      </w:rPr>
+    </w:lvl>
+    <w:lvl w:ilvl="7" w:tplc="240A0003" w:tentative="1">
+      <w:start w:val="1"/>
+      <w:numFmt w:val="bullet"/>
+      <w:lvlText w:val="o"/>
+      <w:lvlJc w:val="left"/>
+      <w:pPr>
+        <w:ind w:left="5760" w:hanging="360"/>
+      </w:pPr>
+      <w:rPr>
+        <w:rFonts w:ascii="Courier New" w:hAnsi="Courier New" w:cs="Courier New" w:hint="default"/>
+      </w:rPr>
+    </w:lvl>
+    <w:lvl w:ilvl="8" w:tplc="240A0005" w:tentative="1">
+      <w:start w:val="1"/>
+      <w:numFmt w:val="bullet"/>
+      <w:lvlText w:val=""/>
+      <w:lvlJc w:val="left"/>
+      <w:pPr>
+        <w:ind w:left="6480" w:hanging="360"/>
+      </w:pPr>
+      <w:rPr>
+        <w:rFonts w:ascii="Wingdings" w:hAnsi="Wingdings" w:hint="default"/>
+      </w:rPr>
+    </w:lvl>
+  </w:abstractNum>
+  <w:abstractNum w:abstractNumId="33" w15:restartNumberingAfterBreak="0">
+    <w:nsid w:val="738C0CA0"/>
+    <w:multiLevelType w:val="hybridMultilevel"/>
+    <w:tmpl w:val="095EA0CC"/>
+    <w:lvl w:ilvl="0" w:tplc="240A0001">
+      <w:start w:val="1"/>
+      <w:numFmt w:val="bullet"/>
+      <w:lvlText w:val=""/>
+      <w:lvlJc w:val="left"/>
+      <w:pPr>
+        <w:ind w:left="2496" w:hanging="360"/>
+      </w:pPr>
+      <w:rPr>
+        <w:rFonts w:ascii="Symbol" w:hAnsi="Symbol" w:hint="default"/>
+      </w:rPr>
+    </w:lvl>
+    <w:lvl w:ilvl="1" w:tplc="240A0003" w:tentative="1">
+      <w:start w:val="1"/>
+      <w:numFmt w:val="bullet"/>
+      <w:lvlText w:val="o"/>
+      <w:lvlJc w:val="left"/>
+      <w:pPr>
+        <w:ind w:left="3216" w:hanging="360"/>
+      </w:pPr>
+      <w:rPr>
+        <w:rFonts w:ascii="Courier New" w:hAnsi="Courier New" w:cs="Courier New" w:hint="default"/>
+      </w:rPr>
+    </w:lvl>
+    <w:lvl w:ilvl="2" w:tplc="240A0005" w:tentative="1">
+      <w:start w:val="1"/>
+      <w:numFmt w:val="bullet"/>
+      <w:lvlText w:val=""/>
+      <w:lvlJc w:val="left"/>
+      <w:pPr>
+        <w:ind w:left="3936" w:hanging="360"/>
+      </w:pPr>
+      <w:rPr>
+        <w:rFonts w:ascii="Wingdings" w:hAnsi="Wingdings" w:hint="default"/>
+      </w:rPr>
+    </w:lvl>
+    <w:lvl w:ilvl="3" w:tplc="240A0001" w:tentative="1">
+      <w:start w:val="1"/>
+      <w:numFmt w:val="bullet"/>
+      <w:lvlText w:val=""/>
+      <w:lvlJc w:val="left"/>
+      <w:pPr>
+        <w:ind w:left="4656" w:hanging="360"/>
+      </w:pPr>
+      <w:rPr>
+        <w:rFonts w:ascii="Symbol" w:hAnsi="Symbol" w:hint="default"/>
+      </w:rPr>
+    </w:lvl>
+    <w:lvl w:ilvl="4" w:tplc="240A0003" w:tentative="1">
+      <w:start w:val="1"/>
+      <w:numFmt w:val="bullet"/>
+      <w:lvlText w:val="o"/>
+      <w:lvlJc w:val="left"/>
+      <w:pPr>
+        <w:ind w:left="5376" w:hanging="360"/>
+      </w:pPr>
+      <w:rPr>
+        <w:rFonts w:ascii="Courier New" w:hAnsi="Courier New" w:cs="Courier New" w:hint="default"/>
+      </w:rPr>
+    </w:lvl>
+    <w:lvl w:ilvl="5" w:tplc="240A0005" w:tentative="1">
+      <w:start w:val="1"/>
+      <w:numFmt w:val="bullet"/>
+      <w:lvlText w:val=""/>
+      <w:lvlJc w:val="left"/>
+      <w:pPr>
+        <w:ind w:left="6096" w:hanging="360"/>
+      </w:pPr>
+      <w:rPr>
+        <w:rFonts w:ascii="Wingdings" w:hAnsi="Wingdings" w:hint="default"/>
+      </w:rPr>
+    </w:lvl>
+    <w:lvl w:ilvl="6" w:tplc="240A0001" w:tentative="1">
+      <w:start w:val="1"/>
+      <w:numFmt w:val="bullet"/>
+      <w:lvlText w:val=""/>
+      <w:lvlJc w:val="left"/>
+      <w:pPr>
+        <w:ind w:left="6816" w:hanging="360"/>
+      </w:pPr>
+      <w:rPr>
+        <w:rFonts w:ascii="Symbol" w:hAnsi="Symbol" w:hint="default"/>
+      </w:rPr>
+    </w:lvl>
+    <w:lvl w:ilvl="7" w:tplc="240A0003" w:tentative="1">
+      <w:start w:val="1"/>
+      <w:numFmt w:val="bullet"/>
+      <w:lvlText w:val="o"/>
+      <w:lvlJc w:val="left"/>
+      <w:pPr>
+        <w:ind w:left="7536" w:hanging="360"/>
+      </w:pPr>
+      <w:rPr>
+        <w:rFonts w:ascii="Courier New" w:hAnsi="Courier New" w:cs="Courier New" w:hint="default"/>
+      </w:rPr>
+    </w:lvl>
+    <w:lvl w:ilvl="8" w:tplc="240A0005" w:tentative="1">
+      <w:start w:val="1"/>
+      <w:numFmt w:val="bullet"/>
+      <w:lvlText w:val=""/>
+      <w:lvlJc w:val="left"/>
+      <w:pPr>
+        <w:ind w:left="8256" w:hanging="360"/>
+      </w:pPr>
+      <w:rPr>
+        <w:rFonts w:ascii="Wingdings" w:hAnsi="Wingdings" w:hint="default"/>
+      </w:rPr>
+    </w:lvl>
+  </w:abstractNum>
+  <w:abstractNum w:abstractNumId="34" w15:restartNumberingAfterBreak="0">
     <w:nsid w:val="7670776B"/>
     <w:multiLevelType w:val="hybridMultilevel"/>
     <w:tmpl w:val="32763A6A"/>
@@ -12862,7 +13847,7 @@
       </w:pPr>
     </w:lvl>
   </w:abstractNum>
-  <w:abstractNum w:abstractNumId="32" w15:restartNumberingAfterBreak="0">
+  <w:abstractNum w:abstractNumId="35" w15:restartNumberingAfterBreak="0">
     <w:nsid w:val="78397E7F"/>
     <w:multiLevelType w:val="hybridMultilevel"/>
     <w:tmpl w:val="02A6F44E"/>
@@ -12975,7 +13960,7 @@
       </w:rPr>
     </w:lvl>
   </w:abstractNum>
-  <w:abstractNum w:abstractNumId="33" w15:restartNumberingAfterBreak="0">
+  <w:abstractNum w:abstractNumId="36" w15:restartNumberingAfterBreak="0">
     <w:nsid w:val="7B9E1CAF"/>
     <w:multiLevelType w:val="hybridMultilevel"/>
     <w:tmpl w:val="D83AC3BA"/>
@@ -13088,7 +14073,7 @@
       </w:rPr>
     </w:lvl>
   </w:abstractNum>
-  <w:abstractNum w:abstractNumId="34" w15:restartNumberingAfterBreak="0">
+  <w:abstractNum w:abstractNumId="37" w15:restartNumberingAfterBreak="0">
     <w:nsid w:val="7C4943EE"/>
     <w:multiLevelType w:val="hybridMultilevel"/>
     <w:tmpl w:val="A58EA9AA"/>
@@ -13205,43 +14190,43 @@
     <w:abstractNumId w:val="0"/>
   </w:num>
   <w:num w:numId="2">
+    <w:abstractNumId w:val="14"/>
+  </w:num>
+  <w:num w:numId="3">
+    <w:abstractNumId w:val="27"/>
+  </w:num>
+  <w:num w:numId="4">
+    <w:abstractNumId w:val="18"/>
+  </w:num>
+  <w:num w:numId="5">
+    <w:abstractNumId w:val="20"/>
+  </w:num>
+  <w:num w:numId="6">
+    <w:abstractNumId w:val="15"/>
+  </w:num>
+  <w:num w:numId="7">
+    <w:abstractNumId w:val="28"/>
+  </w:num>
+  <w:num w:numId="8">
+    <w:abstractNumId w:val="21"/>
+  </w:num>
+  <w:num w:numId="9">
+    <w:abstractNumId w:val="10"/>
+  </w:num>
+  <w:num w:numId="10">
+    <w:abstractNumId w:val="37"/>
+  </w:num>
+  <w:num w:numId="11">
+    <w:abstractNumId w:val="16"/>
+  </w:num>
+  <w:num w:numId="12">
+    <w:abstractNumId w:val="19"/>
+  </w:num>
+  <w:num w:numId="13">
     <w:abstractNumId w:val="13"/>
   </w:num>
-  <w:num w:numId="3">
-    <w:abstractNumId w:val="26"/>
-  </w:num>
-  <w:num w:numId="4">
-    <w:abstractNumId w:val="17"/>
-  </w:num>
-  <w:num w:numId="5">
-    <w:abstractNumId w:val="19"/>
-  </w:num>
-  <w:num w:numId="6">
-    <w:abstractNumId w:val="14"/>
-  </w:num>
-  <w:num w:numId="7">
-    <w:abstractNumId w:val="27"/>
-  </w:num>
-  <w:num w:numId="8">
-    <w:abstractNumId w:val="20"/>
-  </w:num>
-  <w:num w:numId="9">
-    <w:abstractNumId w:val="9"/>
-  </w:num>
-  <w:num w:numId="10">
-    <w:abstractNumId w:val="34"/>
-  </w:num>
-  <w:num w:numId="11">
-    <w:abstractNumId w:val="15"/>
-  </w:num>
-  <w:num w:numId="12">
-    <w:abstractNumId w:val="18"/>
-  </w:num>
-  <w:num w:numId="13">
-    <w:abstractNumId w:val="12"/>
-  </w:num>
   <w:num w:numId="14">
-    <w:abstractNumId w:val="6"/>
+    <w:abstractNumId w:val="7"/>
   </w:num>
   <w:num w:numId="15">
     <w:abstractNumId w:val="1"/>
@@ -13250,60 +14235,69 @@
     <w:abstractNumId w:val="3"/>
   </w:num>
   <w:num w:numId="17">
-    <w:abstractNumId w:val="10"/>
+    <w:abstractNumId w:val="11"/>
   </w:num>
   <w:num w:numId="18">
-    <w:abstractNumId w:val="28"/>
+    <w:abstractNumId w:val="29"/>
   </w:num>
   <w:num w:numId="19">
-    <w:abstractNumId w:val="21"/>
+    <w:abstractNumId w:val="22"/>
   </w:num>
   <w:num w:numId="20">
+    <w:abstractNumId w:val="26"/>
+  </w:num>
+  <w:num w:numId="21">
+    <w:abstractNumId w:val="30"/>
+  </w:num>
+  <w:num w:numId="22">
+    <w:abstractNumId w:val="31"/>
+  </w:num>
+  <w:num w:numId="23">
+    <w:abstractNumId w:val="8"/>
+  </w:num>
+  <w:num w:numId="24">
+    <w:abstractNumId w:val="12"/>
+  </w:num>
+  <w:num w:numId="25">
+    <w:abstractNumId w:val="6"/>
+  </w:num>
+  <w:num w:numId="26">
     <w:abstractNumId w:val="25"/>
   </w:num>
-  <w:num w:numId="21">
-    <w:abstractNumId w:val="29"/>
+  <w:num w:numId="27">
+    <w:abstractNumId w:val="17"/>
   </w:num>
-  <w:num w:numId="22">
-    <w:abstractNumId w:val="30"/>
-  </w:num>
-  <w:num w:numId="23">
-    <w:abstractNumId w:val="7"/>
-  </w:num>
-  <w:num w:numId="24">
-    <w:abstractNumId w:val="11"/>
-  </w:num>
-  <w:num w:numId="25">
-    <w:abstractNumId w:val="5"/>
-  </w:num>
-  <w:num w:numId="26">
+  <w:num w:numId="28">
     <w:abstractNumId w:val="24"/>
   </w:num>
-  <w:num w:numId="27">
-    <w:abstractNumId w:val="16"/>
+  <w:num w:numId="29">
+    <w:abstractNumId w:val="35"/>
   </w:num>
-  <w:num w:numId="28">
+  <w:num w:numId="30">
+    <w:abstractNumId w:val="34"/>
+  </w:num>
+  <w:num w:numId="31">
     <w:abstractNumId w:val="23"/>
   </w:num>
-  <w:num w:numId="29">
-    <w:abstractNumId w:val="32"/>
-  </w:num>
-  <w:num w:numId="30">
-    <w:abstractNumId w:val="31"/>
-  </w:num>
-  <w:num w:numId="31">
-    <w:abstractNumId w:val="22"/>
-  </w:num>
   <w:num w:numId="32">
-    <w:abstractNumId w:val="4"/>
+    <w:abstractNumId w:val="5"/>
   </w:num>
   <w:num w:numId="33">
     <w:abstractNumId w:val="2"/>
   </w:num>
   <w:num w:numId="34">
-    <w:abstractNumId w:val="8"/>
+    <w:abstractNumId w:val="9"/>
   </w:num>
   <w:num w:numId="35">
+    <w:abstractNumId w:val="36"/>
+  </w:num>
+  <w:num w:numId="36">
+    <w:abstractNumId w:val="4"/>
+  </w:num>
+  <w:num w:numId="37">
+    <w:abstractNumId w:val="32"/>
+  </w:num>
+  <w:num w:numId="38">
     <w:abstractNumId w:val="33"/>
   </w:num>
   <w:numIdMacAtCleanup w:val="21"/>
@@ -15286,15 +16280,6 @@
 </file>
 
 <file path=customXml/item2.xml><?xml version="1.0" encoding="utf-8"?>
-<?mso-contentType ?>
-<FormTemplates xmlns="http://schemas.microsoft.com/sharepoint/v3/contenttype/forms">
-  <Display>DocumentLibraryForm</Display>
-  <Edit>DocumentLibraryForm</Edit>
-  <New>DocumentLibraryForm</New>
-</FormTemplates>
-</file>
-
-<file path=customXml/item3.xml><?xml version="1.0" encoding="utf-8"?>
 <p:properties xmlns:p="http://schemas.microsoft.com/office/2006/metadata/properties" xmlns:xsi="http://www.w3.org/2001/XMLSchema-instance" xmlns:pc="http://schemas.microsoft.com/office/infopath/2007/PartnerControls">
   <documentManagement>
     <TaxCatchAll xmlns="13c90a0b-73bc-4dc0-be5f-28d77b615beb" xsi:nil="true"/>
@@ -15303,6 +16288,15 @@
     </lcf76f155ced4ddcb4097134ff3c332f>
   </documentManagement>
 </p:properties>
+</file>
+
+<file path=customXml/item3.xml><?xml version="1.0" encoding="utf-8"?>
+<?mso-contentType ?>
+<FormTemplates xmlns="http://schemas.microsoft.com/sharepoint/v3/contenttype/forms">
+  <Display>DocumentLibraryForm</Display>
+  <Edit>DocumentLibraryForm</Edit>
+  <New>DocumentLibraryForm</New>
+</FormTemplates>
 </file>
 
 <file path=customXml/item4.xml><?xml version="1.0" encoding="utf-8"?>
@@ -15329,14 +16323,6 @@
 </file>
 
 <file path=customXml/itemProps2.xml><?xml version="1.0" encoding="utf-8"?>
-<ds:datastoreItem xmlns:ds="http://schemas.openxmlformats.org/officeDocument/2006/customXml" ds:itemID="{10663269-2064-4804-8290-36D4A57F5557}">
-  <ds:schemaRefs>
-    <ds:schemaRef ds:uri="http://schemas.microsoft.com/sharepoint/v3/contenttype/forms"/>
-  </ds:schemaRefs>
-</ds:datastoreItem>
-</file>
-
-<file path=customXml/itemProps3.xml><?xml version="1.0" encoding="utf-8"?>
 <ds:datastoreItem xmlns:ds="http://schemas.openxmlformats.org/officeDocument/2006/customXml" ds:itemID="{1279454D-02BE-4A9C-A117-DCD1573E2608}">
   <ds:schemaRefs>
     <ds:schemaRef ds:uri="http://schemas.microsoft.com/office/2006/metadata/properties"/>
@@ -15347,8 +16333,16 @@
 </ds:datastoreItem>
 </file>
 
+<file path=customXml/itemProps3.xml><?xml version="1.0" encoding="utf-8"?>
+<ds:datastoreItem xmlns:ds="http://schemas.openxmlformats.org/officeDocument/2006/customXml" ds:itemID="{10663269-2064-4804-8290-36D4A57F5557}">
+  <ds:schemaRefs>
+    <ds:schemaRef ds:uri="http://schemas.microsoft.com/sharepoint/v3/contenttype/forms"/>
+  </ds:schemaRefs>
+</ds:datastoreItem>
+</file>
+
 <file path=customXml/itemProps4.xml><?xml version="1.0" encoding="utf-8"?>
-<ds:datastoreItem xmlns:ds="http://schemas.openxmlformats.org/officeDocument/2006/customXml" ds:itemID="{D4B65FF7-466C-4281-B0DE-CA2C587AF679}">
+<ds:datastoreItem xmlns:ds="http://schemas.openxmlformats.org/officeDocument/2006/customXml" ds:itemID="{5CB09AEB-43B2-4617-A9F4-7EFED2C22E69}">
   <ds:schemaRefs>
     <ds:schemaRef ds:uri="http://schemas.openxmlformats.org/officeDocument/2006/bibliography"/>
   </ds:schemaRefs>
